--- a/Documents/rendszerterv.docx
+++ b/Documents/rendszerterv.docx
@@ -1,6 +1,6 @@
 
 <file path=word/document.xml><?xml version="1.0" encoding="utf-8"?>
-<w:document xmlns:o="urn:schemas-microsoft-com:office:office" xmlns:r="http://schemas.openxmlformats.org/officeDocument/2006/relationships" xmlns:v="urn:schemas-microsoft-com:vml" xmlns:w="http://schemas.openxmlformats.org/wordprocessingml/2006/main" xmlns:w10="urn:schemas-microsoft-com:office:word" xmlns:wp="http://schemas.openxmlformats.org/drawingml/2006/wordprocessingDrawing" xmlns:pic="http://schemas.openxmlformats.org/drawingml/2006/picture" xmlns:wps="http://schemas.microsoft.com/office/word/2010/wordprocessingShape" xmlns:wpg="http://schemas.microsoft.com/office/word/2010/wordprocessingGroup" xmlns:mc="http://schemas.openxmlformats.org/markup-compatibility/2006" xmlns:wp14="http://schemas.microsoft.com/office/word/2010/wordprocessingDrawing" xmlns:w14="http://schemas.microsoft.com/office/word/2010/wordml" xmlns:w15="http://schemas.microsoft.com/office/word/2012/wordml" mc:Ignorable="w14 wp14 w15">
+<w:document xmlns:o="urn:schemas-microsoft-com:office:office" xmlns:r="http://schemas.openxmlformats.org/officeDocument/2006/relationships" xmlns:v="urn:schemas-microsoft-com:vml" xmlns:w="http://schemas.openxmlformats.org/wordprocessingml/2006/main" xmlns:w10="urn:schemas-microsoft-com:office:word" xmlns:wp="http://schemas.openxmlformats.org/drawingml/2006/wordprocessingDrawing" xmlns:wps="http://schemas.microsoft.com/office/word/2010/wordprocessingShape" xmlns:wpg="http://schemas.microsoft.com/office/word/2010/wordprocessingGroup" xmlns:mc="http://schemas.openxmlformats.org/markup-compatibility/2006" xmlns:wp14="http://schemas.microsoft.com/office/word/2010/wordprocessingDrawing" xmlns:w14="http://schemas.microsoft.com/office/word/2010/wordml" xmlns:w15="http://schemas.microsoft.com/office/word/2012/wordml" mc:Ignorable="w14 wp14 w15">
   <w:body>
     <w:p>
       <w:pPr>
@@ -29,11 +29,7 @@
       </w:pPr>
       <w:r>
         <w:rPr/>
-        <w:t>10</w:t>
-      </w:r>
-      <w:r>
-        <w:rPr/>
-        <w:t xml:space="preserve"> oldalas műszaki terv a </w:t>
+        <w:t xml:space="preserve">10 oldalas műszaki terv a </w:t>
       </w:r>
       <w:r>
         <w:rPr>
@@ -49,18 +45,18 @@
     <w:tbl>
       <w:tblPr>
         <w:tblW w:w="5000" w:type="pct"/>
-        <w:jc w:val="start"/>
+        <w:jc w:val="left"/>
         <w:tblInd w:w="-5" w:type="dxa"/>
         <w:tblLayout w:type="fixed"/>
         <w:tblCellMar>
           <w:top w:w="55" w:type="dxa"/>
-          <w:start w:w="55" w:type="dxa"/>
+          <w:left w:w="55" w:type="dxa"/>
           <w:bottom w:w="55" w:type="dxa"/>
-          <w:end w:w="55" w:type="dxa"/>
+          <w:right w:w="55" w:type="dxa"/>
         </w:tblCellMar>
       </w:tblPr>
       <w:tblGrid>
-        <w:gridCol w:w="4536"/>
+        <w:gridCol w:w="4535"/>
         <w:gridCol w:w="4536"/>
       </w:tblGrid>
       <w:tr>
@@ -69,41 +65,41 @@
         </w:trPr>
         <w:tc>
           <w:tcPr>
+            <w:tcW w:w="4535" w:type="dxa"/>
+            <w:tcBorders>
+              <w:top w:val="single" w:sz="4" w:space="0" w:color="000000"/>
+              <w:left w:val="single" w:sz="4" w:space="0" w:color="000000"/>
+              <w:bottom w:val="single" w:sz="4" w:space="0" w:color="000000"/>
+            </w:tcBorders>
+          </w:tcPr>
+          <w:p>
+            <w:pPr>
+              <w:pStyle w:val="TableContents"/>
+              <w:spacing w:before="0" w:after="160"/>
+              <w:jc w:val="left"/>
+              <w:rPr/>
+            </w:pPr>
+            <w:r>
+              <w:rPr/>
+              <w:t>Projekt</w:t>
+            </w:r>
+          </w:p>
+        </w:tc>
+        <w:tc>
+          <w:tcPr>
             <w:tcW w:w="4536" w:type="dxa"/>
             <w:tcBorders>
               <w:top w:val="single" w:sz="4" w:space="0" w:color="000000"/>
-              <w:start w:val="single" w:sz="4" w:space="0" w:color="000000"/>
-              <w:bottom w:val="single" w:sz="4" w:space="0" w:color="000000"/>
-            </w:tcBorders>
-          </w:tcPr>
-          <w:p>
-            <w:pPr>
-              <w:pStyle w:val="TableContents"/>
-              <w:spacing w:before="0" w:after="160"/>
-              <w:jc w:val="start"/>
-              <w:rPr/>
-            </w:pPr>
-            <w:r>
-              <w:rPr/>
-              <w:t>Projekt</w:t>
-            </w:r>
-          </w:p>
-        </w:tc>
-        <w:tc>
-          <w:tcPr>
-            <w:tcW w:w="4536" w:type="dxa"/>
-            <w:tcBorders>
-              <w:top w:val="single" w:sz="4" w:space="0" w:color="000000"/>
-              <w:start w:val="single" w:sz="4" w:space="0" w:color="000000"/>
-              <w:bottom w:val="single" w:sz="4" w:space="0" w:color="000000"/>
-              <w:end w:val="single" w:sz="4" w:space="0" w:color="000000"/>
-            </w:tcBorders>
-          </w:tcPr>
-          <w:p>
-            <w:pPr>
-              <w:pStyle w:val="TableContents"/>
-              <w:spacing w:before="0" w:after="160"/>
-              <w:jc w:val="start"/>
+              <w:left w:val="single" w:sz="4" w:space="0" w:color="000000"/>
+              <w:bottom w:val="single" w:sz="4" w:space="0" w:color="000000"/>
+              <w:right w:val="single" w:sz="4" w:space="0" w:color="000000"/>
+            </w:tcBorders>
+          </w:tcPr>
+          <w:p>
+            <w:pPr>
+              <w:pStyle w:val="TableContents"/>
+              <w:spacing w:before="0" w:after="160"/>
+              <w:jc w:val="left"/>
               <w:rPr/>
             </w:pPr>
             <w:r>
@@ -117,52 +113,48 @@
         <w:trPr/>
         <w:tc>
           <w:tcPr>
+            <w:tcW w:w="4535" w:type="dxa"/>
+            <w:tcBorders>
+              <w:left w:val="single" w:sz="4" w:space="0" w:color="000000"/>
+              <w:bottom w:val="single" w:sz="4" w:space="0" w:color="000000"/>
+            </w:tcBorders>
+          </w:tcPr>
+          <w:p>
+            <w:pPr>
+              <w:pStyle w:val="TableContents"/>
+              <w:spacing w:before="0" w:after="160"/>
+              <w:jc w:val="left"/>
+              <w:rPr/>
+            </w:pPr>
+            <w:r>
+              <w:rPr/>
+              <w:t>Dokumentumverzió</w:t>
+            </w:r>
+          </w:p>
+        </w:tc>
+        <w:tc>
+          <w:tcPr>
             <w:tcW w:w="4536" w:type="dxa"/>
             <w:tcBorders>
-              <w:start w:val="single" w:sz="4" w:space="0" w:color="000000"/>
-              <w:bottom w:val="single" w:sz="4" w:space="0" w:color="000000"/>
-            </w:tcBorders>
-          </w:tcPr>
-          <w:p>
-            <w:pPr>
-              <w:pStyle w:val="TableContents"/>
-              <w:spacing w:before="0" w:after="160"/>
-              <w:jc w:val="start"/>
-              <w:rPr/>
-            </w:pPr>
-            <w:r>
-              <w:rPr/>
-              <w:t>Dokumentumverzió</w:t>
-            </w:r>
-          </w:p>
-        </w:tc>
-        <w:tc>
-          <w:tcPr>
-            <w:tcW w:w="4536" w:type="dxa"/>
-            <w:tcBorders>
-              <w:start w:val="single" w:sz="4" w:space="0" w:color="000000"/>
-              <w:bottom w:val="single" w:sz="4" w:space="0" w:color="000000"/>
-              <w:end w:val="single" w:sz="4" w:space="0" w:color="000000"/>
-            </w:tcBorders>
-          </w:tcPr>
-          <w:p>
-            <w:pPr>
-              <w:pStyle w:val="TableContents"/>
-              <w:spacing w:before="0" w:after="160"/>
-              <w:jc w:val="start"/>
-              <w:rPr/>
-            </w:pPr>
+              <w:left w:val="single" w:sz="4" w:space="0" w:color="000000"/>
+              <w:bottom w:val="single" w:sz="4" w:space="0" w:color="000000"/>
+              <w:right w:val="single" w:sz="4" w:space="0" w:color="000000"/>
+            </w:tcBorders>
+          </w:tcPr>
+          <w:p>
+            <w:pPr>
+              <w:pStyle w:val="TableContents"/>
+              <w:spacing w:before="0" w:after="160"/>
+              <w:jc w:val="left"/>
+              <w:rPr/>
+            </w:pPr>
+            <w:r>
+              <w:rPr/>
+              <w:t>2.</w:t>
+            </w:r>
             <w:r>
               <w:rPr/>
               <w:t>2</w:t>
-            </w:r>
-            <w:r>
-              <w:rPr/>
-              <w:t>.</w:t>
-            </w:r>
-            <w:r>
-              <w:rPr/>
-              <w:t>1</w:t>
             </w:r>
           </w:p>
         </w:tc>
@@ -171,48 +163,44 @@
         <w:trPr/>
         <w:tc>
           <w:tcPr>
+            <w:tcW w:w="4535" w:type="dxa"/>
+            <w:tcBorders>
+              <w:left w:val="single" w:sz="4" w:space="0" w:color="000000"/>
+              <w:bottom w:val="single" w:sz="4" w:space="0" w:color="000000"/>
+            </w:tcBorders>
+          </w:tcPr>
+          <w:p>
+            <w:pPr>
+              <w:pStyle w:val="TableContents"/>
+              <w:spacing w:before="0" w:after="160"/>
+              <w:jc w:val="left"/>
+              <w:rPr/>
+            </w:pPr>
+            <w:r>
+              <w:rPr/>
+              <w:t>Készítés dátuma</w:t>
+            </w:r>
+          </w:p>
+        </w:tc>
+        <w:tc>
+          <w:tcPr>
             <w:tcW w:w="4536" w:type="dxa"/>
             <w:tcBorders>
-              <w:start w:val="single" w:sz="4" w:space="0" w:color="000000"/>
-              <w:bottom w:val="single" w:sz="4" w:space="0" w:color="000000"/>
-            </w:tcBorders>
-          </w:tcPr>
-          <w:p>
-            <w:pPr>
-              <w:pStyle w:val="TableContents"/>
-              <w:spacing w:before="0" w:after="160"/>
-              <w:jc w:val="start"/>
-              <w:rPr/>
-            </w:pPr>
-            <w:r>
-              <w:rPr/>
-              <w:t>Készítés dátuma</w:t>
-            </w:r>
-          </w:p>
-        </w:tc>
-        <w:tc>
-          <w:tcPr>
-            <w:tcW w:w="4536" w:type="dxa"/>
-            <w:tcBorders>
-              <w:start w:val="single" w:sz="4" w:space="0" w:color="000000"/>
-              <w:bottom w:val="single" w:sz="4" w:space="0" w:color="000000"/>
-              <w:end w:val="single" w:sz="4" w:space="0" w:color="000000"/>
-            </w:tcBorders>
-          </w:tcPr>
-          <w:p>
-            <w:pPr>
-              <w:pStyle w:val="TableContents"/>
-              <w:spacing w:before="0" w:after="160"/>
-              <w:jc w:val="start"/>
-              <w:rPr/>
-            </w:pPr>
-            <w:r>
-              <w:rPr/>
-              <w:t xml:space="preserve">2026. szeptember </w:t>
-            </w:r>
-            <w:r>
-              <w:rPr/>
-              <w:t>25</w:t>
+              <w:left w:val="single" w:sz="4" w:space="0" w:color="000000"/>
+              <w:bottom w:val="single" w:sz="4" w:space="0" w:color="000000"/>
+              <w:right w:val="single" w:sz="4" w:space="0" w:color="000000"/>
+            </w:tcBorders>
+          </w:tcPr>
+          <w:p>
+            <w:pPr>
+              <w:pStyle w:val="TableContents"/>
+              <w:spacing w:before="0" w:after="160"/>
+              <w:jc w:val="left"/>
+              <w:rPr/>
+            </w:pPr>
+            <w:r>
+              <w:rPr/>
+              <w:t>2026. szeptember 25</w:t>
             </w:r>
           </w:p>
         </w:tc>
@@ -221,39 +209,39 @@
         <w:trPr/>
         <w:tc>
           <w:tcPr>
+            <w:tcW w:w="4535" w:type="dxa"/>
+            <w:tcBorders>
+              <w:left w:val="single" w:sz="4" w:space="0" w:color="000000"/>
+              <w:bottom w:val="single" w:sz="4" w:space="0" w:color="000000"/>
+            </w:tcBorders>
+          </w:tcPr>
+          <w:p>
+            <w:pPr>
+              <w:pStyle w:val="TableContents"/>
+              <w:spacing w:before="0" w:after="160"/>
+              <w:jc w:val="left"/>
+              <w:rPr/>
+            </w:pPr>
+            <w:r>
+              <w:rPr/>
+              <w:t>Felhasználás</w:t>
+            </w:r>
+          </w:p>
+        </w:tc>
+        <w:tc>
+          <w:tcPr>
             <w:tcW w:w="4536" w:type="dxa"/>
             <w:tcBorders>
-              <w:start w:val="single" w:sz="4" w:space="0" w:color="000000"/>
-              <w:bottom w:val="single" w:sz="4" w:space="0" w:color="000000"/>
-            </w:tcBorders>
-          </w:tcPr>
-          <w:p>
-            <w:pPr>
-              <w:pStyle w:val="TableContents"/>
-              <w:spacing w:before="0" w:after="160"/>
-              <w:jc w:val="start"/>
-              <w:rPr/>
-            </w:pPr>
-            <w:r>
-              <w:rPr/>
-              <w:t>Felhasználás</w:t>
-            </w:r>
-          </w:p>
-        </w:tc>
-        <w:tc>
-          <w:tcPr>
-            <w:tcW w:w="4536" w:type="dxa"/>
-            <w:tcBorders>
-              <w:start w:val="single" w:sz="4" w:space="0" w:color="000000"/>
-              <w:bottom w:val="single" w:sz="4" w:space="0" w:color="000000"/>
-              <w:end w:val="single" w:sz="4" w:space="0" w:color="000000"/>
-            </w:tcBorders>
-          </w:tcPr>
-          <w:p>
-            <w:pPr>
-              <w:pStyle w:val="TableContents"/>
-              <w:spacing w:before="0" w:after="160"/>
-              <w:jc w:val="start"/>
+              <w:left w:val="single" w:sz="4" w:space="0" w:color="000000"/>
+              <w:bottom w:val="single" w:sz="4" w:space="0" w:color="000000"/>
+              <w:right w:val="single" w:sz="4" w:space="0" w:color="000000"/>
+            </w:tcBorders>
+          </w:tcPr>
+          <w:p>
+            <w:pPr>
+              <w:pStyle w:val="TableContents"/>
+              <w:spacing w:before="0" w:after="160"/>
+              <w:jc w:val="left"/>
               <w:rPr/>
             </w:pPr>
             <w:r>
@@ -293,6 +281,7 @@
           <w:ilvl w:val="0"/>
           <w:numId w:val="3"/>
         </w:numPr>
+        <w:spacing w:before="0" w:after="80"/>
         <w:rPr/>
       </w:pPr>
       <w:r>
@@ -433,18 +422,18 @@
     <w:tbl>
       <w:tblPr>
         <w:tblW w:w="5000" w:type="pct"/>
-        <w:jc w:val="start"/>
+        <w:jc w:val="left"/>
         <w:tblInd w:w="-5" w:type="dxa"/>
         <w:tblLayout w:type="fixed"/>
         <w:tblCellMar>
           <w:top w:w="55" w:type="dxa"/>
-          <w:start w:w="55" w:type="dxa"/>
+          <w:left w:w="55" w:type="dxa"/>
           <w:bottom w:w="55" w:type="dxa"/>
-          <w:end w:w="55" w:type="dxa"/>
+          <w:right w:w="55" w:type="dxa"/>
         </w:tblCellMar>
       </w:tblPr>
       <w:tblGrid>
-        <w:gridCol w:w="4536"/>
+        <w:gridCol w:w="4535"/>
         <w:gridCol w:w="4536"/>
       </w:tblGrid>
       <w:tr>
@@ -453,41 +442,41 @@
         </w:trPr>
         <w:tc>
           <w:tcPr>
+            <w:tcW w:w="4535" w:type="dxa"/>
+            <w:tcBorders>
+              <w:top w:val="single" w:sz="4" w:space="0" w:color="000000"/>
+              <w:left w:val="single" w:sz="4" w:space="0" w:color="000000"/>
+              <w:bottom w:val="single" w:sz="4" w:space="0" w:color="000000"/>
+            </w:tcBorders>
+          </w:tcPr>
+          <w:p>
+            <w:pPr>
+              <w:pStyle w:val="TableHeading"/>
+              <w:spacing w:before="0" w:after="160"/>
+              <w:jc w:val="left"/>
+              <w:rPr/>
+            </w:pPr>
+            <w:r>
+              <w:rPr/>
+              <w:t>Hatókörben</w:t>
+            </w:r>
+          </w:p>
+        </w:tc>
+        <w:tc>
+          <w:tcPr>
             <w:tcW w:w="4536" w:type="dxa"/>
             <w:tcBorders>
               <w:top w:val="single" w:sz="4" w:space="0" w:color="000000"/>
-              <w:start w:val="single" w:sz="4" w:space="0" w:color="000000"/>
-              <w:bottom w:val="single" w:sz="4" w:space="0" w:color="000000"/>
+              <w:left w:val="single" w:sz="4" w:space="0" w:color="000000"/>
+              <w:bottom w:val="single" w:sz="4" w:space="0" w:color="000000"/>
+              <w:right w:val="single" w:sz="4" w:space="0" w:color="000000"/>
             </w:tcBorders>
           </w:tcPr>
           <w:p>
             <w:pPr>
               <w:pStyle w:val="TableHeading"/>
               <w:spacing w:before="0" w:after="160"/>
-              <w:jc w:val="start"/>
-              <w:rPr/>
-            </w:pPr>
-            <w:r>
-              <w:rPr/>
-              <w:t>Hatókörben</w:t>
-            </w:r>
-          </w:p>
-        </w:tc>
-        <w:tc>
-          <w:tcPr>
-            <w:tcW w:w="4536" w:type="dxa"/>
-            <w:tcBorders>
-              <w:top w:val="single" w:sz="4" w:space="0" w:color="000000"/>
-              <w:start w:val="single" w:sz="4" w:space="0" w:color="000000"/>
-              <w:bottom w:val="single" w:sz="4" w:space="0" w:color="000000"/>
-              <w:end w:val="single" w:sz="4" w:space="0" w:color="000000"/>
-            </w:tcBorders>
-          </w:tcPr>
-          <w:p>
-            <w:pPr>
-              <w:pStyle w:val="TableHeading"/>
-              <w:spacing w:before="0" w:after="160"/>
-              <w:jc w:val="start"/>
+              <w:jc w:val="left"/>
               <w:rPr/>
             </w:pPr>
             <w:r>
@@ -501,43 +490,44 @@
         <w:trPr/>
         <w:tc>
           <w:tcPr>
+            <w:tcW w:w="4535" w:type="dxa"/>
+            <w:tcBorders>
+              <w:left w:val="single" w:sz="4" w:space="0" w:color="000000"/>
+              <w:bottom w:val="single" w:sz="4" w:space="0" w:color="000000"/>
+            </w:tcBorders>
+          </w:tcPr>
+          <w:p>
+            <w:pPr>
+              <w:pStyle w:val="TableContents"/>
+              <w:spacing w:before="0" w:after="160"/>
+              <w:jc w:val="left"/>
+              <w:rPr/>
+            </w:pPr>
+            <w:r>
+              <w:rPr/>
+              <w:t>Regisztráció, bejelentkezés, kijelentkezés</w:t>
+            </w:r>
+          </w:p>
+        </w:tc>
+        <w:tc>
+          <w:tcPr>
             <w:tcW w:w="4536" w:type="dxa"/>
             <w:tcBorders>
-              <w:start w:val="single" w:sz="4" w:space="0" w:color="000000"/>
-              <w:bottom w:val="single" w:sz="4" w:space="0" w:color="000000"/>
-            </w:tcBorders>
-          </w:tcPr>
-          <w:p>
-            <w:pPr>
-              <w:pStyle w:val="TableContents"/>
-              <w:spacing w:before="0" w:after="160"/>
-              <w:jc w:val="start"/>
-              <w:rPr/>
-            </w:pPr>
-            <w:r>
-              <w:rPr/>
-              <w:t>Regisztráció, bejelentkezés, kijelentkezés</w:t>
-            </w:r>
-          </w:p>
-        </w:tc>
-        <w:tc>
-          <w:tcPr>
-            <w:tcW w:w="4536" w:type="dxa"/>
-            <w:tcBorders>
-              <w:start w:val="single" w:sz="4" w:space="0" w:color="000000"/>
-              <w:bottom w:val="single" w:sz="4" w:space="0" w:color="000000"/>
-              <w:end w:val="single" w:sz="4" w:space="0" w:color="000000"/>
-            </w:tcBorders>
-          </w:tcPr>
-          <w:p>
-            <w:pPr>
-              <w:pStyle w:val="TableContents"/>
-              <w:spacing w:before="0" w:after="160"/>
-              <w:jc w:val="start"/>
-              <w:rPr/>
-            </w:pPr>
-            <w:r>
-              <w:rPr/>
+              <w:left w:val="single" w:sz="4" w:space="0" w:color="000000"/>
+              <w:bottom w:val="single" w:sz="4" w:space="0" w:color="000000"/>
+              <w:right w:val="single" w:sz="4" w:space="0" w:color="000000"/>
+            </w:tcBorders>
+          </w:tcPr>
+          <w:p>
+            <w:pPr>
+              <w:pStyle w:val="TableContents"/>
+              <w:spacing w:before="0" w:after="160"/>
+              <w:jc w:val="left"/>
+              <w:rPr/>
+            </w:pPr>
+            <w:r>
+              <w:rPr/>
+              <w:t>-</w:t>
             </w:r>
           </w:p>
         </w:tc>
@@ -546,43 +536,44 @@
         <w:trPr/>
         <w:tc>
           <w:tcPr>
+            <w:tcW w:w="4535" w:type="dxa"/>
+            <w:tcBorders>
+              <w:left w:val="single" w:sz="4" w:space="0" w:color="000000"/>
+              <w:bottom w:val="single" w:sz="4" w:space="0" w:color="000000"/>
+            </w:tcBorders>
+          </w:tcPr>
+          <w:p>
+            <w:pPr>
+              <w:pStyle w:val="TableContents"/>
+              <w:spacing w:before="0" w:after="160"/>
+              <w:jc w:val="left"/>
+              <w:rPr/>
+            </w:pPr>
+            <w:r>
+              <w:rPr/>
+              <w:t>Feladat CRUD (létrehozás, olvasás, módosítás, törlés)</w:t>
+            </w:r>
+          </w:p>
+        </w:tc>
+        <w:tc>
+          <w:tcPr>
             <w:tcW w:w="4536" w:type="dxa"/>
             <w:tcBorders>
-              <w:start w:val="single" w:sz="4" w:space="0" w:color="000000"/>
-              <w:bottom w:val="single" w:sz="4" w:space="0" w:color="000000"/>
-            </w:tcBorders>
-          </w:tcPr>
-          <w:p>
-            <w:pPr>
-              <w:pStyle w:val="TableContents"/>
-              <w:spacing w:before="0" w:after="160"/>
-              <w:jc w:val="start"/>
-              <w:rPr/>
-            </w:pPr>
-            <w:r>
-              <w:rPr/>
-              <w:t>Feladat CRUD (létrehozás, olvasás, módosítás, törlés)</w:t>
-            </w:r>
-          </w:p>
-        </w:tc>
-        <w:tc>
-          <w:tcPr>
-            <w:tcW w:w="4536" w:type="dxa"/>
-            <w:tcBorders>
-              <w:start w:val="single" w:sz="4" w:space="0" w:color="000000"/>
-              <w:bottom w:val="single" w:sz="4" w:space="0" w:color="000000"/>
-              <w:end w:val="single" w:sz="4" w:space="0" w:color="000000"/>
-            </w:tcBorders>
-          </w:tcPr>
-          <w:p>
-            <w:pPr>
-              <w:pStyle w:val="TableContents"/>
-              <w:spacing w:before="0" w:after="160"/>
-              <w:jc w:val="start"/>
-              <w:rPr/>
-            </w:pPr>
-            <w:r>
-              <w:rPr/>
+              <w:left w:val="single" w:sz="4" w:space="0" w:color="000000"/>
+              <w:bottom w:val="single" w:sz="4" w:space="0" w:color="000000"/>
+              <w:right w:val="single" w:sz="4" w:space="0" w:color="000000"/>
+            </w:tcBorders>
+          </w:tcPr>
+          <w:p>
+            <w:pPr>
+              <w:pStyle w:val="TableContents"/>
+              <w:spacing w:before="0" w:after="160"/>
+              <w:jc w:val="left"/>
+              <w:rPr/>
+            </w:pPr>
+            <w:r>
+              <w:rPr/>
+              <w:t>-</w:t>
             </w:r>
           </w:p>
         </w:tc>
@@ -591,43 +582,44 @@
         <w:trPr/>
         <w:tc>
           <w:tcPr>
+            <w:tcW w:w="4535" w:type="dxa"/>
+            <w:tcBorders>
+              <w:left w:val="single" w:sz="4" w:space="0" w:color="000000"/>
+              <w:bottom w:val="single" w:sz="4" w:space="0" w:color="000000"/>
+            </w:tcBorders>
+          </w:tcPr>
+          <w:p>
+            <w:pPr>
+              <w:pStyle w:val="TableContents"/>
+              <w:spacing w:before="0" w:after="160"/>
+              <w:jc w:val="left"/>
+              <w:rPr/>
+            </w:pPr>
+            <w:r>
+              <w:rPr/>
+              <w:t>Drag and drop átrendezés</w:t>
+            </w:r>
+          </w:p>
+        </w:tc>
+        <w:tc>
+          <w:tcPr>
             <w:tcW w:w="4536" w:type="dxa"/>
             <w:tcBorders>
-              <w:start w:val="single" w:sz="4" w:space="0" w:color="000000"/>
-              <w:bottom w:val="single" w:sz="4" w:space="0" w:color="000000"/>
-            </w:tcBorders>
-          </w:tcPr>
-          <w:p>
-            <w:pPr>
-              <w:pStyle w:val="TableContents"/>
-              <w:spacing w:before="0" w:after="160"/>
-              <w:jc w:val="start"/>
-              <w:rPr/>
-            </w:pPr>
-            <w:r>
-              <w:rPr/>
-              <w:t>Drag and drop átrendezés</w:t>
-            </w:r>
-          </w:p>
-        </w:tc>
-        <w:tc>
-          <w:tcPr>
-            <w:tcW w:w="4536" w:type="dxa"/>
-            <w:tcBorders>
-              <w:start w:val="single" w:sz="4" w:space="0" w:color="000000"/>
-              <w:bottom w:val="single" w:sz="4" w:space="0" w:color="000000"/>
-              <w:end w:val="single" w:sz="4" w:space="0" w:color="000000"/>
-            </w:tcBorders>
-          </w:tcPr>
-          <w:p>
-            <w:pPr>
-              <w:pStyle w:val="TableContents"/>
-              <w:spacing w:before="0" w:after="160"/>
-              <w:jc w:val="start"/>
-              <w:rPr/>
-            </w:pPr>
-            <w:r>
-              <w:rPr/>
+              <w:left w:val="single" w:sz="4" w:space="0" w:color="000000"/>
+              <w:bottom w:val="single" w:sz="4" w:space="0" w:color="000000"/>
+              <w:right w:val="single" w:sz="4" w:space="0" w:color="000000"/>
+            </w:tcBorders>
+          </w:tcPr>
+          <w:p>
+            <w:pPr>
+              <w:pStyle w:val="TableContents"/>
+              <w:spacing w:before="0" w:after="160"/>
+              <w:jc w:val="left"/>
+              <w:rPr/>
+            </w:pPr>
+            <w:r>
+              <w:rPr/>
+              <w:t>-</w:t>
             </w:r>
           </w:p>
         </w:tc>
@@ -636,43 +628,44 @@
         <w:trPr/>
         <w:tc>
           <w:tcPr>
+            <w:tcW w:w="4535" w:type="dxa"/>
+            <w:tcBorders>
+              <w:left w:val="single" w:sz="4" w:space="0" w:color="000000"/>
+              <w:bottom w:val="single" w:sz="4" w:space="0" w:color="000000"/>
+            </w:tcBorders>
+          </w:tcPr>
+          <w:p>
+            <w:pPr>
+              <w:pStyle w:val="TableContents"/>
+              <w:spacing w:before="0" w:after="160"/>
+              <w:jc w:val="left"/>
+              <w:rPr/>
+            </w:pPr>
+            <w:r>
+              <w:rPr/>
+              <w:t>Kategóriák és prioritások kezelése</w:t>
+            </w:r>
+          </w:p>
+        </w:tc>
+        <w:tc>
+          <w:tcPr>
             <w:tcW w:w="4536" w:type="dxa"/>
             <w:tcBorders>
-              <w:start w:val="single" w:sz="4" w:space="0" w:color="000000"/>
-              <w:bottom w:val="single" w:sz="4" w:space="0" w:color="000000"/>
-            </w:tcBorders>
-          </w:tcPr>
-          <w:p>
-            <w:pPr>
-              <w:pStyle w:val="TableContents"/>
-              <w:spacing w:before="0" w:after="160"/>
-              <w:jc w:val="start"/>
-              <w:rPr/>
-            </w:pPr>
-            <w:r>
-              <w:rPr/>
-              <w:t>Kategóriák és prioritások kezelése</w:t>
-            </w:r>
-          </w:p>
-        </w:tc>
-        <w:tc>
-          <w:tcPr>
-            <w:tcW w:w="4536" w:type="dxa"/>
-            <w:tcBorders>
-              <w:start w:val="single" w:sz="4" w:space="0" w:color="000000"/>
-              <w:bottom w:val="single" w:sz="4" w:space="0" w:color="000000"/>
-              <w:end w:val="single" w:sz="4" w:space="0" w:color="000000"/>
-            </w:tcBorders>
-          </w:tcPr>
-          <w:p>
-            <w:pPr>
-              <w:pStyle w:val="TableContents"/>
-              <w:spacing w:before="0" w:after="160"/>
-              <w:jc w:val="start"/>
-              <w:rPr/>
-            </w:pPr>
-            <w:r>
-              <w:rPr/>
+              <w:left w:val="single" w:sz="4" w:space="0" w:color="000000"/>
+              <w:bottom w:val="single" w:sz="4" w:space="0" w:color="000000"/>
+              <w:right w:val="single" w:sz="4" w:space="0" w:color="000000"/>
+            </w:tcBorders>
+          </w:tcPr>
+          <w:p>
+            <w:pPr>
+              <w:pStyle w:val="TableContents"/>
+              <w:spacing w:before="0" w:after="160"/>
+              <w:jc w:val="left"/>
+              <w:rPr/>
+            </w:pPr>
+            <w:r>
+              <w:rPr/>
+              <w:t>-</w:t>
             </w:r>
           </w:p>
         </w:tc>
@@ -681,43 +674,44 @@
         <w:trPr/>
         <w:tc>
           <w:tcPr>
+            <w:tcW w:w="4535" w:type="dxa"/>
+            <w:tcBorders>
+              <w:left w:val="single" w:sz="4" w:space="0" w:color="000000"/>
+              <w:bottom w:val="single" w:sz="4" w:space="0" w:color="000000"/>
+            </w:tcBorders>
+          </w:tcPr>
+          <w:p>
+            <w:pPr>
+              <w:pStyle w:val="TableContents"/>
+              <w:spacing w:before="0" w:after="160"/>
+              <w:jc w:val="left"/>
+              <w:rPr/>
+            </w:pPr>
+            <w:r>
+              <w:rPr/>
+              <w:t>Keresés és szűrés</w:t>
+            </w:r>
+          </w:p>
+        </w:tc>
+        <w:tc>
+          <w:tcPr>
             <w:tcW w:w="4536" w:type="dxa"/>
             <w:tcBorders>
-              <w:start w:val="single" w:sz="4" w:space="0" w:color="000000"/>
-              <w:bottom w:val="single" w:sz="4" w:space="0" w:color="000000"/>
-            </w:tcBorders>
-          </w:tcPr>
-          <w:p>
-            <w:pPr>
-              <w:pStyle w:val="TableContents"/>
-              <w:spacing w:before="0" w:after="160"/>
-              <w:jc w:val="start"/>
-              <w:rPr/>
-            </w:pPr>
-            <w:r>
-              <w:rPr/>
-              <w:t>Keresés és szűrés</w:t>
-            </w:r>
-          </w:p>
-        </w:tc>
-        <w:tc>
-          <w:tcPr>
-            <w:tcW w:w="4536" w:type="dxa"/>
-            <w:tcBorders>
-              <w:start w:val="single" w:sz="4" w:space="0" w:color="000000"/>
-              <w:bottom w:val="single" w:sz="4" w:space="0" w:color="000000"/>
-              <w:end w:val="single" w:sz="4" w:space="0" w:color="000000"/>
-            </w:tcBorders>
-          </w:tcPr>
-          <w:p>
-            <w:pPr>
-              <w:pStyle w:val="TableContents"/>
-              <w:spacing w:before="0" w:after="160"/>
-              <w:jc w:val="start"/>
-              <w:rPr/>
-            </w:pPr>
-            <w:r>
-              <w:rPr/>
+              <w:left w:val="single" w:sz="4" w:space="0" w:color="000000"/>
+              <w:bottom w:val="single" w:sz="4" w:space="0" w:color="000000"/>
+              <w:right w:val="single" w:sz="4" w:space="0" w:color="000000"/>
+            </w:tcBorders>
+          </w:tcPr>
+          <w:p>
+            <w:pPr>
+              <w:pStyle w:val="TableContents"/>
+              <w:spacing w:before="0" w:after="160"/>
+              <w:jc w:val="left"/>
+              <w:rPr/>
+            </w:pPr>
+            <w:r>
+              <w:rPr/>
+              <w:t>-</w:t>
             </w:r>
           </w:p>
         </w:tc>
@@ -726,43 +720,44 @@
         <w:trPr/>
         <w:tc>
           <w:tcPr>
+            <w:tcW w:w="4535" w:type="dxa"/>
+            <w:tcBorders>
+              <w:left w:val="single" w:sz="4" w:space="0" w:color="000000"/>
+              <w:bottom w:val="single" w:sz="4" w:space="0" w:color="000000"/>
+            </w:tcBorders>
+          </w:tcPr>
+          <w:p>
+            <w:pPr>
+              <w:pStyle w:val="TableContents"/>
+              <w:spacing w:before="0" w:after="160"/>
+              <w:jc w:val="left"/>
+              <w:rPr/>
+            </w:pPr>
+            <w:r>
+              <w:rPr/>
+              <w:t>Felhasználónkénti feladatlista</w:t>
+            </w:r>
+          </w:p>
+        </w:tc>
+        <w:tc>
+          <w:tcPr>
             <w:tcW w:w="4536" w:type="dxa"/>
             <w:tcBorders>
-              <w:start w:val="single" w:sz="4" w:space="0" w:color="000000"/>
-              <w:bottom w:val="single" w:sz="4" w:space="0" w:color="000000"/>
-            </w:tcBorders>
-          </w:tcPr>
-          <w:p>
-            <w:pPr>
-              <w:pStyle w:val="TableContents"/>
-              <w:spacing w:before="0" w:after="160"/>
-              <w:jc w:val="start"/>
-              <w:rPr/>
-            </w:pPr>
-            <w:r>
-              <w:rPr/>
-              <w:t>Felhasználónkénti feladatlista</w:t>
-            </w:r>
-          </w:p>
-        </w:tc>
-        <w:tc>
-          <w:tcPr>
-            <w:tcW w:w="4536" w:type="dxa"/>
-            <w:tcBorders>
-              <w:start w:val="single" w:sz="4" w:space="0" w:color="000000"/>
-              <w:bottom w:val="single" w:sz="4" w:space="0" w:color="000000"/>
-              <w:end w:val="single" w:sz="4" w:space="0" w:color="000000"/>
-            </w:tcBorders>
-          </w:tcPr>
-          <w:p>
-            <w:pPr>
-              <w:pStyle w:val="TableContents"/>
-              <w:spacing w:before="0" w:after="160"/>
-              <w:jc w:val="start"/>
-              <w:rPr/>
-            </w:pPr>
-            <w:r>
-              <w:rPr/>
+              <w:left w:val="single" w:sz="4" w:space="0" w:color="000000"/>
+              <w:bottom w:val="single" w:sz="4" w:space="0" w:color="000000"/>
+              <w:right w:val="single" w:sz="4" w:space="0" w:color="000000"/>
+            </w:tcBorders>
+          </w:tcPr>
+          <w:p>
+            <w:pPr>
+              <w:pStyle w:val="TableContents"/>
+              <w:spacing w:before="0" w:after="160"/>
+              <w:jc w:val="left"/>
+              <w:rPr/>
+            </w:pPr>
+            <w:r>
+              <w:rPr/>
+              <w:t>-</w:t>
             </w:r>
           </w:p>
         </w:tc>
@@ -783,6 +778,7 @@
     <w:p>
       <w:pPr>
         <w:pStyle w:val="Heading1"/>
+        <w:spacing w:before="0" w:after="80"/>
         <w:rPr/>
       </w:pPr>
       <w:r>
@@ -807,14 +803,14 @@
     <w:tbl>
       <w:tblPr>
         <w:tblW w:w="5000" w:type="pct"/>
-        <w:jc w:val="start"/>
+        <w:jc w:val="left"/>
         <w:tblInd w:w="-5" w:type="dxa"/>
         <w:tblLayout w:type="fixed"/>
         <w:tblCellMar>
           <w:top w:w="55" w:type="dxa"/>
-          <w:start w:w="55" w:type="dxa"/>
+          <w:left w:w="55" w:type="dxa"/>
           <w:bottom w:w="55" w:type="dxa"/>
-          <w:end w:w="55" w:type="dxa"/>
+          <w:right w:w="55" w:type="dxa"/>
         </w:tblCellMar>
       </w:tblPr>
       <w:tblGrid>
@@ -831,7 +827,7 @@
             <w:tcW w:w="3024" w:type="dxa"/>
             <w:tcBorders>
               <w:top w:val="single" w:sz="4" w:space="0" w:color="000000"/>
-              <w:start w:val="single" w:sz="4" w:space="0" w:color="000000"/>
+              <w:left w:val="single" w:sz="4" w:space="0" w:color="000000"/>
               <w:bottom w:val="single" w:sz="4" w:space="0" w:color="000000"/>
             </w:tcBorders>
           </w:tcPr>
@@ -839,7 +835,7 @@
             <w:pPr>
               <w:pStyle w:val="TableHeading"/>
               <w:spacing w:before="0" w:after="160"/>
-              <w:jc w:val="start"/>
+              <w:jc w:val="left"/>
               <w:rPr/>
             </w:pPr>
             <w:r>
@@ -853,7 +849,7 @@
             <w:tcW w:w="3024" w:type="dxa"/>
             <w:tcBorders>
               <w:top w:val="single" w:sz="4" w:space="0" w:color="000000"/>
-              <w:start w:val="single" w:sz="4" w:space="0" w:color="000000"/>
+              <w:left w:val="single" w:sz="4" w:space="0" w:color="000000"/>
               <w:bottom w:val="single" w:sz="4" w:space="0" w:color="000000"/>
             </w:tcBorders>
           </w:tcPr>
@@ -861,7 +857,7 @@
             <w:pPr>
               <w:pStyle w:val="TableHeading"/>
               <w:spacing w:before="0" w:after="160"/>
-              <w:jc w:val="start"/>
+              <w:jc w:val="left"/>
               <w:rPr/>
             </w:pPr>
             <w:r>
@@ -875,16 +871,16 @@
             <w:tcW w:w="3024" w:type="dxa"/>
             <w:tcBorders>
               <w:top w:val="single" w:sz="4" w:space="0" w:color="000000"/>
-              <w:start w:val="single" w:sz="4" w:space="0" w:color="000000"/>
-              <w:bottom w:val="single" w:sz="4" w:space="0" w:color="000000"/>
-              <w:end w:val="single" w:sz="4" w:space="0" w:color="000000"/>
+              <w:left w:val="single" w:sz="4" w:space="0" w:color="000000"/>
+              <w:bottom w:val="single" w:sz="4" w:space="0" w:color="000000"/>
+              <w:right w:val="single" w:sz="4" w:space="0" w:color="000000"/>
             </w:tcBorders>
           </w:tcPr>
           <w:p>
             <w:pPr>
               <w:pStyle w:val="TableHeading"/>
               <w:spacing w:before="0" w:after="160"/>
-              <w:jc w:val="start"/>
+              <w:jc w:val="left"/>
               <w:rPr/>
             </w:pPr>
             <w:r>
@@ -900,15 +896,15 @@
           <w:tcPr>
             <w:tcW w:w="3024" w:type="dxa"/>
             <w:tcBorders>
-              <w:start w:val="single" w:sz="4" w:space="0" w:color="000000"/>
-              <w:bottom w:val="single" w:sz="4" w:space="0" w:color="000000"/>
-            </w:tcBorders>
-          </w:tcPr>
-          <w:p>
-            <w:pPr>
-              <w:pStyle w:val="TableContents"/>
-              <w:spacing w:before="0" w:after="160"/>
-              <w:jc w:val="start"/>
+              <w:left w:val="single" w:sz="4" w:space="0" w:color="000000"/>
+              <w:bottom w:val="single" w:sz="4" w:space="0" w:color="000000"/>
+            </w:tcBorders>
+          </w:tcPr>
+          <w:p>
+            <w:pPr>
+              <w:pStyle w:val="TableContents"/>
+              <w:spacing w:before="0" w:after="160"/>
+              <w:jc w:val="left"/>
               <w:rPr/>
             </w:pPr>
             <w:r>
@@ -921,15 +917,15 @@
           <w:tcPr>
             <w:tcW w:w="3024" w:type="dxa"/>
             <w:tcBorders>
-              <w:start w:val="single" w:sz="4" w:space="0" w:color="000000"/>
-              <w:bottom w:val="single" w:sz="4" w:space="0" w:color="000000"/>
-            </w:tcBorders>
-          </w:tcPr>
-          <w:p>
-            <w:pPr>
-              <w:pStyle w:val="TableContents"/>
-              <w:spacing w:before="0" w:after="160"/>
-              <w:jc w:val="start"/>
+              <w:left w:val="single" w:sz="4" w:space="0" w:color="000000"/>
+              <w:bottom w:val="single" w:sz="4" w:space="0" w:color="000000"/>
+            </w:tcBorders>
+          </w:tcPr>
+          <w:p>
+            <w:pPr>
+              <w:pStyle w:val="TableContents"/>
+              <w:spacing w:before="0" w:after="160"/>
+              <w:jc w:val="left"/>
               <w:rPr/>
             </w:pPr>
             <w:r>
@@ -942,16 +938,16 @@
           <w:tcPr>
             <w:tcW w:w="3024" w:type="dxa"/>
             <w:tcBorders>
-              <w:start w:val="single" w:sz="4" w:space="0" w:color="000000"/>
-              <w:bottom w:val="single" w:sz="4" w:space="0" w:color="000000"/>
-              <w:end w:val="single" w:sz="4" w:space="0" w:color="000000"/>
-            </w:tcBorders>
-          </w:tcPr>
-          <w:p>
-            <w:pPr>
-              <w:pStyle w:val="TableContents"/>
-              <w:spacing w:before="0" w:after="160"/>
-              <w:jc w:val="start"/>
+              <w:left w:val="single" w:sz="4" w:space="0" w:color="000000"/>
+              <w:bottom w:val="single" w:sz="4" w:space="0" w:color="000000"/>
+              <w:right w:val="single" w:sz="4" w:space="0" w:color="000000"/>
+            </w:tcBorders>
+          </w:tcPr>
+          <w:p>
+            <w:pPr>
+              <w:pStyle w:val="TableContents"/>
+              <w:spacing w:before="0" w:after="160"/>
+              <w:jc w:val="left"/>
               <w:rPr/>
             </w:pPr>
             <w:r>
@@ -967,15 +963,15 @@
           <w:tcPr>
             <w:tcW w:w="3024" w:type="dxa"/>
             <w:tcBorders>
-              <w:start w:val="single" w:sz="4" w:space="0" w:color="000000"/>
-              <w:bottom w:val="single" w:sz="4" w:space="0" w:color="000000"/>
-            </w:tcBorders>
-          </w:tcPr>
-          <w:p>
-            <w:pPr>
-              <w:pStyle w:val="TableContents"/>
-              <w:spacing w:before="0" w:after="160"/>
-              <w:jc w:val="start"/>
+              <w:left w:val="single" w:sz="4" w:space="0" w:color="000000"/>
+              <w:bottom w:val="single" w:sz="4" w:space="0" w:color="000000"/>
+            </w:tcBorders>
+          </w:tcPr>
+          <w:p>
+            <w:pPr>
+              <w:pStyle w:val="TableContents"/>
+              <w:spacing w:before="0" w:after="160"/>
+              <w:jc w:val="left"/>
               <w:rPr/>
             </w:pPr>
             <w:r>
@@ -988,15 +984,15 @@
           <w:tcPr>
             <w:tcW w:w="3024" w:type="dxa"/>
             <w:tcBorders>
-              <w:start w:val="single" w:sz="4" w:space="0" w:color="000000"/>
-              <w:bottom w:val="single" w:sz="4" w:space="0" w:color="000000"/>
-            </w:tcBorders>
-          </w:tcPr>
-          <w:p>
-            <w:pPr>
-              <w:pStyle w:val="TableContents"/>
-              <w:spacing w:before="0" w:after="160"/>
-              <w:jc w:val="start"/>
+              <w:left w:val="single" w:sz="4" w:space="0" w:color="000000"/>
+              <w:bottom w:val="single" w:sz="4" w:space="0" w:color="000000"/>
+            </w:tcBorders>
+          </w:tcPr>
+          <w:p>
+            <w:pPr>
+              <w:pStyle w:val="TableContents"/>
+              <w:spacing w:before="0" w:after="160"/>
+              <w:jc w:val="left"/>
               <w:rPr/>
             </w:pPr>
             <w:r>
@@ -1009,16 +1005,16 @@
           <w:tcPr>
             <w:tcW w:w="3024" w:type="dxa"/>
             <w:tcBorders>
-              <w:start w:val="single" w:sz="4" w:space="0" w:color="000000"/>
-              <w:bottom w:val="single" w:sz="4" w:space="0" w:color="000000"/>
-              <w:end w:val="single" w:sz="4" w:space="0" w:color="000000"/>
-            </w:tcBorders>
-          </w:tcPr>
-          <w:p>
-            <w:pPr>
-              <w:pStyle w:val="TableContents"/>
-              <w:spacing w:before="0" w:after="160"/>
-              <w:jc w:val="start"/>
+              <w:left w:val="single" w:sz="4" w:space="0" w:color="000000"/>
+              <w:bottom w:val="single" w:sz="4" w:space="0" w:color="000000"/>
+              <w:right w:val="single" w:sz="4" w:space="0" w:color="000000"/>
+            </w:tcBorders>
+          </w:tcPr>
+          <w:p>
+            <w:pPr>
+              <w:pStyle w:val="TableContents"/>
+              <w:spacing w:before="0" w:after="160"/>
+              <w:jc w:val="left"/>
               <w:rPr/>
             </w:pPr>
             <w:r>
@@ -1034,15 +1030,15 @@
           <w:tcPr>
             <w:tcW w:w="3024" w:type="dxa"/>
             <w:tcBorders>
-              <w:start w:val="single" w:sz="4" w:space="0" w:color="000000"/>
-              <w:bottom w:val="single" w:sz="4" w:space="0" w:color="000000"/>
-            </w:tcBorders>
-          </w:tcPr>
-          <w:p>
-            <w:pPr>
-              <w:pStyle w:val="TableContents"/>
-              <w:spacing w:before="0" w:after="160"/>
-              <w:jc w:val="start"/>
+              <w:left w:val="single" w:sz="4" w:space="0" w:color="000000"/>
+              <w:bottom w:val="single" w:sz="4" w:space="0" w:color="000000"/>
+            </w:tcBorders>
+          </w:tcPr>
+          <w:p>
+            <w:pPr>
+              <w:pStyle w:val="TableContents"/>
+              <w:spacing w:before="0" w:after="160"/>
+              <w:jc w:val="left"/>
               <w:rPr/>
             </w:pPr>
             <w:r>
@@ -1055,15 +1051,15 @@
           <w:tcPr>
             <w:tcW w:w="3024" w:type="dxa"/>
             <w:tcBorders>
-              <w:start w:val="single" w:sz="4" w:space="0" w:color="000000"/>
-              <w:bottom w:val="single" w:sz="4" w:space="0" w:color="000000"/>
-            </w:tcBorders>
-          </w:tcPr>
-          <w:p>
-            <w:pPr>
-              <w:pStyle w:val="TableContents"/>
-              <w:spacing w:before="0" w:after="160"/>
-              <w:jc w:val="start"/>
+              <w:left w:val="single" w:sz="4" w:space="0" w:color="000000"/>
+              <w:bottom w:val="single" w:sz="4" w:space="0" w:color="000000"/>
+            </w:tcBorders>
+          </w:tcPr>
+          <w:p>
+            <w:pPr>
+              <w:pStyle w:val="TableContents"/>
+              <w:spacing w:before="0" w:after="160"/>
+              <w:jc w:val="left"/>
               <w:rPr/>
             </w:pPr>
             <w:r>
@@ -1076,16 +1072,16 @@
           <w:tcPr>
             <w:tcW w:w="3024" w:type="dxa"/>
             <w:tcBorders>
-              <w:start w:val="single" w:sz="4" w:space="0" w:color="000000"/>
-              <w:bottom w:val="single" w:sz="4" w:space="0" w:color="000000"/>
-              <w:end w:val="single" w:sz="4" w:space="0" w:color="000000"/>
-            </w:tcBorders>
-          </w:tcPr>
-          <w:p>
-            <w:pPr>
-              <w:pStyle w:val="TableContents"/>
-              <w:spacing w:before="0" w:after="160"/>
-              <w:jc w:val="start"/>
+              <w:left w:val="single" w:sz="4" w:space="0" w:color="000000"/>
+              <w:bottom w:val="single" w:sz="4" w:space="0" w:color="000000"/>
+              <w:right w:val="single" w:sz="4" w:space="0" w:color="000000"/>
+            </w:tcBorders>
+          </w:tcPr>
+          <w:p>
+            <w:pPr>
+              <w:pStyle w:val="TableContents"/>
+              <w:spacing w:before="0" w:after="160"/>
+              <w:jc w:val="left"/>
               <w:rPr/>
             </w:pPr>
             <w:r>
@@ -1188,32 +1184,29 @@
           <w:ilvl w:val="0"/>
           <w:numId w:val="4"/>
         </w:numPr>
-        <w:rPr/>
-      </w:pPr>
-      <w:r>
-        <w:rPr/>
-        <w:t>Minőségi célok</w:t>
-      </w:r>
-      <w:r>
-        <w:rPr/>
-        <w:t>.</w:t>
+        <w:spacing w:before="0" w:after="80"/>
+        <w:rPr/>
+      </w:pPr>
+      <w:r>
+        <w:rPr/>
+        <w:t>Minőségi célok.</w:t>
       </w:r>
     </w:p>
     <w:tbl>
       <w:tblPr>
         <w:tblW w:w="5000" w:type="pct"/>
-        <w:jc w:val="start"/>
+        <w:jc w:val="left"/>
         <w:tblInd w:w="-5" w:type="dxa"/>
         <w:tblLayout w:type="fixed"/>
         <w:tblCellMar>
           <w:top w:w="55" w:type="dxa"/>
-          <w:start w:w="55" w:type="dxa"/>
+          <w:left w:w="55" w:type="dxa"/>
           <w:bottom w:w="55" w:type="dxa"/>
-          <w:end w:w="55" w:type="dxa"/>
+          <w:right w:w="55" w:type="dxa"/>
         </w:tblCellMar>
       </w:tblPr>
       <w:tblGrid>
-        <w:gridCol w:w="4536"/>
+        <w:gridCol w:w="4535"/>
         <w:gridCol w:w="4536"/>
       </w:tblGrid>
       <w:tr>
@@ -1222,41 +1215,41 @@
         </w:trPr>
         <w:tc>
           <w:tcPr>
+            <w:tcW w:w="4535" w:type="dxa"/>
+            <w:tcBorders>
+              <w:top w:val="single" w:sz="4" w:space="0" w:color="000000"/>
+              <w:left w:val="single" w:sz="4" w:space="0" w:color="000000"/>
+              <w:bottom w:val="single" w:sz="4" w:space="0" w:color="000000"/>
+            </w:tcBorders>
+          </w:tcPr>
+          <w:p>
+            <w:pPr>
+              <w:pStyle w:val="TableHeading"/>
+              <w:spacing w:before="0" w:after="160"/>
+              <w:jc w:val="left"/>
+              <w:rPr/>
+            </w:pPr>
+            <w:r>
+              <w:rPr/>
+              <w:t>Terület</w:t>
+            </w:r>
+          </w:p>
+        </w:tc>
+        <w:tc>
+          <w:tcPr>
             <w:tcW w:w="4536" w:type="dxa"/>
             <w:tcBorders>
               <w:top w:val="single" w:sz="4" w:space="0" w:color="000000"/>
-              <w:start w:val="single" w:sz="4" w:space="0" w:color="000000"/>
-              <w:bottom w:val="single" w:sz="4" w:space="0" w:color="000000"/>
+              <w:left w:val="single" w:sz="4" w:space="0" w:color="000000"/>
+              <w:bottom w:val="single" w:sz="4" w:space="0" w:color="000000"/>
+              <w:right w:val="single" w:sz="4" w:space="0" w:color="000000"/>
             </w:tcBorders>
           </w:tcPr>
           <w:p>
             <w:pPr>
               <w:pStyle w:val="TableHeading"/>
               <w:spacing w:before="0" w:after="160"/>
-              <w:jc w:val="start"/>
-              <w:rPr/>
-            </w:pPr>
-            <w:r>
-              <w:rPr/>
-              <w:t>Terület</w:t>
-            </w:r>
-          </w:p>
-        </w:tc>
-        <w:tc>
-          <w:tcPr>
-            <w:tcW w:w="4536" w:type="dxa"/>
-            <w:tcBorders>
-              <w:top w:val="single" w:sz="4" w:space="0" w:color="000000"/>
-              <w:start w:val="single" w:sz="4" w:space="0" w:color="000000"/>
-              <w:bottom w:val="single" w:sz="4" w:space="0" w:color="000000"/>
-              <w:end w:val="single" w:sz="4" w:space="0" w:color="000000"/>
-            </w:tcBorders>
-          </w:tcPr>
-          <w:p>
-            <w:pPr>
-              <w:pStyle w:val="TableHeading"/>
-              <w:spacing w:before="0" w:after="160"/>
-              <w:jc w:val="start"/>
+              <w:jc w:val="left"/>
               <w:rPr/>
             </w:pPr>
             <w:r>
@@ -1270,39 +1263,39 @@
         <w:trPr/>
         <w:tc>
           <w:tcPr>
+            <w:tcW w:w="4535" w:type="dxa"/>
+            <w:tcBorders>
+              <w:left w:val="single" w:sz="4" w:space="0" w:color="000000"/>
+              <w:bottom w:val="single" w:sz="4" w:space="0" w:color="000000"/>
+            </w:tcBorders>
+          </w:tcPr>
+          <w:p>
+            <w:pPr>
+              <w:pStyle w:val="TableContents"/>
+              <w:spacing w:before="0" w:after="160"/>
+              <w:jc w:val="left"/>
+              <w:rPr/>
+            </w:pPr>
+            <w:r>
+              <w:rPr/>
+              <w:t>Használhatóság</w:t>
+            </w:r>
+          </w:p>
+        </w:tc>
+        <w:tc>
+          <w:tcPr>
             <w:tcW w:w="4536" w:type="dxa"/>
             <w:tcBorders>
-              <w:start w:val="single" w:sz="4" w:space="0" w:color="000000"/>
-              <w:bottom w:val="single" w:sz="4" w:space="0" w:color="000000"/>
-            </w:tcBorders>
-          </w:tcPr>
-          <w:p>
-            <w:pPr>
-              <w:pStyle w:val="TableContents"/>
-              <w:spacing w:before="0" w:after="160"/>
-              <w:jc w:val="start"/>
-              <w:rPr/>
-            </w:pPr>
-            <w:r>
-              <w:rPr/>
-              <w:t>Használhatóság</w:t>
-            </w:r>
-          </w:p>
-        </w:tc>
-        <w:tc>
-          <w:tcPr>
-            <w:tcW w:w="4536" w:type="dxa"/>
-            <w:tcBorders>
-              <w:start w:val="single" w:sz="4" w:space="0" w:color="000000"/>
-              <w:bottom w:val="single" w:sz="4" w:space="0" w:color="000000"/>
-              <w:end w:val="single" w:sz="4" w:space="0" w:color="000000"/>
-            </w:tcBorders>
-          </w:tcPr>
-          <w:p>
-            <w:pPr>
-              <w:pStyle w:val="TableContents"/>
-              <w:spacing w:before="0" w:after="160"/>
-              <w:jc w:val="start"/>
+              <w:left w:val="single" w:sz="4" w:space="0" w:color="000000"/>
+              <w:bottom w:val="single" w:sz="4" w:space="0" w:color="000000"/>
+              <w:right w:val="single" w:sz="4" w:space="0" w:color="000000"/>
+            </w:tcBorders>
+          </w:tcPr>
+          <w:p>
+            <w:pPr>
+              <w:pStyle w:val="TableContents"/>
+              <w:spacing w:before="0" w:after="160"/>
+              <w:jc w:val="left"/>
               <w:rPr/>
             </w:pPr>
             <w:r>
@@ -1316,56 +1309,44 @@
         <w:trPr/>
         <w:tc>
           <w:tcPr>
+            <w:tcW w:w="4535" w:type="dxa"/>
+            <w:tcBorders>
+              <w:left w:val="single" w:sz="4" w:space="0" w:color="000000"/>
+              <w:bottom w:val="single" w:sz="4" w:space="0" w:color="000000"/>
+            </w:tcBorders>
+          </w:tcPr>
+          <w:p>
+            <w:pPr>
+              <w:pStyle w:val="TableContents"/>
+              <w:spacing w:before="0" w:after="160"/>
+              <w:jc w:val="left"/>
+              <w:rPr/>
+            </w:pPr>
+            <w:r>
+              <w:rPr/>
+              <w:t>Reszponzivitás</w:t>
+            </w:r>
+          </w:p>
+        </w:tc>
+        <w:tc>
+          <w:tcPr>
             <w:tcW w:w="4536" w:type="dxa"/>
             <w:tcBorders>
-              <w:start w:val="single" w:sz="4" w:space="0" w:color="000000"/>
-              <w:bottom w:val="single" w:sz="4" w:space="0" w:color="000000"/>
-            </w:tcBorders>
-          </w:tcPr>
-          <w:p>
-            <w:pPr>
-              <w:pStyle w:val="TableContents"/>
-              <w:spacing w:before="0" w:after="160"/>
-              <w:jc w:val="start"/>
-              <w:rPr/>
-            </w:pPr>
-            <w:r>
-              <w:rPr/>
-              <w:t>Reszponzivitás</w:t>
-            </w:r>
-          </w:p>
-        </w:tc>
-        <w:tc>
-          <w:tcPr>
-            <w:tcW w:w="4536" w:type="dxa"/>
-            <w:tcBorders>
-              <w:start w:val="single" w:sz="4" w:space="0" w:color="000000"/>
-              <w:bottom w:val="single" w:sz="4" w:space="0" w:color="000000"/>
-              <w:end w:val="single" w:sz="4" w:space="0" w:color="000000"/>
-            </w:tcBorders>
-          </w:tcPr>
-          <w:p>
-            <w:pPr>
-              <w:pStyle w:val="TableContents"/>
-              <w:spacing w:before="0" w:after="160"/>
-              <w:jc w:val="start"/>
-              <w:rPr/>
-            </w:pPr>
-            <w:r>
-              <w:rPr/>
-              <w:t xml:space="preserve">Keskeny </w:t>
-            </w:r>
-            <w:r>
-              <w:rPr/>
-              <w:t>szélesség</w:t>
-            </w:r>
-            <w:r>
-              <w:rPr/>
-              <w:t>gel rendelkező felületen is</w:t>
-            </w:r>
-            <w:r>
-              <w:rPr/>
-              <w:t xml:space="preserve"> használható, görgetés nélkül.</w:t>
+              <w:left w:val="single" w:sz="4" w:space="0" w:color="000000"/>
+              <w:bottom w:val="single" w:sz="4" w:space="0" w:color="000000"/>
+              <w:right w:val="single" w:sz="4" w:space="0" w:color="000000"/>
+            </w:tcBorders>
+          </w:tcPr>
+          <w:p>
+            <w:pPr>
+              <w:pStyle w:val="TableContents"/>
+              <w:spacing w:before="0" w:after="160"/>
+              <w:jc w:val="left"/>
+              <w:rPr/>
+            </w:pPr>
+            <w:r>
+              <w:rPr/>
+              <w:t>Keskeny szélességgel rendelkező felületen is használható, görgetés nélkül.</w:t>
             </w:r>
           </w:p>
         </w:tc>
@@ -1374,39 +1355,39 @@
         <w:trPr/>
         <w:tc>
           <w:tcPr>
+            <w:tcW w:w="4535" w:type="dxa"/>
+            <w:tcBorders>
+              <w:left w:val="single" w:sz="4" w:space="0" w:color="000000"/>
+              <w:bottom w:val="single" w:sz="4" w:space="0" w:color="000000"/>
+            </w:tcBorders>
+          </w:tcPr>
+          <w:p>
+            <w:pPr>
+              <w:pStyle w:val="TableContents"/>
+              <w:spacing w:before="0" w:after="160"/>
+              <w:jc w:val="left"/>
+              <w:rPr/>
+            </w:pPr>
+            <w:r>
+              <w:rPr/>
+              <w:t>Megbízhatóság</w:t>
+            </w:r>
+          </w:p>
+        </w:tc>
+        <w:tc>
+          <w:tcPr>
             <w:tcW w:w="4536" w:type="dxa"/>
             <w:tcBorders>
-              <w:start w:val="single" w:sz="4" w:space="0" w:color="000000"/>
-              <w:bottom w:val="single" w:sz="4" w:space="0" w:color="000000"/>
-            </w:tcBorders>
-          </w:tcPr>
-          <w:p>
-            <w:pPr>
-              <w:pStyle w:val="TableContents"/>
-              <w:spacing w:before="0" w:after="160"/>
-              <w:jc w:val="start"/>
-              <w:rPr/>
-            </w:pPr>
-            <w:r>
-              <w:rPr/>
-              <w:t>Megbízhatóság</w:t>
-            </w:r>
-          </w:p>
-        </w:tc>
-        <w:tc>
-          <w:tcPr>
-            <w:tcW w:w="4536" w:type="dxa"/>
-            <w:tcBorders>
-              <w:start w:val="single" w:sz="4" w:space="0" w:color="000000"/>
-              <w:bottom w:val="single" w:sz="4" w:space="0" w:color="000000"/>
-              <w:end w:val="single" w:sz="4" w:space="0" w:color="000000"/>
-            </w:tcBorders>
-          </w:tcPr>
-          <w:p>
-            <w:pPr>
-              <w:pStyle w:val="TableContents"/>
-              <w:spacing w:before="0" w:after="160"/>
-              <w:jc w:val="start"/>
+              <w:left w:val="single" w:sz="4" w:space="0" w:color="000000"/>
+              <w:bottom w:val="single" w:sz="4" w:space="0" w:color="000000"/>
+              <w:right w:val="single" w:sz="4" w:space="0" w:color="000000"/>
+            </w:tcBorders>
+          </w:tcPr>
+          <w:p>
+            <w:pPr>
+              <w:pStyle w:val="TableContents"/>
+              <w:spacing w:before="0" w:after="160"/>
+              <w:jc w:val="left"/>
               <w:rPr/>
             </w:pPr>
             <w:r>
@@ -1420,39 +1401,39 @@
         <w:trPr/>
         <w:tc>
           <w:tcPr>
+            <w:tcW w:w="4535" w:type="dxa"/>
+            <w:tcBorders>
+              <w:left w:val="single" w:sz="4" w:space="0" w:color="000000"/>
+              <w:bottom w:val="single" w:sz="4" w:space="0" w:color="000000"/>
+            </w:tcBorders>
+          </w:tcPr>
+          <w:p>
+            <w:pPr>
+              <w:pStyle w:val="TableContents"/>
+              <w:spacing w:before="0" w:after="160"/>
+              <w:jc w:val="left"/>
+              <w:rPr/>
+            </w:pPr>
+            <w:r>
+              <w:rPr/>
+              <w:t>Teljesítmény</w:t>
+            </w:r>
+          </w:p>
+        </w:tc>
+        <w:tc>
+          <w:tcPr>
             <w:tcW w:w="4536" w:type="dxa"/>
             <w:tcBorders>
-              <w:start w:val="single" w:sz="4" w:space="0" w:color="000000"/>
-              <w:bottom w:val="single" w:sz="4" w:space="0" w:color="000000"/>
-            </w:tcBorders>
-          </w:tcPr>
-          <w:p>
-            <w:pPr>
-              <w:pStyle w:val="TableContents"/>
-              <w:spacing w:before="0" w:after="160"/>
-              <w:jc w:val="start"/>
-              <w:rPr/>
-            </w:pPr>
-            <w:r>
-              <w:rPr/>
-              <w:t>Teljesítmény</w:t>
-            </w:r>
-          </w:p>
-        </w:tc>
-        <w:tc>
-          <w:tcPr>
-            <w:tcW w:w="4536" w:type="dxa"/>
-            <w:tcBorders>
-              <w:start w:val="single" w:sz="4" w:space="0" w:color="000000"/>
-              <w:bottom w:val="single" w:sz="4" w:space="0" w:color="000000"/>
-              <w:end w:val="single" w:sz="4" w:space="0" w:color="000000"/>
-            </w:tcBorders>
-          </w:tcPr>
-          <w:p>
-            <w:pPr>
-              <w:pStyle w:val="TableContents"/>
-              <w:spacing w:before="0" w:after="160"/>
-              <w:jc w:val="start"/>
+              <w:left w:val="single" w:sz="4" w:space="0" w:color="000000"/>
+              <w:bottom w:val="single" w:sz="4" w:space="0" w:color="000000"/>
+              <w:right w:val="single" w:sz="4" w:space="0" w:color="000000"/>
+            </w:tcBorders>
+          </w:tcPr>
+          <w:p>
+            <w:pPr>
+              <w:pStyle w:val="TableContents"/>
+              <w:spacing w:before="0" w:after="160"/>
+              <w:jc w:val="left"/>
               <w:rPr/>
             </w:pPr>
             <w:r>
@@ -1466,39 +1447,39 @@
         <w:trPr/>
         <w:tc>
           <w:tcPr>
+            <w:tcW w:w="4535" w:type="dxa"/>
+            <w:tcBorders>
+              <w:left w:val="single" w:sz="4" w:space="0" w:color="000000"/>
+              <w:bottom w:val="single" w:sz="4" w:space="0" w:color="000000"/>
+            </w:tcBorders>
+          </w:tcPr>
+          <w:p>
+            <w:pPr>
+              <w:pStyle w:val="TableContents"/>
+              <w:spacing w:before="0" w:after="160"/>
+              <w:jc w:val="left"/>
+              <w:rPr/>
+            </w:pPr>
+            <w:r>
+              <w:rPr/>
+              <w:t>Karbantarthatóság</w:t>
+            </w:r>
+          </w:p>
+        </w:tc>
+        <w:tc>
+          <w:tcPr>
             <w:tcW w:w="4536" w:type="dxa"/>
             <w:tcBorders>
-              <w:start w:val="single" w:sz="4" w:space="0" w:color="000000"/>
-              <w:bottom w:val="single" w:sz="4" w:space="0" w:color="000000"/>
-            </w:tcBorders>
-          </w:tcPr>
-          <w:p>
-            <w:pPr>
-              <w:pStyle w:val="TableContents"/>
-              <w:spacing w:before="0" w:after="160"/>
-              <w:jc w:val="start"/>
-              <w:rPr/>
-            </w:pPr>
-            <w:r>
-              <w:rPr/>
-              <w:t>Karbantarthatóság</w:t>
-            </w:r>
-          </w:p>
-        </w:tc>
-        <w:tc>
-          <w:tcPr>
-            <w:tcW w:w="4536" w:type="dxa"/>
-            <w:tcBorders>
-              <w:start w:val="single" w:sz="4" w:space="0" w:color="000000"/>
-              <w:bottom w:val="single" w:sz="4" w:space="0" w:color="000000"/>
-              <w:end w:val="single" w:sz="4" w:space="0" w:color="000000"/>
-            </w:tcBorders>
-          </w:tcPr>
-          <w:p>
-            <w:pPr>
-              <w:pStyle w:val="TableContents"/>
-              <w:spacing w:before="0" w:after="160"/>
-              <w:jc w:val="start"/>
+              <w:left w:val="single" w:sz="4" w:space="0" w:color="000000"/>
+              <w:bottom w:val="single" w:sz="4" w:space="0" w:color="000000"/>
+              <w:right w:val="single" w:sz="4" w:space="0" w:color="000000"/>
+            </w:tcBorders>
+          </w:tcPr>
+          <w:p>
+            <w:pPr>
+              <w:pStyle w:val="TableContents"/>
+              <w:spacing w:before="0" w:after="160"/>
+              <w:jc w:val="left"/>
               <w:rPr/>
             </w:pPr>
             <w:r>
@@ -1512,39 +1493,39 @@
         <w:trPr/>
         <w:tc>
           <w:tcPr>
+            <w:tcW w:w="4535" w:type="dxa"/>
+            <w:tcBorders>
+              <w:left w:val="single" w:sz="4" w:space="0" w:color="000000"/>
+              <w:bottom w:val="single" w:sz="4" w:space="0" w:color="000000"/>
+            </w:tcBorders>
+          </w:tcPr>
+          <w:p>
+            <w:pPr>
+              <w:pStyle w:val="TableContents"/>
+              <w:spacing w:before="0" w:after="160"/>
+              <w:jc w:val="left"/>
+              <w:rPr/>
+            </w:pPr>
+            <w:r>
+              <w:rPr/>
+              <w:t>Bővíthetőség</w:t>
+            </w:r>
+          </w:p>
+        </w:tc>
+        <w:tc>
+          <w:tcPr>
             <w:tcW w:w="4536" w:type="dxa"/>
             <w:tcBorders>
-              <w:start w:val="single" w:sz="4" w:space="0" w:color="000000"/>
-              <w:bottom w:val="single" w:sz="4" w:space="0" w:color="000000"/>
-            </w:tcBorders>
-          </w:tcPr>
-          <w:p>
-            <w:pPr>
-              <w:pStyle w:val="TableContents"/>
-              <w:spacing w:before="0" w:after="160"/>
-              <w:jc w:val="start"/>
-              <w:rPr/>
-            </w:pPr>
-            <w:r>
-              <w:rPr/>
-              <w:t>Bővíthetőség</w:t>
-            </w:r>
-          </w:p>
-        </w:tc>
-        <w:tc>
-          <w:tcPr>
-            <w:tcW w:w="4536" w:type="dxa"/>
-            <w:tcBorders>
-              <w:start w:val="single" w:sz="4" w:space="0" w:color="000000"/>
-              <w:bottom w:val="single" w:sz="4" w:space="0" w:color="000000"/>
-              <w:end w:val="single" w:sz="4" w:space="0" w:color="000000"/>
-            </w:tcBorders>
-          </w:tcPr>
-          <w:p>
-            <w:pPr>
-              <w:pStyle w:val="TableContents"/>
-              <w:spacing w:before="0" w:after="160"/>
-              <w:jc w:val="start"/>
+              <w:left w:val="single" w:sz="4" w:space="0" w:color="000000"/>
+              <w:bottom w:val="single" w:sz="4" w:space="0" w:color="000000"/>
+              <w:right w:val="single" w:sz="4" w:space="0" w:color="000000"/>
+            </w:tcBorders>
+          </w:tcPr>
+          <w:p>
+            <w:pPr>
+              <w:pStyle w:val="TableContents"/>
+              <w:spacing w:before="0" w:after="160"/>
+              <w:jc w:val="left"/>
               <w:rPr/>
             </w:pPr>
             <w:r>
@@ -1570,15 +1551,12 @@
     <w:p>
       <w:pPr>
         <w:pStyle w:val="Heading1"/>
-        <w:rPr/>
-      </w:pPr>
-      <w:r>
-        <w:rPr/>
-        <w:t>R</w:t>
-      </w:r>
-      <w:r>
-        <w:rPr/>
-        <w:t>endszerarchitektúra és technológiai stack</w:t>
+        <w:spacing w:before="0" w:after="80"/>
+        <w:rPr/>
+      </w:pPr>
+      <w:r>
+        <w:rPr/>
+        <w:t>Rendszerarchitektúra és technológiai stack</w:t>
       </w:r>
     </w:p>
     <w:p>
@@ -1608,18 +1586,18 @@
     <w:tbl>
       <w:tblPr>
         <w:tblW w:w="5000" w:type="pct"/>
-        <w:jc w:val="start"/>
+        <w:jc w:val="left"/>
         <w:tblInd w:w="-5" w:type="dxa"/>
         <w:tblLayout w:type="fixed"/>
         <w:tblCellMar>
           <w:top w:w="55" w:type="dxa"/>
-          <w:start w:w="55" w:type="dxa"/>
+          <w:left w:w="55" w:type="dxa"/>
           <w:bottom w:w="55" w:type="dxa"/>
-          <w:end w:w="55" w:type="dxa"/>
+          <w:right w:w="55" w:type="dxa"/>
         </w:tblCellMar>
       </w:tblPr>
       <w:tblGrid>
-        <w:gridCol w:w="2268"/>
+        <w:gridCol w:w="2267"/>
         <w:gridCol w:w="2268"/>
         <w:gridCol w:w="2268"/>
         <w:gridCol w:w="2268"/>
@@ -1630,10 +1608,32 @@
         </w:trPr>
         <w:tc>
           <w:tcPr>
+            <w:tcW w:w="2267" w:type="dxa"/>
+            <w:tcBorders>
+              <w:top w:val="single" w:sz="4" w:space="0" w:color="000000"/>
+              <w:left w:val="single" w:sz="4" w:space="0" w:color="000000"/>
+              <w:bottom w:val="single" w:sz="4" w:space="0" w:color="000000"/>
+            </w:tcBorders>
+          </w:tcPr>
+          <w:p>
+            <w:pPr>
+              <w:pStyle w:val="TableHeading"/>
+              <w:spacing w:before="0" w:after="160"/>
+              <w:jc w:val="left"/>
+              <w:rPr/>
+            </w:pPr>
+            <w:r>
+              <w:rPr/>
+              <w:t>Technológia</w:t>
+            </w:r>
+          </w:p>
+        </w:tc>
+        <w:tc>
+          <w:tcPr>
             <w:tcW w:w="2268" w:type="dxa"/>
             <w:tcBorders>
               <w:top w:val="single" w:sz="4" w:space="0" w:color="000000"/>
-              <w:start w:val="single" w:sz="4" w:space="0" w:color="000000"/>
+              <w:left w:val="single" w:sz="4" w:space="0" w:color="000000"/>
               <w:bottom w:val="single" w:sz="4" w:space="0" w:color="000000"/>
             </w:tcBorders>
           </w:tcPr>
@@ -1641,12 +1641,12 @@
             <w:pPr>
               <w:pStyle w:val="TableHeading"/>
               <w:spacing w:before="0" w:after="160"/>
-              <w:jc w:val="start"/>
-              <w:rPr/>
-            </w:pPr>
-            <w:r>
-              <w:rPr/>
-              <w:t>Technológia</w:t>
+              <w:jc w:val="left"/>
+              <w:rPr/>
+            </w:pPr>
+            <w:r>
+              <w:rPr/>
+              <w:t>Réteg</w:t>
             </w:r>
           </w:p>
         </w:tc>
@@ -1655,7 +1655,7 @@
             <w:tcW w:w="2268" w:type="dxa"/>
             <w:tcBorders>
               <w:top w:val="single" w:sz="4" w:space="0" w:color="000000"/>
-              <w:start w:val="single" w:sz="4" w:space="0" w:color="000000"/>
+              <w:left w:val="single" w:sz="4" w:space="0" w:color="000000"/>
               <w:bottom w:val="single" w:sz="4" w:space="0" w:color="000000"/>
             </w:tcBorders>
           </w:tcPr>
@@ -1663,12 +1663,12 @@
             <w:pPr>
               <w:pStyle w:val="TableHeading"/>
               <w:spacing w:before="0" w:after="160"/>
-              <w:jc w:val="start"/>
-              <w:rPr/>
-            </w:pPr>
-            <w:r>
-              <w:rPr/>
-              <w:t>Réteg</w:t>
+              <w:jc w:val="left"/>
+              <w:rPr/>
+            </w:pPr>
+            <w:r>
+              <w:rPr/>
+              <w:t>Feladat</w:t>
             </w:r>
           </w:p>
         </w:tc>
@@ -1677,38 +1677,16 @@
             <w:tcW w:w="2268" w:type="dxa"/>
             <w:tcBorders>
               <w:top w:val="single" w:sz="4" w:space="0" w:color="000000"/>
-              <w:start w:val="single" w:sz="4" w:space="0" w:color="000000"/>
-              <w:bottom w:val="single" w:sz="4" w:space="0" w:color="000000"/>
+              <w:left w:val="single" w:sz="4" w:space="0" w:color="000000"/>
+              <w:bottom w:val="single" w:sz="4" w:space="0" w:color="000000"/>
+              <w:right w:val="single" w:sz="4" w:space="0" w:color="000000"/>
             </w:tcBorders>
           </w:tcPr>
           <w:p>
             <w:pPr>
               <w:pStyle w:val="TableHeading"/>
               <w:spacing w:before="0" w:after="160"/>
-              <w:jc w:val="start"/>
-              <w:rPr/>
-            </w:pPr>
-            <w:r>
-              <w:rPr/>
-              <w:t>Feladat</w:t>
-            </w:r>
-          </w:p>
-        </w:tc>
-        <w:tc>
-          <w:tcPr>
-            <w:tcW w:w="2268" w:type="dxa"/>
-            <w:tcBorders>
-              <w:top w:val="single" w:sz="4" w:space="0" w:color="000000"/>
-              <w:start w:val="single" w:sz="4" w:space="0" w:color="000000"/>
-              <w:bottom w:val="single" w:sz="4" w:space="0" w:color="000000"/>
-              <w:end w:val="single" w:sz="4" w:space="0" w:color="000000"/>
-            </w:tcBorders>
-          </w:tcPr>
-          <w:p>
-            <w:pPr>
-              <w:pStyle w:val="TableHeading"/>
-              <w:spacing w:before="0" w:after="160"/>
-              <w:jc w:val="start"/>
+              <w:jc w:val="left"/>
               <w:rPr/>
             </w:pPr>
             <w:r>
@@ -1722,22 +1700,43 @@
         <w:trPr/>
         <w:tc>
           <w:tcPr>
+            <w:tcW w:w="2267" w:type="dxa"/>
+            <w:tcBorders>
+              <w:left w:val="single" w:sz="4" w:space="0" w:color="000000"/>
+              <w:bottom w:val="single" w:sz="4" w:space="0" w:color="000000"/>
+            </w:tcBorders>
+          </w:tcPr>
+          <w:p>
+            <w:pPr>
+              <w:pStyle w:val="TableContents"/>
+              <w:spacing w:before="0" w:after="160"/>
+              <w:jc w:val="left"/>
+              <w:rPr/>
+            </w:pPr>
+            <w:r>
+              <w:rPr/>
+              <w:t>HTML5</w:t>
+            </w:r>
+          </w:p>
+        </w:tc>
+        <w:tc>
+          <w:tcPr>
             <w:tcW w:w="2268" w:type="dxa"/>
             <w:tcBorders>
-              <w:start w:val="single" w:sz="4" w:space="0" w:color="000000"/>
-              <w:bottom w:val="single" w:sz="4" w:space="0" w:color="000000"/>
-            </w:tcBorders>
-          </w:tcPr>
-          <w:p>
-            <w:pPr>
-              <w:pStyle w:val="TableContents"/>
-              <w:spacing w:before="0" w:after="160"/>
-              <w:jc w:val="start"/>
-              <w:rPr/>
-            </w:pPr>
-            <w:r>
-              <w:rPr/>
-              <w:t>HTML5</w:t>
+              <w:left w:val="single" w:sz="4" w:space="0" w:color="000000"/>
+              <w:bottom w:val="single" w:sz="4" w:space="0" w:color="000000"/>
+            </w:tcBorders>
+          </w:tcPr>
+          <w:p>
+            <w:pPr>
+              <w:pStyle w:val="TableContents"/>
+              <w:spacing w:before="0" w:after="160"/>
+              <w:jc w:val="left"/>
+              <w:rPr/>
+            </w:pPr>
+            <w:r>
+              <w:rPr/>
+              <w:t>Frontend</w:t>
             </w:r>
           </w:p>
         </w:tc>
@@ -1745,20 +1744,20 @@
           <w:tcPr>
             <w:tcW w:w="2268" w:type="dxa"/>
             <w:tcBorders>
-              <w:start w:val="single" w:sz="4" w:space="0" w:color="000000"/>
-              <w:bottom w:val="single" w:sz="4" w:space="0" w:color="000000"/>
-            </w:tcBorders>
-          </w:tcPr>
-          <w:p>
-            <w:pPr>
-              <w:pStyle w:val="TableContents"/>
-              <w:spacing w:before="0" w:after="160"/>
-              <w:jc w:val="start"/>
-              <w:rPr/>
-            </w:pPr>
-            <w:r>
-              <w:rPr/>
-              <w:t>Frontend</w:t>
+              <w:left w:val="single" w:sz="4" w:space="0" w:color="000000"/>
+              <w:bottom w:val="single" w:sz="4" w:space="0" w:color="000000"/>
+            </w:tcBorders>
+          </w:tcPr>
+          <w:p>
+            <w:pPr>
+              <w:pStyle w:val="TableContents"/>
+              <w:spacing w:before="0" w:after="160"/>
+              <w:jc w:val="left"/>
+              <w:rPr/>
+            </w:pPr>
+            <w:r>
+              <w:rPr/>
+              <w:t>Oldalak szerkezete</w:t>
             </w:r>
           </w:p>
         </w:tc>
@@ -1766,37 +1765,16 @@
           <w:tcPr>
             <w:tcW w:w="2268" w:type="dxa"/>
             <w:tcBorders>
-              <w:start w:val="single" w:sz="4" w:space="0" w:color="000000"/>
-              <w:bottom w:val="single" w:sz="4" w:space="0" w:color="000000"/>
-            </w:tcBorders>
-          </w:tcPr>
-          <w:p>
-            <w:pPr>
-              <w:pStyle w:val="TableContents"/>
-              <w:spacing w:before="0" w:after="160"/>
-              <w:jc w:val="start"/>
-              <w:rPr/>
-            </w:pPr>
-            <w:r>
-              <w:rPr/>
-              <w:t>Oldalak szerkezete</w:t>
-            </w:r>
-          </w:p>
-        </w:tc>
-        <w:tc>
-          <w:tcPr>
-            <w:tcW w:w="2268" w:type="dxa"/>
-            <w:tcBorders>
-              <w:start w:val="single" w:sz="4" w:space="0" w:color="000000"/>
-              <w:bottom w:val="single" w:sz="4" w:space="0" w:color="000000"/>
-              <w:end w:val="single" w:sz="4" w:space="0" w:color="000000"/>
-            </w:tcBorders>
-          </w:tcPr>
-          <w:p>
-            <w:pPr>
-              <w:pStyle w:val="TableContents"/>
-              <w:spacing w:before="0" w:after="160"/>
-              <w:jc w:val="start"/>
+              <w:left w:val="single" w:sz="4" w:space="0" w:color="000000"/>
+              <w:bottom w:val="single" w:sz="4" w:space="0" w:color="000000"/>
+              <w:right w:val="single" w:sz="4" w:space="0" w:color="000000"/>
+            </w:tcBorders>
+          </w:tcPr>
+          <w:p>
+            <w:pPr>
+              <w:pStyle w:val="TableContents"/>
+              <w:spacing w:before="0" w:after="160"/>
+              <w:jc w:val="left"/>
               <w:rPr/>
             </w:pPr>
             <w:r>
@@ -1810,22 +1788,43 @@
         <w:trPr/>
         <w:tc>
           <w:tcPr>
+            <w:tcW w:w="2267" w:type="dxa"/>
+            <w:tcBorders>
+              <w:left w:val="single" w:sz="4" w:space="0" w:color="000000"/>
+              <w:bottom w:val="single" w:sz="4" w:space="0" w:color="000000"/>
+            </w:tcBorders>
+          </w:tcPr>
+          <w:p>
+            <w:pPr>
+              <w:pStyle w:val="TableContents"/>
+              <w:spacing w:before="0" w:after="160"/>
+              <w:jc w:val="left"/>
+              <w:rPr/>
+            </w:pPr>
+            <w:r>
+              <w:rPr/>
+              <w:t>CSS3</w:t>
+            </w:r>
+          </w:p>
+        </w:tc>
+        <w:tc>
+          <w:tcPr>
             <w:tcW w:w="2268" w:type="dxa"/>
             <w:tcBorders>
-              <w:start w:val="single" w:sz="4" w:space="0" w:color="000000"/>
-              <w:bottom w:val="single" w:sz="4" w:space="0" w:color="000000"/>
-            </w:tcBorders>
-          </w:tcPr>
-          <w:p>
-            <w:pPr>
-              <w:pStyle w:val="TableContents"/>
-              <w:spacing w:before="0" w:after="160"/>
-              <w:jc w:val="start"/>
-              <w:rPr/>
-            </w:pPr>
-            <w:r>
-              <w:rPr/>
-              <w:t>CSS3</w:t>
+              <w:left w:val="single" w:sz="4" w:space="0" w:color="000000"/>
+              <w:bottom w:val="single" w:sz="4" w:space="0" w:color="000000"/>
+            </w:tcBorders>
+          </w:tcPr>
+          <w:p>
+            <w:pPr>
+              <w:pStyle w:val="TableContents"/>
+              <w:spacing w:before="0" w:after="160"/>
+              <w:jc w:val="left"/>
+              <w:rPr/>
+            </w:pPr>
+            <w:r>
+              <w:rPr/>
+              <w:t>Frontend</w:t>
             </w:r>
           </w:p>
         </w:tc>
@@ -1833,20 +1832,20 @@
           <w:tcPr>
             <w:tcW w:w="2268" w:type="dxa"/>
             <w:tcBorders>
-              <w:start w:val="single" w:sz="4" w:space="0" w:color="000000"/>
-              <w:bottom w:val="single" w:sz="4" w:space="0" w:color="000000"/>
-            </w:tcBorders>
-          </w:tcPr>
-          <w:p>
-            <w:pPr>
-              <w:pStyle w:val="TableContents"/>
-              <w:spacing w:before="0" w:after="160"/>
-              <w:jc w:val="start"/>
-              <w:rPr/>
-            </w:pPr>
-            <w:r>
-              <w:rPr/>
-              <w:t>Frontend</w:t>
+              <w:left w:val="single" w:sz="4" w:space="0" w:color="000000"/>
+              <w:bottom w:val="single" w:sz="4" w:space="0" w:color="000000"/>
+            </w:tcBorders>
+          </w:tcPr>
+          <w:p>
+            <w:pPr>
+              <w:pStyle w:val="TableContents"/>
+              <w:spacing w:before="0" w:after="160"/>
+              <w:jc w:val="left"/>
+              <w:rPr/>
+            </w:pPr>
+            <w:r>
+              <w:rPr/>
+              <w:t>Megjelenés, reszponzivitás</w:t>
             </w:r>
           </w:p>
         </w:tc>
@@ -1854,37 +1853,16 @@
           <w:tcPr>
             <w:tcW w:w="2268" w:type="dxa"/>
             <w:tcBorders>
-              <w:start w:val="single" w:sz="4" w:space="0" w:color="000000"/>
-              <w:bottom w:val="single" w:sz="4" w:space="0" w:color="000000"/>
-            </w:tcBorders>
-          </w:tcPr>
-          <w:p>
-            <w:pPr>
-              <w:pStyle w:val="TableContents"/>
-              <w:spacing w:before="0" w:after="160"/>
-              <w:jc w:val="start"/>
-              <w:rPr/>
-            </w:pPr>
-            <w:r>
-              <w:rPr/>
-              <w:t>Megjelenés, reszponzivitás</w:t>
-            </w:r>
-          </w:p>
-        </w:tc>
-        <w:tc>
-          <w:tcPr>
-            <w:tcW w:w="2268" w:type="dxa"/>
-            <w:tcBorders>
-              <w:start w:val="single" w:sz="4" w:space="0" w:color="000000"/>
-              <w:bottom w:val="single" w:sz="4" w:space="0" w:color="000000"/>
-              <w:end w:val="single" w:sz="4" w:space="0" w:color="000000"/>
-            </w:tcBorders>
-          </w:tcPr>
-          <w:p>
-            <w:pPr>
-              <w:pStyle w:val="TableContents"/>
-              <w:spacing w:before="0" w:after="160"/>
-              <w:jc w:val="start"/>
+              <w:left w:val="single" w:sz="4" w:space="0" w:color="000000"/>
+              <w:bottom w:val="single" w:sz="4" w:space="0" w:color="000000"/>
+              <w:right w:val="single" w:sz="4" w:space="0" w:color="000000"/>
+            </w:tcBorders>
+          </w:tcPr>
+          <w:p>
+            <w:pPr>
+              <w:pStyle w:val="TableContents"/>
+              <w:spacing w:before="0" w:after="160"/>
+              <w:jc w:val="left"/>
               <w:rPr/>
             </w:pPr>
             <w:r>
@@ -1898,22 +1876,43 @@
         <w:trPr/>
         <w:tc>
           <w:tcPr>
+            <w:tcW w:w="2267" w:type="dxa"/>
+            <w:tcBorders>
+              <w:left w:val="single" w:sz="4" w:space="0" w:color="000000"/>
+              <w:bottom w:val="single" w:sz="4" w:space="0" w:color="000000"/>
+            </w:tcBorders>
+          </w:tcPr>
+          <w:p>
+            <w:pPr>
+              <w:pStyle w:val="TableContents"/>
+              <w:spacing w:before="0" w:after="160"/>
+              <w:jc w:val="left"/>
+              <w:rPr/>
+            </w:pPr>
+            <w:r>
+              <w:rPr/>
+              <w:t>JavaScript</w:t>
+            </w:r>
+          </w:p>
+        </w:tc>
+        <w:tc>
+          <w:tcPr>
             <w:tcW w:w="2268" w:type="dxa"/>
             <w:tcBorders>
-              <w:start w:val="single" w:sz="4" w:space="0" w:color="000000"/>
-              <w:bottom w:val="single" w:sz="4" w:space="0" w:color="000000"/>
-            </w:tcBorders>
-          </w:tcPr>
-          <w:p>
-            <w:pPr>
-              <w:pStyle w:val="TableContents"/>
-              <w:spacing w:before="0" w:after="160"/>
-              <w:jc w:val="start"/>
-              <w:rPr/>
-            </w:pPr>
-            <w:r>
-              <w:rPr/>
-              <w:t>JavaScript</w:t>
+              <w:left w:val="single" w:sz="4" w:space="0" w:color="000000"/>
+              <w:bottom w:val="single" w:sz="4" w:space="0" w:color="000000"/>
+            </w:tcBorders>
+          </w:tcPr>
+          <w:p>
+            <w:pPr>
+              <w:pStyle w:val="TableContents"/>
+              <w:spacing w:before="0" w:after="160"/>
+              <w:jc w:val="left"/>
+              <w:rPr/>
+            </w:pPr>
+            <w:r>
+              <w:rPr/>
+              <w:t>Frontend</w:t>
             </w:r>
           </w:p>
         </w:tc>
@@ -1921,20 +1920,20 @@
           <w:tcPr>
             <w:tcW w:w="2268" w:type="dxa"/>
             <w:tcBorders>
-              <w:start w:val="single" w:sz="4" w:space="0" w:color="000000"/>
-              <w:bottom w:val="single" w:sz="4" w:space="0" w:color="000000"/>
-            </w:tcBorders>
-          </w:tcPr>
-          <w:p>
-            <w:pPr>
-              <w:pStyle w:val="TableContents"/>
-              <w:spacing w:before="0" w:after="160"/>
-              <w:jc w:val="start"/>
-              <w:rPr/>
-            </w:pPr>
-            <w:r>
-              <w:rPr/>
-              <w:t>Frontend</w:t>
+              <w:left w:val="single" w:sz="4" w:space="0" w:color="000000"/>
+              <w:bottom w:val="single" w:sz="4" w:space="0" w:color="000000"/>
+            </w:tcBorders>
+          </w:tcPr>
+          <w:p>
+            <w:pPr>
+              <w:pStyle w:val="TableContents"/>
+              <w:spacing w:before="0" w:after="160"/>
+              <w:jc w:val="left"/>
+              <w:rPr/>
+            </w:pPr>
+            <w:r>
+              <w:rPr/>
+              <w:t>Drag &amp; drop, interakció</w:t>
             </w:r>
           </w:p>
         </w:tc>
@@ -1942,37 +1941,16 @@
           <w:tcPr>
             <w:tcW w:w="2268" w:type="dxa"/>
             <w:tcBorders>
-              <w:start w:val="single" w:sz="4" w:space="0" w:color="000000"/>
-              <w:bottom w:val="single" w:sz="4" w:space="0" w:color="000000"/>
-            </w:tcBorders>
-          </w:tcPr>
-          <w:p>
-            <w:pPr>
-              <w:pStyle w:val="TableContents"/>
-              <w:spacing w:before="0" w:after="160"/>
-              <w:jc w:val="start"/>
-              <w:rPr/>
-            </w:pPr>
-            <w:r>
-              <w:rPr/>
-              <w:t>Drag &amp; drop, interakció</w:t>
-            </w:r>
-          </w:p>
-        </w:tc>
-        <w:tc>
-          <w:tcPr>
-            <w:tcW w:w="2268" w:type="dxa"/>
-            <w:tcBorders>
-              <w:start w:val="single" w:sz="4" w:space="0" w:color="000000"/>
-              <w:bottom w:val="single" w:sz="4" w:space="0" w:color="000000"/>
-              <w:end w:val="single" w:sz="4" w:space="0" w:color="000000"/>
-            </w:tcBorders>
-          </w:tcPr>
-          <w:p>
-            <w:pPr>
-              <w:pStyle w:val="TableContents"/>
-              <w:spacing w:before="0" w:after="160"/>
-              <w:jc w:val="start"/>
+              <w:left w:val="single" w:sz="4" w:space="0" w:color="000000"/>
+              <w:bottom w:val="single" w:sz="4" w:space="0" w:color="000000"/>
+              <w:right w:val="single" w:sz="4" w:space="0" w:color="000000"/>
+            </w:tcBorders>
+          </w:tcPr>
+          <w:p>
+            <w:pPr>
+              <w:pStyle w:val="TableContents"/>
+              <w:spacing w:before="0" w:after="160"/>
+              <w:jc w:val="left"/>
               <w:rPr/>
             </w:pPr>
             <w:r>
@@ -1986,22 +1964,43 @@
         <w:trPr/>
         <w:tc>
           <w:tcPr>
+            <w:tcW w:w="2267" w:type="dxa"/>
+            <w:tcBorders>
+              <w:left w:val="single" w:sz="4" w:space="0" w:color="000000"/>
+              <w:bottom w:val="single" w:sz="4" w:space="0" w:color="000000"/>
+            </w:tcBorders>
+          </w:tcPr>
+          <w:p>
+            <w:pPr>
+              <w:pStyle w:val="TableContents"/>
+              <w:spacing w:before="0" w:after="160"/>
+              <w:jc w:val="left"/>
+              <w:rPr/>
+            </w:pPr>
+            <w:r>
+              <w:rPr/>
+              <w:t>PHP</w:t>
+            </w:r>
+          </w:p>
+        </w:tc>
+        <w:tc>
+          <w:tcPr>
             <w:tcW w:w="2268" w:type="dxa"/>
             <w:tcBorders>
-              <w:start w:val="single" w:sz="4" w:space="0" w:color="000000"/>
-              <w:bottom w:val="single" w:sz="4" w:space="0" w:color="000000"/>
-            </w:tcBorders>
-          </w:tcPr>
-          <w:p>
-            <w:pPr>
-              <w:pStyle w:val="TableContents"/>
-              <w:spacing w:before="0" w:after="160"/>
-              <w:jc w:val="start"/>
-              <w:rPr/>
-            </w:pPr>
-            <w:r>
-              <w:rPr/>
-              <w:t>PHP</w:t>
+              <w:left w:val="single" w:sz="4" w:space="0" w:color="000000"/>
+              <w:bottom w:val="single" w:sz="4" w:space="0" w:color="000000"/>
+            </w:tcBorders>
+          </w:tcPr>
+          <w:p>
+            <w:pPr>
+              <w:pStyle w:val="TableContents"/>
+              <w:spacing w:before="0" w:after="160"/>
+              <w:jc w:val="left"/>
+              <w:rPr/>
+            </w:pPr>
+            <w:r>
+              <w:rPr/>
+              <w:t>Backend</w:t>
             </w:r>
           </w:p>
         </w:tc>
@@ -2009,20 +2008,20 @@
           <w:tcPr>
             <w:tcW w:w="2268" w:type="dxa"/>
             <w:tcBorders>
-              <w:start w:val="single" w:sz="4" w:space="0" w:color="000000"/>
-              <w:bottom w:val="single" w:sz="4" w:space="0" w:color="000000"/>
-            </w:tcBorders>
-          </w:tcPr>
-          <w:p>
-            <w:pPr>
-              <w:pStyle w:val="TableContents"/>
-              <w:spacing w:before="0" w:after="160"/>
-              <w:jc w:val="start"/>
-              <w:rPr/>
-            </w:pPr>
-            <w:r>
-              <w:rPr/>
-              <w:t>Backend</w:t>
+              <w:left w:val="single" w:sz="4" w:space="0" w:color="000000"/>
+              <w:bottom w:val="single" w:sz="4" w:space="0" w:color="000000"/>
+            </w:tcBorders>
+          </w:tcPr>
+          <w:p>
+            <w:pPr>
+              <w:pStyle w:val="TableContents"/>
+              <w:spacing w:before="0" w:after="160"/>
+              <w:jc w:val="left"/>
+              <w:rPr/>
+            </w:pPr>
+            <w:r>
+              <w:rPr/>
+              <w:t>Szerveroldali logika</w:t>
             </w:r>
           </w:p>
         </w:tc>
@@ -2030,37 +2029,16 @@
           <w:tcPr>
             <w:tcW w:w="2268" w:type="dxa"/>
             <w:tcBorders>
-              <w:start w:val="single" w:sz="4" w:space="0" w:color="000000"/>
-              <w:bottom w:val="single" w:sz="4" w:space="0" w:color="000000"/>
-            </w:tcBorders>
-          </w:tcPr>
-          <w:p>
-            <w:pPr>
-              <w:pStyle w:val="TableContents"/>
-              <w:spacing w:before="0" w:after="160"/>
-              <w:jc w:val="start"/>
-              <w:rPr/>
-            </w:pPr>
-            <w:r>
-              <w:rPr/>
-              <w:t>Szerveroldali logika</w:t>
-            </w:r>
-          </w:p>
-        </w:tc>
-        <w:tc>
-          <w:tcPr>
-            <w:tcW w:w="2268" w:type="dxa"/>
-            <w:tcBorders>
-              <w:start w:val="single" w:sz="4" w:space="0" w:color="000000"/>
-              <w:bottom w:val="single" w:sz="4" w:space="0" w:color="000000"/>
-              <w:end w:val="single" w:sz="4" w:space="0" w:color="000000"/>
-            </w:tcBorders>
-          </w:tcPr>
-          <w:p>
-            <w:pPr>
-              <w:pStyle w:val="TableContents"/>
-              <w:spacing w:before="0" w:after="160"/>
-              <w:jc w:val="start"/>
+              <w:left w:val="single" w:sz="4" w:space="0" w:color="000000"/>
+              <w:bottom w:val="single" w:sz="4" w:space="0" w:color="000000"/>
+              <w:right w:val="single" w:sz="4" w:space="0" w:color="000000"/>
+            </w:tcBorders>
+          </w:tcPr>
+          <w:p>
+            <w:pPr>
+              <w:pStyle w:val="TableContents"/>
+              <w:spacing w:before="0" w:after="160"/>
+              <w:jc w:val="left"/>
               <w:rPr/>
             </w:pPr>
             <w:r>
@@ -2074,22 +2052,43 @@
         <w:trPr/>
         <w:tc>
           <w:tcPr>
+            <w:tcW w:w="2267" w:type="dxa"/>
+            <w:tcBorders>
+              <w:left w:val="single" w:sz="4" w:space="0" w:color="000000"/>
+              <w:bottom w:val="single" w:sz="4" w:space="0" w:color="000000"/>
+            </w:tcBorders>
+          </w:tcPr>
+          <w:p>
+            <w:pPr>
+              <w:pStyle w:val="TableContents"/>
+              <w:spacing w:before="0" w:after="160"/>
+              <w:jc w:val="left"/>
+              <w:rPr/>
+            </w:pPr>
+            <w:r>
+              <w:rPr/>
+              <w:t>MySQL</w:t>
+            </w:r>
+          </w:p>
+        </w:tc>
+        <w:tc>
+          <w:tcPr>
             <w:tcW w:w="2268" w:type="dxa"/>
             <w:tcBorders>
-              <w:start w:val="single" w:sz="4" w:space="0" w:color="000000"/>
-              <w:bottom w:val="single" w:sz="4" w:space="0" w:color="000000"/>
-            </w:tcBorders>
-          </w:tcPr>
-          <w:p>
-            <w:pPr>
-              <w:pStyle w:val="TableContents"/>
-              <w:spacing w:before="0" w:after="160"/>
-              <w:jc w:val="start"/>
-              <w:rPr/>
-            </w:pPr>
-            <w:r>
-              <w:rPr/>
-              <w:t>MySQL</w:t>
+              <w:left w:val="single" w:sz="4" w:space="0" w:color="000000"/>
+              <w:bottom w:val="single" w:sz="4" w:space="0" w:color="000000"/>
+            </w:tcBorders>
+          </w:tcPr>
+          <w:p>
+            <w:pPr>
+              <w:pStyle w:val="TableContents"/>
+              <w:spacing w:before="0" w:after="160"/>
+              <w:jc w:val="left"/>
+              <w:rPr/>
+            </w:pPr>
+            <w:r>
+              <w:rPr/>
+              <w:t>Adatréteg</w:t>
             </w:r>
           </w:p>
         </w:tc>
@@ -2097,20 +2096,20 @@
           <w:tcPr>
             <w:tcW w:w="2268" w:type="dxa"/>
             <w:tcBorders>
-              <w:start w:val="single" w:sz="4" w:space="0" w:color="000000"/>
-              <w:bottom w:val="single" w:sz="4" w:space="0" w:color="000000"/>
-            </w:tcBorders>
-          </w:tcPr>
-          <w:p>
-            <w:pPr>
-              <w:pStyle w:val="TableContents"/>
-              <w:spacing w:before="0" w:after="160"/>
-              <w:jc w:val="start"/>
-              <w:rPr/>
-            </w:pPr>
-            <w:r>
-              <w:rPr/>
-              <w:t>Adatréteg</w:t>
+              <w:left w:val="single" w:sz="4" w:space="0" w:color="000000"/>
+              <w:bottom w:val="single" w:sz="4" w:space="0" w:color="000000"/>
+            </w:tcBorders>
+          </w:tcPr>
+          <w:p>
+            <w:pPr>
+              <w:pStyle w:val="TableContents"/>
+              <w:spacing w:before="0" w:after="160"/>
+              <w:jc w:val="left"/>
+              <w:rPr/>
+            </w:pPr>
+            <w:r>
+              <w:rPr/>
+              <w:t>Adattárolás</w:t>
             </w:r>
           </w:p>
         </w:tc>
@@ -2118,37 +2117,16 @@
           <w:tcPr>
             <w:tcW w:w="2268" w:type="dxa"/>
             <w:tcBorders>
-              <w:start w:val="single" w:sz="4" w:space="0" w:color="000000"/>
-              <w:bottom w:val="single" w:sz="4" w:space="0" w:color="000000"/>
-            </w:tcBorders>
-          </w:tcPr>
-          <w:p>
-            <w:pPr>
-              <w:pStyle w:val="TableContents"/>
-              <w:spacing w:before="0" w:after="160"/>
-              <w:jc w:val="start"/>
-              <w:rPr/>
-            </w:pPr>
-            <w:r>
-              <w:rPr/>
-              <w:t>Adattárolás</w:t>
-            </w:r>
-          </w:p>
-        </w:tc>
-        <w:tc>
-          <w:tcPr>
-            <w:tcW w:w="2268" w:type="dxa"/>
-            <w:tcBorders>
-              <w:start w:val="single" w:sz="4" w:space="0" w:color="000000"/>
-              <w:bottom w:val="single" w:sz="4" w:space="0" w:color="000000"/>
-              <w:end w:val="single" w:sz="4" w:space="0" w:color="000000"/>
-            </w:tcBorders>
-          </w:tcPr>
-          <w:p>
-            <w:pPr>
-              <w:pStyle w:val="TableContents"/>
-              <w:spacing w:before="0" w:after="160"/>
-              <w:jc w:val="start"/>
+              <w:left w:val="single" w:sz="4" w:space="0" w:color="000000"/>
+              <w:bottom w:val="single" w:sz="4" w:space="0" w:color="000000"/>
+              <w:right w:val="single" w:sz="4" w:space="0" w:color="000000"/>
+            </w:tcBorders>
+          </w:tcPr>
+          <w:p>
+            <w:pPr>
+              <w:pStyle w:val="TableContents"/>
+              <w:spacing w:before="0" w:after="160"/>
+              <w:jc w:val="left"/>
               <w:rPr/>
             </w:pPr>
             <w:r>
@@ -2162,22 +2140,43 @@
         <w:trPr/>
         <w:tc>
           <w:tcPr>
+            <w:tcW w:w="2267" w:type="dxa"/>
+            <w:tcBorders>
+              <w:left w:val="single" w:sz="4" w:space="0" w:color="000000"/>
+              <w:bottom w:val="single" w:sz="4" w:space="0" w:color="000000"/>
+            </w:tcBorders>
+          </w:tcPr>
+          <w:p>
+            <w:pPr>
+              <w:pStyle w:val="TableContents"/>
+              <w:spacing w:before="0" w:after="160"/>
+              <w:jc w:val="left"/>
+              <w:rPr/>
+            </w:pPr>
+            <w:r>
+              <w:rPr/>
+              <w:t>VS Code</w:t>
+            </w:r>
+          </w:p>
+        </w:tc>
+        <w:tc>
+          <w:tcPr>
             <w:tcW w:w="2268" w:type="dxa"/>
             <w:tcBorders>
-              <w:start w:val="single" w:sz="4" w:space="0" w:color="000000"/>
-              <w:bottom w:val="single" w:sz="4" w:space="0" w:color="000000"/>
-            </w:tcBorders>
-          </w:tcPr>
-          <w:p>
-            <w:pPr>
-              <w:pStyle w:val="TableContents"/>
-              <w:spacing w:before="0" w:after="160"/>
-              <w:jc w:val="start"/>
-              <w:rPr/>
-            </w:pPr>
-            <w:r>
-              <w:rPr/>
-              <w:t>VS Code</w:t>
+              <w:left w:val="single" w:sz="4" w:space="0" w:color="000000"/>
+              <w:bottom w:val="single" w:sz="4" w:space="0" w:color="000000"/>
+            </w:tcBorders>
+          </w:tcPr>
+          <w:p>
+            <w:pPr>
+              <w:pStyle w:val="TableContents"/>
+              <w:spacing w:before="0" w:after="160"/>
+              <w:jc w:val="left"/>
+              <w:rPr/>
+            </w:pPr>
+            <w:r>
+              <w:rPr/>
+              <w:t>Fejlesztés</w:t>
             </w:r>
           </w:p>
         </w:tc>
@@ -2185,20 +2184,20 @@
           <w:tcPr>
             <w:tcW w:w="2268" w:type="dxa"/>
             <w:tcBorders>
-              <w:start w:val="single" w:sz="4" w:space="0" w:color="000000"/>
-              <w:bottom w:val="single" w:sz="4" w:space="0" w:color="000000"/>
-            </w:tcBorders>
-          </w:tcPr>
-          <w:p>
-            <w:pPr>
-              <w:pStyle w:val="TableContents"/>
-              <w:spacing w:before="0" w:after="160"/>
-              <w:jc w:val="start"/>
-              <w:rPr/>
-            </w:pPr>
-            <w:r>
-              <w:rPr/>
-              <w:t>Fejlesztés</w:t>
+              <w:left w:val="single" w:sz="4" w:space="0" w:color="000000"/>
+              <w:bottom w:val="single" w:sz="4" w:space="0" w:color="000000"/>
+            </w:tcBorders>
+          </w:tcPr>
+          <w:p>
+            <w:pPr>
+              <w:pStyle w:val="TableContents"/>
+              <w:spacing w:before="0" w:after="160"/>
+              <w:jc w:val="left"/>
+              <w:rPr/>
+            </w:pPr>
+            <w:r>
+              <w:rPr/>
+              <w:t>Kódszerkesztés</w:t>
             </w:r>
           </w:p>
         </w:tc>
@@ -2206,37 +2205,16 @@
           <w:tcPr>
             <w:tcW w:w="2268" w:type="dxa"/>
             <w:tcBorders>
-              <w:start w:val="single" w:sz="4" w:space="0" w:color="000000"/>
-              <w:bottom w:val="single" w:sz="4" w:space="0" w:color="000000"/>
-            </w:tcBorders>
-          </w:tcPr>
-          <w:p>
-            <w:pPr>
-              <w:pStyle w:val="TableContents"/>
-              <w:spacing w:before="0" w:after="160"/>
-              <w:jc w:val="start"/>
-              <w:rPr/>
-            </w:pPr>
-            <w:r>
-              <w:rPr/>
-              <w:t>Kódszerkesztés</w:t>
-            </w:r>
-          </w:p>
-        </w:tc>
-        <w:tc>
-          <w:tcPr>
-            <w:tcW w:w="2268" w:type="dxa"/>
-            <w:tcBorders>
-              <w:start w:val="single" w:sz="4" w:space="0" w:color="000000"/>
-              <w:bottom w:val="single" w:sz="4" w:space="0" w:color="000000"/>
-              <w:end w:val="single" w:sz="4" w:space="0" w:color="000000"/>
-            </w:tcBorders>
-          </w:tcPr>
-          <w:p>
-            <w:pPr>
-              <w:pStyle w:val="TableContents"/>
-              <w:spacing w:before="0" w:after="160"/>
-              <w:jc w:val="start"/>
+              <w:left w:val="single" w:sz="4" w:space="0" w:color="000000"/>
+              <w:bottom w:val="single" w:sz="4" w:space="0" w:color="000000"/>
+              <w:right w:val="single" w:sz="4" w:space="0" w:color="000000"/>
+            </w:tcBorders>
+          </w:tcPr>
+          <w:p>
+            <w:pPr>
+              <w:pStyle w:val="TableContents"/>
+              <w:spacing w:before="0" w:after="160"/>
+              <w:jc w:val="left"/>
               <w:rPr/>
             </w:pPr>
             <w:r>
@@ -2315,13 +2293,7 @@
         <w:rPr>
           <w:color w:val="000000"/>
         </w:rPr>
-        <w:t>php_todo</w:t>
-      </w:r>
-      <w:r>
-        <w:rPr>
-          <w:color w:val="000000"/>
-        </w:rPr>
-        <w:t>.sq</w:t>
+        <w:t>php_todo.sq</w:t>
       </w:r>
       <w:r>
         <w:rPr/>
@@ -2411,7 +2383,15 @@
       </w:pPr>
       <w:r>
         <w:rPr/>
-        <w:t>[kép]</w:t>
+        <w:t>[</w:t>
+      </w:r>
+      <w:r>
+        <w:rPr/>
+        <w:t>Milyen kínos lesz majd bemutatni ezt a részt kép nélkül eh? Its been 3 days. Do it already</w:t>
+      </w:r>
+      <w:r>
+        <w:rPr/>
+        <w:t>]</w:t>
       </w:r>
     </w:p>
     <w:p>
@@ -2441,13 +2421,7 @@
         <w:rPr>
           <w:color w:val="000000"/>
         </w:rPr>
-        <w:t xml:space="preserve">A jelszavak hash-elve tárolódnak (password_hash / password_verify). </w:t>
-      </w:r>
-      <w:r>
-        <w:rPr>
-          <w:color w:val="000000"/>
-        </w:rPr>
-        <w:t>Or not idk. Ask the backend</w:t>
+        <w:t>A jelszavak hash-elve tárolódnak (password_hash / password_verify). Or not idk. Ask the backend</w:t>
       </w:r>
       <w:r>
         <w:br w:type="page"/>
@@ -2481,14 +2455,14 @@
     <w:tbl>
       <w:tblPr>
         <w:tblW w:w="5000" w:type="pct"/>
-        <w:jc w:val="start"/>
+        <w:jc w:val="left"/>
         <w:tblInd w:w="-5" w:type="dxa"/>
         <w:tblLayout w:type="fixed"/>
         <w:tblCellMar>
           <w:top w:w="55" w:type="dxa"/>
-          <w:start w:w="55" w:type="dxa"/>
+          <w:left w:w="55" w:type="dxa"/>
           <w:bottom w:w="55" w:type="dxa"/>
-          <w:end w:w="55" w:type="dxa"/>
+          <w:right w:w="55" w:type="dxa"/>
         </w:tblCellMar>
       </w:tblPr>
       <w:tblGrid>
@@ -2505,7 +2479,7 @@
             <w:tcW w:w="3024" w:type="dxa"/>
             <w:tcBorders>
               <w:top w:val="single" w:sz="4" w:space="0" w:color="000000"/>
-              <w:start w:val="single" w:sz="4" w:space="0" w:color="000000"/>
+              <w:left w:val="single" w:sz="4" w:space="0" w:color="000000"/>
               <w:bottom w:val="single" w:sz="4" w:space="0" w:color="000000"/>
             </w:tcBorders>
           </w:tcPr>
@@ -2513,7 +2487,7 @@
             <w:pPr>
               <w:pStyle w:val="TableHeading"/>
               <w:spacing w:before="0" w:after="160"/>
-              <w:jc w:val="start"/>
+              <w:jc w:val="left"/>
               <w:rPr/>
             </w:pPr>
             <w:r>
@@ -2527,7 +2501,7 @@
             <w:tcW w:w="3024" w:type="dxa"/>
             <w:tcBorders>
               <w:top w:val="single" w:sz="4" w:space="0" w:color="000000"/>
-              <w:start w:val="single" w:sz="4" w:space="0" w:color="000000"/>
+              <w:left w:val="single" w:sz="4" w:space="0" w:color="000000"/>
               <w:bottom w:val="single" w:sz="4" w:space="0" w:color="000000"/>
             </w:tcBorders>
           </w:tcPr>
@@ -2535,7 +2509,7 @@
             <w:pPr>
               <w:pStyle w:val="TableHeading"/>
               <w:spacing w:before="0" w:after="160"/>
-              <w:jc w:val="start"/>
+              <w:jc w:val="left"/>
               <w:rPr/>
             </w:pPr>
             <w:r>
@@ -2549,16 +2523,16 @@
             <w:tcW w:w="3024" w:type="dxa"/>
             <w:tcBorders>
               <w:top w:val="single" w:sz="4" w:space="0" w:color="000000"/>
-              <w:start w:val="single" w:sz="4" w:space="0" w:color="000000"/>
-              <w:bottom w:val="single" w:sz="4" w:space="0" w:color="000000"/>
-              <w:end w:val="single" w:sz="4" w:space="0" w:color="000000"/>
+              <w:left w:val="single" w:sz="4" w:space="0" w:color="000000"/>
+              <w:bottom w:val="single" w:sz="4" w:space="0" w:color="000000"/>
+              <w:right w:val="single" w:sz="4" w:space="0" w:color="000000"/>
             </w:tcBorders>
           </w:tcPr>
           <w:p>
             <w:pPr>
               <w:pStyle w:val="TableHeading"/>
               <w:spacing w:before="0" w:after="160"/>
-              <w:jc w:val="start"/>
+              <w:jc w:val="left"/>
               <w:rPr/>
             </w:pPr>
             <w:r>
@@ -2574,15 +2548,15 @@
           <w:tcPr>
             <w:tcW w:w="3024" w:type="dxa"/>
             <w:tcBorders>
-              <w:start w:val="single" w:sz="4" w:space="0" w:color="000000"/>
-              <w:bottom w:val="single" w:sz="4" w:space="0" w:color="000000"/>
-            </w:tcBorders>
-          </w:tcPr>
-          <w:p>
-            <w:pPr>
-              <w:pStyle w:val="TableContents"/>
-              <w:spacing w:before="0" w:after="160"/>
-              <w:jc w:val="start"/>
+              <w:left w:val="single" w:sz="4" w:space="0" w:color="000000"/>
+              <w:bottom w:val="single" w:sz="4" w:space="0" w:color="000000"/>
+            </w:tcBorders>
+          </w:tcPr>
+          <w:p>
+            <w:pPr>
+              <w:pStyle w:val="TableContents"/>
+              <w:spacing w:before="0" w:after="160"/>
+              <w:jc w:val="left"/>
               <w:rPr>
                 <w:color w:val="000000"/>
               </w:rPr>
@@ -2599,15 +2573,15 @@
           <w:tcPr>
             <w:tcW w:w="3024" w:type="dxa"/>
             <w:tcBorders>
-              <w:start w:val="single" w:sz="4" w:space="0" w:color="000000"/>
-              <w:bottom w:val="single" w:sz="4" w:space="0" w:color="000000"/>
-            </w:tcBorders>
-          </w:tcPr>
-          <w:p>
-            <w:pPr>
-              <w:pStyle w:val="TableContents"/>
-              <w:spacing w:before="0" w:after="160"/>
-              <w:jc w:val="start"/>
+              <w:left w:val="single" w:sz="4" w:space="0" w:color="000000"/>
+              <w:bottom w:val="single" w:sz="4" w:space="0" w:color="000000"/>
+            </w:tcBorders>
+          </w:tcPr>
+          <w:p>
+            <w:pPr>
+              <w:pStyle w:val="TableContents"/>
+              <w:spacing w:before="0" w:after="160"/>
+              <w:jc w:val="left"/>
               <w:rPr>
                 <w:color w:val="000000"/>
               </w:rPr>
@@ -2624,16 +2598,16 @@
           <w:tcPr>
             <w:tcW w:w="3024" w:type="dxa"/>
             <w:tcBorders>
-              <w:start w:val="single" w:sz="4" w:space="0" w:color="000000"/>
-              <w:bottom w:val="single" w:sz="4" w:space="0" w:color="000000"/>
-              <w:end w:val="single" w:sz="4" w:space="0" w:color="000000"/>
-            </w:tcBorders>
-          </w:tcPr>
-          <w:p>
-            <w:pPr>
-              <w:pStyle w:val="TableContents"/>
-              <w:spacing w:before="0" w:after="160"/>
-              <w:jc w:val="start"/>
+              <w:left w:val="single" w:sz="4" w:space="0" w:color="000000"/>
+              <w:bottom w:val="single" w:sz="4" w:space="0" w:color="000000"/>
+              <w:right w:val="single" w:sz="4" w:space="0" w:color="000000"/>
+            </w:tcBorders>
+          </w:tcPr>
+          <w:p>
+            <w:pPr>
+              <w:pStyle w:val="TableContents"/>
+              <w:spacing w:before="0" w:after="160"/>
+              <w:jc w:val="left"/>
               <w:rPr>
                 <w:color w:val="000000"/>
               </w:rPr>
@@ -2653,15 +2627,15 @@
           <w:tcPr>
             <w:tcW w:w="3024" w:type="dxa"/>
             <w:tcBorders>
-              <w:start w:val="single" w:sz="4" w:space="0" w:color="000000"/>
-              <w:bottom w:val="single" w:sz="4" w:space="0" w:color="000000"/>
-            </w:tcBorders>
-          </w:tcPr>
-          <w:p>
-            <w:pPr>
-              <w:pStyle w:val="TableContents"/>
-              <w:spacing w:before="0" w:after="160"/>
-              <w:jc w:val="start"/>
+              <w:left w:val="single" w:sz="4" w:space="0" w:color="000000"/>
+              <w:bottom w:val="single" w:sz="4" w:space="0" w:color="000000"/>
+            </w:tcBorders>
+          </w:tcPr>
+          <w:p>
+            <w:pPr>
+              <w:pStyle w:val="TableContents"/>
+              <w:spacing w:before="0" w:after="160"/>
+              <w:jc w:val="left"/>
               <w:rPr>
                 <w:color w:val="000000"/>
               </w:rPr>
@@ -2678,15 +2652,15 @@
           <w:tcPr>
             <w:tcW w:w="3024" w:type="dxa"/>
             <w:tcBorders>
-              <w:start w:val="single" w:sz="4" w:space="0" w:color="000000"/>
-              <w:bottom w:val="single" w:sz="4" w:space="0" w:color="000000"/>
-            </w:tcBorders>
-          </w:tcPr>
-          <w:p>
-            <w:pPr>
-              <w:pStyle w:val="TableContents"/>
-              <w:spacing w:before="0" w:after="160"/>
-              <w:jc w:val="start"/>
+              <w:left w:val="single" w:sz="4" w:space="0" w:color="000000"/>
+              <w:bottom w:val="single" w:sz="4" w:space="0" w:color="000000"/>
+            </w:tcBorders>
+          </w:tcPr>
+          <w:p>
+            <w:pPr>
+              <w:pStyle w:val="TableContents"/>
+              <w:spacing w:before="0" w:after="160"/>
+              <w:jc w:val="left"/>
               <w:rPr>
                 <w:color w:val="000000"/>
               </w:rPr>
@@ -2703,16 +2677,16 @@
           <w:tcPr>
             <w:tcW w:w="3024" w:type="dxa"/>
             <w:tcBorders>
-              <w:start w:val="single" w:sz="4" w:space="0" w:color="000000"/>
-              <w:bottom w:val="single" w:sz="4" w:space="0" w:color="000000"/>
-              <w:end w:val="single" w:sz="4" w:space="0" w:color="000000"/>
-            </w:tcBorders>
-          </w:tcPr>
-          <w:p>
-            <w:pPr>
-              <w:pStyle w:val="TableContents"/>
-              <w:spacing w:before="0" w:after="160"/>
-              <w:jc w:val="start"/>
+              <w:left w:val="single" w:sz="4" w:space="0" w:color="000000"/>
+              <w:bottom w:val="single" w:sz="4" w:space="0" w:color="000000"/>
+              <w:right w:val="single" w:sz="4" w:space="0" w:color="000000"/>
+            </w:tcBorders>
+          </w:tcPr>
+          <w:p>
+            <w:pPr>
+              <w:pStyle w:val="TableContents"/>
+              <w:spacing w:before="0" w:after="160"/>
+              <w:jc w:val="left"/>
               <w:rPr>
                 <w:color w:val="000000"/>
               </w:rPr>
@@ -2732,15 +2706,15 @@
           <w:tcPr>
             <w:tcW w:w="3024" w:type="dxa"/>
             <w:tcBorders>
-              <w:start w:val="single" w:sz="4" w:space="0" w:color="000000"/>
-              <w:bottom w:val="single" w:sz="4" w:space="0" w:color="000000"/>
-            </w:tcBorders>
-          </w:tcPr>
-          <w:p>
-            <w:pPr>
-              <w:pStyle w:val="TableContents"/>
-              <w:spacing w:before="0" w:after="160"/>
-              <w:jc w:val="start"/>
+              <w:left w:val="single" w:sz="4" w:space="0" w:color="000000"/>
+              <w:bottom w:val="single" w:sz="4" w:space="0" w:color="000000"/>
+            </w:tcBorders>
+          </w:tcPr>
+          <w:p>
+            <w:pPr>
+              <w:pStyle w:val="TableContents"/>
+              <w:spacing w:before="0" w:after="160"/>
+              <w:jc w:val="left"/>
               <w:rPr>
                 <w:color w:val="000000"/>
               </w:rPr>
@@ -2757,15 +2731,15 @@
           <w:tcPr>
             <w:tcW w:w="3024" w:type="dxa"/>
             <w:tcBorders>
-              <w:start w:val="single" w:sz="4" w:space="0" w:color="000000"/>
-              <w:bottom w:val="single" w:sz="4" w:space="0" w:color="000000"/>
-            </w:tcBorders>
-          </w:tcPr>
-          <w:p>
-            <w:pPr>
-              <w:pStyle w:val="TableContents"/>
-              <w:spacing w:before="0" w:after="160"/>
-              <w:jc w:val="start"/>
+              <w:left w:val="single" w:sz="4" w:space="0" w:color="000000"/>
+              <w:bottom w:val="single" w:sz="4" w:space="0" w:color="000000"/>
+            </w:tcBorders>
+          </w:tcPr>
+          <w:p>
+            <w:pPr>
+              <w:pStyle w:val="TableContents"/>
+              <w:spacing w:before="0" w:after="160"/>
+              <w:jc w:val="left"/>
               <w:rPr>
                 <w:color w:val="000000"/>
               </w:rPr>
@@ -2782,16 +2756,16 @@
           <w:tcPr>
             <w:tcW w:w="3024" w:type="dxa"/>
             <w:tcBorders>
-              <w:start w:val="single" w:sz="4" w:space="0" w:color="000000"/>
-              <w:bottom w:val="single" w:sz="4" w:space="0" w:color="000000"/>
-              <w:end w:val="single" w:sz="4" w:space="0" w:color="000000"/>
-            </w:tcBorders>
-          </w:tcPr>
-          <w:p>
-            <w:pPr>
-              <w:pStyle w:val="TableContents"/>
-              <w:spacing w:before="0" w:after="160"/>
-              <w:jc w:val="start"/>
+              <w:left w:val="single" w:sz="4" w:space="0" w:color="000000"/>
+              <w:bottom w:val="single" w:sz="4" w:space="0" w:color="000000"/>
+              <w:right w:val="single" w:sz="4" w:space="0" w:color="000000"/>
+            </w:tcBorders>
+          </w:tcPr>
+          <w:p>
+            <w:pPr>
+              <w:pStyle w:val="TableContents"/>
+              <w:spacing w:before="0" w:after="160"/>
+              <w:jc w:val="left"/>
               <w:rPr>
                 <w:color w:val="000000"/>
               </w:rPr>
@@ -2811,15 +2785,15 @@
           <w:tcPr>
             <w:tcW w:w="3024" w:type="dxa"/>
             <w:tcBorders>
-              <w:start w:val="single" w:sz="4" w:space="0" w:color="000000"/>
-              <w:bottom w:val="single" w:sz="4" w:space="0" w:color="000000"/>
-            </w:tcBorders>
-          </w:tcPr>
-          <w:p>
-            <w:pPr>
-              <w:pStyle w:val="TableContents"/>
-              <w:spacing w:before="0" w:after="160"/>
-              <w:jc w:val="start"/>
+              <w:left w:val="single" w:sz="4" w:space="0" w:color="000000"/>
+              <w:bottom w:val="single" w:sz="4" w:space="0" w:color="000000"/>
+            </w:tcBorders>
+          </w:tcPr>
+          <w:p>
+            <w:pPr>
+              <w:pStyle w:val="TableContents"/>
+              <w:spacing w:before="0" w:after="160"/>
+              <w:jc w:val="left"/>
               <w:rPr>
                 <w:color w:val="000000"/>
               </w:rPr>
@@ -2828,13 +2802,7 @@
               <w:rPr>
                 <w:color w:val="000000"/>
               </w:rPr>
-              <w:t>index</w:t>
-            </w:r>
-            <w:r>
-              <w:rPr>
-                <w:color w:val="000000"/>
-              </w:rPr>
-              <w:t>.css</w:t>
+              <w:t>index.css</w:t>
             </w:r>
           </w:p>
         </w:tc>
@@ -2842,15 +2810,15 @@
           <w:tcPr>
             <w:tcW w:w="3024" w:type="dxa"/>
             <w:tcBorders>
-              <w:start w:val="single" w:sz="4" w:space="0" w:color="000000"/>
-              <w:bottom w:val="single" w:sz="4" w:space="0" w:color="000000"/>
-            </w:tcBorders>
-          </w:tcPr>
-          <w:p>
-            <w:pPr>
-              <w:pStyle w:val="TableContents"/>
-              <w:spacing w:before="0" w:after="160"/>
-              <w:jc w:val="start"/>
+              <w:left w:val="single" w:sz="4" w:space="0" w:color="000000"/>
+              <w:bottom w:val="single" w:sz="4" w:space="0" w:color="000000"/>
+            </w:tcBorders>
+          </w:tcPr>
+          <w:p>
+            <w:pPr>
+              <w:pStyle w:val="TableContents"/>
+              <w:spacing w:before="0" w:after="160"/>
+              <w:jc w:val="left"/>
               <w:rPr>
                 <w:color w:val="000000"/>
               </w:rPr>
@@ -2867,16 +2835,16 @@
           <w:tcPr>
             <w:tcW w:w="3024" w:type="dxa"/>
             <w:tcBorders>
-              <w:start w:val="single" w:sz="4" w:space="0" w:color="000000"/>
-              <w:bottom w:val="single" w:sz="4" w:space="0" w:color="000000"/>
-              <w:end w:val="single" w:sz="4" w:space="0" w:color="000000"/>
-            </w:tcBorders>
-          </w:tcPr>
-          <w:p>
-            <w:pPr>
-              <w:pStyle w:val="TableContents"/>
-              <w:spacing w:before="0" w:after="160"/>
-              <w:jc w:val="start"/>
+              <w:left w:val="single" w:sz="4" w:space="0" w:color="000000"/>
+              <w:bottom w:val="single" w:sz="4" w:space="0" w:color="000000"/>
+              <w:right w:val="single" w:sz="4" w:space="0" w:color="000000"/>
+            </w:tcBorders>
+          </w:tcPr>
+          <w:p>
+            <w:pPr>
+              <w:pStyle w:val="TableContents"/>
+              <w:spacing w:before="0" w:after="160"/>
+              <w:jc w:val="left"/>
               <w:rPr>
                 <w:color w:val="000000"/>
               </w:rPr>
@@ -2896,15 +2864,15 @@
           <w:tcPr>
             <w:tcW w:w="3024" w:type="dxa"/>
             <w:tcBorders>
-              <w:start w:val="single" w:sz="4" w:space="0" w:color="000000"/>
-              <w:bottom w:val="single" w:sz="4" w:space="0" w:color="000000"/>
-            </w:tcBorders>
-          </w:tcPr>
-          <w:p>
-            <w:pPr>
-              <w:pStyle w:val="TableContents"/>
-              <w:spacing w:before="0" w:after="160"/>
-              <w:jc w:val="start"/>
+              <w:left w:val="single" w:sz="4" w:space="0" w:color="000000"/>
+              <w:bottom w:val="single" w:sz="4" w:space="0" w:color="000000"/>
+            </w:tcBorders>
+          </w:tcPr>
+          <w:p>
+            <w:pPr>
+              <w:pStyle w:val="TableContents"/>
+              <w:spacing w:before="0" w:after="160"/>
+              <w:jc w:val="left"/>
               <w:rPr>
                 <w:color w:val="000000"/>
               </w:rPr>
@@ -2921,15 +2889,15 @@
           <w:tcPr>
             <w:tcW w:w="3024" w:type="dxa"/>
             <w:tcBorders>
-              <w:start w:val="single" w:sz="4" w:space="0" w:color="000000"/>
-              <w:bottom w:val="single" w:sz="4" w:space="0" w:color="000000"/>
-            </w:tcBorders>
-          </w:tcPr>
-          <w:p>
-            <w:pPr>
-              <w:pStyle w:val="TableContents"/>
-              <w:spacing w:before="0" w:after="160"/>
-              <w:jc w:val="start"/>
+              <w:left w:val="single" w:sz="4" w:space="0" w:color="000000"/>
+              <w:bottom w:val="single" w:sz="4" w:space="0" w:color="000000"/>
+            </w:tcBorders>
+          </w:tcPr>
+          <w:p>
+            <w:pPr>
+              <w:pStyle w:val="TableContents"/>
+              <w:spacing w:before="0" w:after="160"/>
+              <w:jc w:val="left"/>
               <w:rPr>
                 <w:color w:val="000000"/>
               </w:rPr>
@@ -2945,16 +2913,16 @@
           <w:tcPr>
             <w:tcW w:w="3024" w:type="dxa"/>
             <w:tcBorders>
-              <w:start w:val="single" w:sz="4" w:space="0" w:color="000000"/>
-              <w:bottom w:val="single" w:sz="4" w:space="0" w:color="000000"/>
-              <w:end w:val="single" w:sz="4" w:space="0" w:color="000000"/>
-            </w:tcBorders>
-          </w:tcPr>
-          <w:p>
-            <w:pPr>
-              <w:pStyle w:val="TableContents"/>
-              <w:spacing w:before="0" w:after="160"/>
-              <w:jc w:val="start"/>
+              <w:left w:val="single" w:sz="4" w:space="0" w:color="000000"/>
+              <w:bottom w:val="single" w:sz="4" w:space="0" w:color="000000"/>
+              <w:right w:val="single" w:sz="4" w:space="0" w:color="000000"/>
+            </w:tcBorders>
+          </w:tcPr>
+          <w:p>
+            <w:pPr>
+              <w:pStyle w:val="TableContents"/>
+              <w:spacing w:before="0" w:after="160"/>
+              <w:jc w:val="left"/>
               <w:rPr>
                 <w:color w:val="000000"/>
               </w:rPr>
@@ -2973,22 +2941,22 @@
           <w:tcPr>
             <w:tcW w:w="3024" w:type="dxa"/>
             <w:tcBorders>
-              <w:start w:val="single" w:sz="4" w:space="0" w:color="000000"/>
-              <w:bottom w:val="single" w:sz="4" w:space="0" w:color="000000"/>
-            </w:tcBorders>
-          </w:tcPr>
-          <w:p>
-            <w:pPr>
-              <w:pStyle w:val="TableContents"/>
-              <w:spacing w:before="0" w:after="160"/>
-              <w:jc w:val="start"/>
+              <w:left w:val="single" w:sz="4" w:space="0" w:color="000000"/>
+              <w:bottom w:val="single" w:sz="4" w:space="0" w:color="000000"/>
+            </w:tcBorders>
+          </w:tcPr>
+          <w:p>
+            <w:pPr>
+              <w:pStyle w:val="TableContents"/>
+              <w:spacing w:before="0" w:after="160"/>
+              <w:jc w:val="left"/>
               <w:rPr>
-                <w:color w:val="FF0000"/>
+                <w:color w:val="000000"/>
               </w:rPr>
             </w:pPr>
             <w:r>
               <w:rPr>
-                <w:color w:val="FF0000"/>
+                <w:color w:val="000000"/>
               </w:rPr>
               <w:t>script.js</w:t>
             </w:r>
@@ -2998,22 +2966,22 @@
           <w:tcPr>
             <w:tcW w:w="3024" w:type="dxa"/>
             <w:tcBorders>
-              <w:start w:val="single" w:sz="4" w:space="0" w:color="000000"/>
-              <w:bottom w:val="single" w:sz="4" w:space="0" w:color="000000"/>
-            </w:tcBorders>
-          </w:tcPr>
-          <w:p>
-            <w:pPr>
-              <w:pStyle w:val="TableContents"/>
-              <w:spacing w:before="0" w:after="160"/>
-              <w:jc w:val="start"/>
+              <w:left w:val="single" w:sz="4" w:space="0" w:color="000000"/>
+              <w:bottom w:val="single" w:sz="4" w:space="0" w:color="000000"/>
+            </w:tcBorders>
+          </w:tcPr>
+          <w:p>
+            <w:pPr>
+              <w:pStyle w:val="TableContents"/>
+              <w:spacing w:before="0" w:after="160"/>
+              <w:jc w:val="left"/>
               <w:rPr>
-                <w:color w:val="FF0000"/>
+                <w:color w:val="000000"/>
               </w:rPr>
             </w:pPr>
             <w:r>
               <w:rPr>
-                <w:color w:val="FF0000"/>
+                <w:color w:val="000000"/>
               </w:rPr>
               <w:t>Kliensoldali logika</w:t>
             </w:r>
@@ -3023,25 +2991,25 @@
           <w:tcPr>
             <w:tcW w:w="3024" w:type="dxa"/>
             <w:tcBorders>
-              <w:start w:val="single" w:sz="4" w:space="0" w:color="000000"/>
-              <w:bottom w:val="single" w:sz="4" w:space="0" w:color="000000"/>
-              <w:end w:val="single" w:sz="4" w:space="0" w:color="000000"/>
-            </w:tcBorders>
-          </w:tcPr>
-          <w:p>
-            <w:pPr>
-              <w:pStyle w:val="TableContents"/>
-              <w:spacing w:before="0" w:after="160"/>
-              <w:jc w:val="start"/>
+              <w:left w:val="single" w:sz="4" w:space="0" w:color="000000"/>
+              <w:bottom w:val="single" w:sz="4" w:space="0" w:color="000000"/>
+              <w:right w:val="single" w:sz="4" w:space="0" w:color="000000"/>
+            </w:tcBorders>
+          </w:tcPr>
+          <w:p>
+            <w:pPr>
+              <w:pStyle w:val="TableContents"/>
+              <w:spacing w:before="0" w:after="160"/>
+              <w:jc w:val="left"/>
               <w:rPr>
-                <w:color w:val="FF0000"/>
+                <w:color w:val="000000"/>
               </w:rPr>
             </w:pPr>
             <w:r>
               <w:rPr>
-                <w:color w:val="FF0000"/>
+                <w:color w:val="000000"/>
               </w:rPr>
-              <w:t>Drag &amp; drop, validáció, fetch</w:t>
+              <w:t>Drag &amp; drop, validáció</w:t>
             </w:r>
           </w:p>
         </w:tc>
@@ -3078,12 +3046,12 @@
           <w:numId w:val="6"/>
         </w:numPr>
         <w:rPr>
-          <w:color w:val="FF0000"/>
+          <w:color w:val="000000"/>
         </w:rPr>
       </w:pPr>
       <w:r>
         <w:rPr>
-          <w:color w:val="FF0000"/>
+          <w:color w:val="000000"/>
         </w:rPr>
         <w:t>A bejelentkezett felhasználó azonosítója session-ben tárolódik.</w:t>
       </w:r>
@@ -3096,12 +3064,12 @@
           <w:numId w:val="6"/>
         </w:numPr>
         <w:rPr>
-          <w:color w:val="FF0000"/>
+          <w:color w:val="000000"/>
         </w:rPr>
       </w:pPr>
       <w:r>
         <w:rPr>
-          <w:color w:val="FF0000"/>
+          <w:color w:val="000000"/>
         </w:rPr>
         <w:t>A todo oldal a bejelentkezett user_id alapján szűri a feladatokat.</w:t>
       </w:r>
@@ -3114,12 +3082,12 @@
           <w:numId w:val="6"/>
         </w:numPr>
         <w:rPr>
-          <w:color w:val="FF0000"/>
+          <w:color w:val="000000"/>
         </w:rPr>
       </w:pPr>
       <w:r>
         <w:rPr>
-          <w:color w:val="FF0000"/>
+          <w:color w:val="000000"/>
         </w:rPr>
         <w:t>A statisztikák (összes, kész, folyamatban) SQL COUNT lekérdezéssel vagy PHP számítással állnak elő.</w:t>
       </w:r>
@@ -3132,12 +3100,12 @@
           <w:numId w:val="6"/>
         </w:numPr>
         <w:rPr>
-          <w:color w:val="FF0000"/>
+          <w:color w:val="000000"/>
         </w:rPr>
       </w:pPr>
       <w:r>
         <w:rPr>
-          <w:color w:val="FF0000"/>
+          <w:color w:val="000000"/>
         </w:rPr>
         <w:t>A drag &amp; drop sorrend a sort_order mező alapján jelenik meg.</w:t>
       </w:r>
@@ -3181,15 +3149,7 @@
       </w:pPr>
       <w:r>
         <w:rPr/>
-        <w:t xml:space="preserve">Sikertelen regisztráció (foglalt e-mail </w:t>
-      </w:r>
-      <w:r>
-        <w:rPr/>
-        <w:t>vagy név</w:t>
-      </w:r>
-      <w:r>
-        <w:rPr/>
-        <w:t>) esetén visszajelzés.</w:t>
+        <w:t>Sikertelen regisztráció (foglalt e-mail vagy név) esetén visszajelzés.</w:t>
       </w:r>
     </w:p>
     <w:p>
@@ -3200,12 +3160,12 @@
           <w:numId w:val="10"/>
         </w:numPr>
         <w:rPr>
-          <w:color w:val="FF0000"/>
+          <w:color w:val="000000"/>
         </w:rPr>
       </w:pPr>
       <w:r>
         <w:rPr>
-          <w:color w:val="FF0000"/>
+          <w:color w:val="000000"/>
         </w:rPr>
         <w:t>SQL hiba esetén try-catch vagy mysqli_error kezelés.</w:t>
       </w:r>
@@ -3244,6 +3204,7 @@
     <w:p>
       <w:pPr>
         <w:pStyle w:val="Heading1"/>
+        <w:spacing w:before="0" w:after="80"/>
         <w:rPr/>
       </w:pPr>
       <w:r>
@@ -3305,12 +3266,12 @@
           <w:numId w:val="11"/>
         </w:numPr>
         <w:rPr>
-          <w:color w:val="FF0000"/>
+          <w:color w:val="000000"/>
         </w:rPr>
       </w:pPr>
       <w:r>
         <w:rPr>
-          <w:color w:val="FF0000"/>
+          <w:color w:val="000000"/>
         </w:rPr>
         <w:t>Bejelentkezéskor a PHP ellenőrzi a jelszót, majd session-t indít.</w:t>
       </w:r>
@@ -3435,12 +3396,12 @@
           <w:numId w:val="13"/>
         </w:numPr>
         <w:rPr>
-          <w:color w:val="FF0000"/>
+          <w:color w:val="000000"/>
         </w:rPr>
       </w:pPr>
       <w:r>
         <w:rPr>
-          <w:color w:val="FF0000"/>
+          <w:color w:val="000000"/>
         </w:rPr>
         <w:t>A PHP validál és INSERT műveletet hajt végre a tasks táblában.</w:t>
       </w:r>
@@ -3462,14 +3423,14 @@
     <w:tbl>
       <w:tblPr>
         <w:tblW w:w="5000" w:type="pct"/>
-        <w:jc w:val="start"/>
+        <w:jc w:val="left"/>
         <w:tblInd w:w="-5" w:type="dxa"/>
         <w:tblLayout w:type="fixed"/>
         <w:tblCellMar>
           <w:top w:w="55" w:type="dxa"/>
-          <w:start w:w="55" w:type="dxa"/>
+          <w:left w:w="55" w:type="dxa"/>
           <w:bottom w:w="55" w:type="dxa"/>
-          <w:end w:w="55" w:type="dxa"/>
+          <w:right w:w="55" w:type="dxa"/>
         </w:tblCellMar>
       </w:tblPr>
       <w:tblGrid>
@@ -3486,7 +3447,7 @@
             <w:tcW w:w="3024" w:type="dxa"/>
             <w:tcBorders>
               <w:top w:val="single" w:sz="4" w:space="0" w:color="000000"/>
-              <w:start w:val="single" w:sz="4" w:space="0" w:color="000000"/>
+              <w:left w:val="single" w:sz="4" w:space="0" w:color="000000"/>
               <w:bottom w:val="single" w:sz="4" w:space="0" w:color="000000"/>
             </w:tcBorders>
           </w:tcPr>
@@ -3494,7 +3455,7 @@
             <w:pPr>
               <w:pStyle w:val="TableHeading"/>
               <w:spacing w:before="0" w:after="160"/>
-              <w:jc w:val="start"/>
+              <w:jc w:val="left"/>
               <w:rPr/>
             </w:pPr>
             <w:r>
@@ -3508,7 +3469,7 @@
             <w:tcW w:w="3024" w:type="dxa"/>
             <w:tcBorders>
               <w:top w:val="single" w:sz="4" w:space="0" w:color="000000"/>
-              <w:start w:val="single" w:sz="4" w:space="0" w:color="000000"/>
+              <w:left w:val="single" w:sz="4" w:space="0" w:color="000000"/>
               <w:bottom w:val="single" w:sz="4" w:space="0" w:color="000000"/>
             </w:tcBorders>
           </w:tcPr>
@@ -3516,7 +3477,7 @@
             <w:pPr>
               <w:pStyle w:val="TableHeading"/>
               <w:spacing w:before="0" w:after="160"/>
-              <w:jc w:val="start"/>
+              <w:jc w:val="left"/>
               <w:rPr/>
             </w:pPr>
             <w:r>
@@ -3530,16 +3491,16 @@
             <w:tcW w:w="3024" w:type="dxa"/>
             <w:tcBorders>
               <w:top w:val="single" w:sz="4" w:space="0" w:color="000000"/>
-              <w:start w:val="single" w:sz="4" w:space="0" w:color="000000"/>
-              <w:bottom w:val="single" w:sz="4" w:space="0" w:color="000000"/>
-              <w:end w:val="single" w:sz="4" w:space="0" w:color="000000"/>
+              <w:left w:val="single" w:sz="4" w:space="0" w:color="000000"/>
+              <w:bottom w:val="single" w:sz="4" w:space="0" w:color="000000"/>
+              <w:right w:val="single" w:sz="4" w:space="0" w:color="000000"/>
             </w:tcBorders>
           </w:tcPr>
           <w:p>
             <w:pPr>
               <w:pStyle w:val="TableHeading"/>
               <w:spacing w:before="0" w:after="160"/>
-              <w:jc w:val="start"/>
+              <w:jc w:val="left"/>
               <w:rPr/>
             </w:pPr>
             <w:r>
@@ -3555,22 +3516,22 @@
           <w:tcPr>
             <w:tcW w:w="3024" w:type="dxa"/>
             <w:tcBorders>
-              <w:start w:val="single" w:sz="4" w:space="0" w:color="000000"/>
-              <w:bottom w:val="single" w:sz="4" w:space="0" w:color="000000"/>
-            </w:tcBorders>
-          </w:tcPr>
-          <w:p>
-            <w:pPr>
-              <w:pStyle w:val="TableContents"/>
-              <w:spacing w:before="0" w:after="160"/>
-              <w:jc w:val="start"/>
+              <w:left w:val="single" w:sz="4" w:space="0" w:color="000000"/>
+              <w:bottom w:val="single" w:sz="4" w:space="0" w:color="000000"/>
+            </w:tcBorders>
+          </w:tcPr>
+          <w:p>
+            <w:pPr>
+              <w:pStyle w:val="TableContents"/>
+              <w:spacing w:before="0" w:after="160"/>
+              <w:jc w:val="left"/>
               <w:rPr>
-                <w:color w:val="C9211E"/>
+                <w:color w:val="000000"/>
               </w:rPr>
             </w:pPr>
             <w:r>
               <w:rPr>
-                <w:color w:val="C9211E"/>
+                <w:color w:val="000000"/>
               </w:rPr>
               <w:t>todo</w:t>
             </w:r>
@@ -3580,22 +3541,22 @@
           <w:tcPr>
             <w:tcW w:w="3024" w:type="dxa"/>
             <w:tcBorders>
-              <w:start w:val="single" w:sz="4" w:space="0" w:color="000000"/>
-              <w:bottom w:val="single" w:sz="4" w:space="0" w:color="000000"/>
-            </w:tcBorders>
-          </w:tcPr>
-          <w:p>
-            <w:pPr>
-              <w:pStyle w:val="TableContents"/>
-              <w:spacing w:before="0" w:after="160"/>
-              <w:jc w:val="start"/>
+              <w:left w:val="single" w:sz="4" w:space="0" w:color="000000"/>
+              <w:bottom w:val="single" w:sz="4" w:space="0" w:color="000000"/>
+            </w:tcBorders>
+          </w:tcPr>
+          <w:p>
+            <w:pPr>
+              <w:pStyle w:val="TableContents"/>
+              <w:spacing w:before="0" w:after="160"/>
+              <w:jc w:val="left"/>
               <w:rPr>
-                <w:color w:val="C9211E"/>
+                <w:color w:val="000000"/>
               </w:rPr>
             </w:pPr>
             <w:r>
               <w:rPr>
-                <w:color w:val="C9211E"/>
+                <w:color w:val="000000"/>
               </w:rPr>
               <w:t>progress</w:t>
             </w:r>
@@ -3605,23 +3566,23 @@
           <w:tcPr>
             <w:tcW w:w="3024" w:type="dxa"/>
             <w:tcBorders>
-              <w:start w:val="single" w:sz="4" w:space="0" w:color="000000"/>
-              <w:bottom w:val="single" w:sz="4" w:space="0" w:color="000000"/>
-              <w:end w:val="single" w:sz="4" w:space="0" w:color="000000"/>
-            </w:tcBorders>
-          </w:tcPr>
-          <w:p>
-            <w:pPr>
-              <w:pStyle w:val="TableContents"/>
-              <w:spacing w:before="0" w:after="160"/>
-              <w:jc w:val="start"/>
+              <w:left w:val="single" w:sz="4" w:space="0" w:color="000000"/>
+              <w:bottom w:val="single" w:sz="4" w:space="0" w:color="000000"/>
+              <w:right w:val="single" w:sz="4" w:space="0" w:color="000000"/>
+            </w:tcBorders>
+          </w:tcPr>
+          <w:p>
+            <w:pPr>
+              <w:pStyle w:val="TableContents"/>
+              <w:spacing w:before="0" w:after="160"/>
+              <w:jc w:val="left"/>
               <w:rPr>
-                <w:color w:val="C9211E"/>
+                <w:color w:val="000000"/>
               </w:rPr>
             </w:pPr>
             <w:r>
               <w:rPr>
-                <w:color w:val="C9211E"/>
+                <w:color w:val="000000"/>
               </w:rPr>
               <w:t>A feladat aktív munkába kerül</w:t>
             </w:r>
@@ -3634,22 +3595,22 @@
           <w:tcPr>
             <w:tcW w:w="3024" w:type="dxa"/>
             <w:tcBorders>
-              <w:start w:val="single" w:sz="4" w:space="0" w:color="000000"/>
-              <w:bottom w:val="single" w:sz="4" w:space="0" w:color="000000"/>
-            </w:tcBorders>
-          </w:tcPr>
-          <w:p>
-            <w:pPr>
-              <w:pStyle w:val="TableContents"/>
-              <w:spacing w:before="0" w:after="160"/>
-              <w:jc w:val="start"/>
+              <w:left w:val="single" w:sz="4" w:space="0" w:color="000000"/>
+              <w:bottom w:val="single" w:sz="4" w:space="0" w:color="000000"/>
+            </w:tcBorders>
+          </w:tcPr>
+          <w:p>
+            <w:pPr>
+              <w:pStyle w:val="TableContents"/>
+              <w:spacing w:before="0" w:after="160"/>
+              <w:jc w:val="left"/>
               <w:rPr>
-                <w:color w:val="C9211E"/>
+                <w:color w:val="000000"/>
               </w:rPr>
             </w:pPr>
             <w:r>
               <w:rPr>
-                <w:color w:val="C9211E"/>
+                <w:color w:val="000000"/>
               </w:rPr>
               <w:t>progress</w:t>
             </w:r>
@@ -3659,22 +3620,22 @@
           <w:tcPr>
             <w:tcW w:w="3024" w:type="dxa"/>
             <w:tcBorders>
-              <w:start w:val="single" w:sz="4" w:space="0" w:color="000000"/>
-              <w:bottom w:val="single" w:sz="4" w:space="0" w:color="000000"/>
-            </w:tcBorders>
-          </w:tcPr>
-          <w:p>
-            <w:pPr>
-              <w:pStyle w:val="TableContents"/>
-              <w:spacing w:before="0" w:after="160"/>
-              <w:jc w:val="start"/>
+              <w:left w:val="single" w:sz="4" w:space="0" w:color="000000"/>
+              <w:bottom w:val="single" w:sz="4" w:space="0" w:color="000000"/>
+            </w:tcBorders>
+          </w:tcPr>
+          <w:p>
+            <w:pPr>
+              <w:pStyle w:val="TableContents"/>
+              <w:spacing w:before="0" w:after="160"/>
+              <w:jc w:val="left"/>
               <w:rPr>
-                <w:color w:val="C9211E"/>
+                <w:color w:val="000000"/>
               </w:rPr>
             </w:pPr>
             <w:r>
               <w:rPr>
-                <w:color w:val="C9211E"/>
+                <w:color w:val="000000"/>
               </w:rPr>
               <w:t>done</w:t>
             </w:r>
@@ -3684,23 +3645,23 @@
           <w:tcPr>
             <w:tcW w:w="3024" w:type="dxa"/>
             <w:tcBorders>
-              <w:start w:val="single" w:sz="4" w:space="0" w:color="000000"/>
-              <w:bottom w:val="single" w:sz="4" w:space="0" w:color="000000"/>
-              <w:end w:val="single" w:sz="4" w:space="0" w:color="000000"/>
-            </w:tcBorders>
-          </w:tcPr>
-          <w:p>
-            <w:pPr>
-              <w:pStyle w:val="TableContents"/>
-              <w:spacing w:before="0" w:after="160"/>
-              <w:jc w:val="start"/>
+              <w:left w:val="single" w:sz="4" w:space="0" w:color="000000"/>
+              <w:bottom w:val="single" w:sz="4" w:space="0" w:color="000000"/>
+              <w:right w:val="single" w:sz="4" w:space="0" w:color="000000"/>
+            </w:tcBorders>
+          </w:tcPr>
+          <w:p>
+            <w:pPr>
+              <w:pStyle w:val="TableContents"/>
+              <w:spacing w:before="0" w:after="160"/>
+              <w:jc w:val="left"/>
               <w:rPr>
-                <w:color w:val="C9211E"/>
+                <w:color w:val="000000"/>
               </w:rPr>
             </w:pPr>
             <w:r>
               <w:rPr>
-                <w:color w:val="C9211E"/>
+                <w:color w:val="000000"/>
               </w:rPr>
               <w:t>A feladat lezáródik</w:t>
             </w:r>
@@ -3713,22 +3674,22 @@
           <w:tcPr>
             <w:tcW w:w="3024" w:type="dxa"/>
             <w:tcBorders>
-              <w:start w:val="single" w:sz="4" w:space="0" w:color="000000"/>
-              <w:bottom w:val="single" w:sz="4" w:space="0" w:color="000000"/>
-            </w:tcBorders>
-          </w:tcPr>
-          <w:p>
-            <w:pPr>
-              <w:pStyle w:val="TableContents"/>
-              <w:spacing w:before="0" w:after="160"/>
-              <w:jc w:val="start"/>
+              <w:left w:val="single" w:sz="4" w:space="0" w:color="000000"/>
+              <w:bottom w:val="single" w:sz="4" w:space="0" w:color="000000"/>
+            </w:tcBorders>
+          </w:tcPr>
+          <w:p>
+            <w:pPr>
+              <w:pStyle w:val="TableContents"/>
+              <w:spacing w:before="0" w:after="160"/>
+              <w:jc w:val="left"/>
               <w:rPr>
-                <w:color w:val="C9211E"/>
+                <w:color w:val="000000"/>
               </w:rPr>
             </w:pPr>
             <w:r>
               <w:rPr>
-                <w:color w:val="C9211E"/>
+                <w:color w:val="000000"/>
               </w:rPr>
               <w:t>done</w:t>
             </w:r>
@@ -3738,22 +3699,22 @@
           <w:tcPr>
             <w:tcW w:w="3024" w:type="dxa"/>
             <w:tcBorders>
-              <w:start w:val="single" w:sz="4" w:space="0" w:color="000000"/>
-              <w:bottom w:val="single" w:sz="4" w:space="0" w:color="000000"/>
-            </w:tcBorders>
-          </w:tcPr>
-          <w:p>
-            <w:pPr>
-              <w:pStyle w:val="TableContents"/>
-              <w:spacing w:before="0" w:after="160"/>
-              <w:jc w:val="start"/>
+              <w:left w:val="single" w:sz="4" w:space="0" w:color="000000"/>
+              <w:bottom w:val="single" w:sz="4" w:space="0" w:color="000000"/>
+            </w:tcBorders>
+          </w:tcPr>
+          <w:p>
+            <w:pPr>
+              <w:pStyle w:val="TableContents"/>
+              <w:spacing w:before="0" w:after="160"/>
+              <w:jc w:val="left"/>
               <w:rPr>
-                <w:color w:val="C9211E"/>
+                <w:color w:val="000000"/>
               </w:rPr>
             </w:pPr>
             <w:r>
               <w:rPr>
-                <w:color w:val="C9211E"/>
+                <w:color w:val="000000"/>
               </w:rPr>
               <w:t>todo / progress</w:t>
             </w:r>
@@ -3763,23 +3724,23 @@
           <w:tcPr>
             <w:tcW w:w="3024" w:type="dxa"/>
             <w:tcBorders>
-              <w:start w:val="single" w:sz="4" w:space="0" w:color="000000"/>
-              <w:bottom w:val="single" w:sz="4" w:space="0" w:color="000000"/>
-              <w:end w:val="single" w:sz="4" w:space="0" w:color="000000"/>
-            </w:tcBorders>
-          </w:tcPr>
-          <w:p>
-            <w:pPr>
-              <w:pStyle w:val="TableContents"/>
-              <w:spacing w:before="0" w:after="160"/>
-              <w:jc w:val="start"/>
+              <w:left w:val="single" w:sz="4" w:space="0" w:color="000000"/>
+              <w:bottom w:val="single" w:sz="4" w:space="0" w:color="000000"/>
+              <w:right w:val="single" w:sz="4" w:space="0" w:color="000000"/>
+            </w:tcBorders>
+          </w:tcPr>
+          <w:p>
+            <w:pPr>
+              <w:pStyle w:val="TableContents"/>
+              <w:spacing w:before="0" w:after="160"/>
+              <w:jc w:val="left"/>
               <w:rPr>
-                <w:color w:val="C9211E"/>
+                <w:color w:val="000000"/>
               </w:rPr>
             </w:pPr>
             <w:r>
               <w:rPr>
-                <w:color w:val="C9211E"/>
+                <w:color w:val="000000"/>
               </w:rPr>
               <w:t>Újranyitás</w:t>
             </w:r>
@@ -3792,22 +3753,22 @@
           <w:tcPr>
             <w:tcW w:w="3024" w:type="dxa"/>
             <w:tcBorders>
-              <w:start w:val="single" w:sz="4" w:space="0" w:color="000000"/>
-              <w:bottom w:val="single" w:sz="4" w:space="0" w:color="000000"/>
-            </w:tcBorders>
-          </w:tcPr>
-          <w:p>
-            <w:pPr>
-              <w:pStyle w:val="TableContents"/>
-              <w:spacing w:before="0" w:after="160"/>
-              <w:jc w:val="start"/>
+              <w:left w:val="single" w:sz="4" w:space="0" w:color="000000"/>
+              <w:bottom w:val="single" w:sz="4" w:space="0" w:color="000000"/>
+            </w:tcBorders>
+          </w:tcPr>
+          <w:p>
+            <w:pPr>
+              <w:pStyle w:val="TableContents"/>
+              <w:spacing w:before="0" w:after="160"/>
+              <w:jc w:val="left"/>
               <w:rPr>
-                <w:color w:val="C9211E"/>
+                <w:color w:val="000000"/>
               </w:rPr>
             </w:pPr>
             <w:r>
               <w:rPr>
-                <w:color w:val="C9211E"/>
+                <w:color w:val="000000"/>
               </w:rPr>
               <w:t>azonos oszlop</w:t>
             </w:r>
@@ -3817,22 +3778,22 @@
           <w:tcPr>
             <w:tcW w:w="3024" w:type="dxa"/>
             <w:tcBorders>
-              <w:start w:val="single" w:sz="4" w:space="0" w:color="000000"/>
-              <w:bottom w:val="single" w:sz="4" w:space="0" w:color="000000"/>
-            </w:tcBorders>
-          </w:tcPr>
-          <w:p>
-            <w:pPr>
-              <w:pStyle w:val="TableContents"/>
-              <w:spacing w:before="0" w:after="160"/>
-              <w:jc w:val="start"/>
+              <w:left w:val="single" w:sz="4" w:space="0" w:color="000000"/>
+              <w:bottom w:val="single" w:sz="4" w:space="0" w:color="000000"/>
+            </w:tcBorders>
+          </w:tcPr>
+          <w:p>
+            <w:pPr>
+              <w:pStyle w:val="TableContents"/>
+              <w:spacing w:before="0" w:after="160"/>
+              <w:jc w:val="left"/>
               <w:rPr>
-                <w:color w:val="C9211E"/>
+                <w:color w:val="000000"/>
               </w:rPr>
             </w:pPr>
             <w:r>
               <w:rPr>
-                <w:color w:val="C9211E"/>
+                <w:color w:val="000000"/>
               </w:rPr>
               <w:t>azonos oszlop</w:t>
             </w:r>
@@ -3842,23 +3803,23 @@
           <w:tcPr>
             <w:tcW w:w="3024" w:type="dxa"/>
             <w:tcBorders>
-              <w:start w:val="single" w:sz="4" w:space="0" w:color="000000"/>
-              <w:bottom w:val="single" w:sz="4" w:space="0" w:color="000000"/>
-              <w:end w:val="single" w:sz="4" w:space="0" w:color="000000"/>
-            </w:tcBorders>
-          </w:tcPr>
-          <w:p>
-            <w:pPr>
-              <w:pStyle w:val="TableContents"/>
-              <w:spacing w:before="0" w:after="160"/>
-              <w:jc w:val="start"/>
+              <w:left w:val="single" w:sz="4" w:space="0" w:color="000000"/>
+              <w:bottom w:val="single" w:sz="4" w:space="0" w:color="000000"/>
+              <w:right w:val="single" w:sz="4" w:space="0" w:color="000000"/>
+            </w:tcBorders>
+          </w:tcPr>
+          <w:p>
+            <w:pPr>
+              <w:pStyle w:val="TableContents"/>
+              <w:spacing w:before="0" w:after="160"/>
+              <w:jc w:val="left"/>
               <w:rPr>
-                <w:color w:val="C9211E"/>
+                <w:color w:val="000000"/>
               </w:rPr>
             </w:pPr>
             <w:r>
               <w:rPr>
-                <w:color w:val="C9211E"/>
+                <w:color w:val="000000"/>
               </w:rPr>
               <w:t>Sorrend módosul (sort_order frissül)</w:t>
             </w:r>
@@ -3919,6 +3880,7 @@
           <w:ilvl w:val="0"/>
           <w:numId w:val="17"/>
         </w:numPr>
+        <w:spacing w:before="0" w:after="80"/>
         <w:rPr/>
       </w:pPr>
       <w:r>
@@ -4038,15 +4000,7 @@
       </w:pPr>
       <w:r>
         <w:rPr/>
-        <w:t xml:space="preserve">Reszponzivitás: </w:t>
-      </w:r>
-      <w:r>
-        <w:rPr/>
-        <w:t>keskeny kijelzőn is</w:t>
-      </w:r>
-      <w:r>
-        <w:rPr/>
-        <w:t xml:space="preserve"> használható mobilnézet.</w:t>
+        <w:t>Reszponzivitás: keskeny kijelzőn is használható mobilnézet.</w:t>
       </w:r>
     </w:p>
     <w:p>
@@ -4115,14 +4069,14 @@
     <w:tbl>
       <w:tblPr>
         <w:tblW w:w="5000" w:type="pct"/>
-        <w:jc w:val="start"/>
+        <w:jc w:val="left"/>
         <w:tblInd w:w="-5" w:type="dxa"/>
         <w:tblLayout w:type="fixed"/>
         <w:tblCellMar>
           <w:top w:w="55" w:type="dxa"/>
-          <w:start w:w="55" w:type="dxa"/>
+          <w:left w:w="55" w:type="dxa"/>
           <w:bottom w:w="55" w:type="dxa"/>
-          <w:end w:w="55" w:type="dxa"/>
+          <w:right w:w="55" w:type="dxa"/>
         </w:tblCellMar>
       </w:tblPr>
       <w:tblGrid>
@@ -4139,7 +4093,7 @@
             <w:tcW w:w="3024" w:type="dxa"/>
             <w:tcBorders>
               <w:top w:val="single" w:sz="4" w:space="0" w:color="000000"/>
-              <w:start w:val="single" w:sz="4" w:space="0" w:color="000000"/>
+              <w:left w:val="single" w:sz="4" w:space="0" w:color="000000"/>
               <w:bottom w:val="single" w:sz="4" w:space="0" w:color="000000"/>
             </w:tcBorders>
           </w:tcPr>
@@ -4147,7 +4101,7 @@
             <w:pPr>
               <w:pStyle w:val="TableHeading"/>
               <w:spacing w:before="0" w:after="160"/>
-              <w:jc w:val="start"/>
+              <w:jc w:val="left"/>
               <w:rPr/>
             </w:pPr>
             <w:r>
@@ -4161,7 +4115,7 @@
             <w:tcW w:w="3024" w:type="dxa"/>
             <w:tcBorders>
               <w:top w:val="single" w:sz="4" w:space="0" w:color="000000"/>
-              <w:start w:val="single" w:sz="4" w:space="0" w:color="000000"/>
+              <w:left w:val="single" w:sz="4" w:space="0" w:color="000000"/>
               <w:bottom w:val="single" w:sz="4" w:space="0" w:color="000000"/>
             </w:tcBorders>
           </w:tcPr>
@@ -4169,7 +4123,7 @@
             <w:pPr>
               <w:pStyle w:val="TableHeading"/>
               <w:spacing w:before="0" w:after="160"/>
-              <w:jc w:val="start"/>
+              <w:jc w:val="left"/>
               <w:rPr/>
             </w:pPr>
             <w:r>
@@ -4183,16 +4137,16 @@
             <w:tcW w:w="3024" w:type="dxa"/>
             <w:tcBorders>
               <w:top w:val="single" w:sz="4" w:space="0" w:color="000000"/>
-              <w:start w:val="single" w:sz="4" w:space="0" w:color="000000"/>
-              <w:bottom w:val="single" w:sz="4" w:space="0" w:color="000000"/>
-              <w:end w:val="single" w:sz="4" w:space="0" w:color="000000"/>
+              <w:left w:val="single" w:sz="4" w:space="0" w:color="000000"/>
+              <w:bottom w:val="single" w:sz="4" w:space="0" w:color="000000"/>
+              <w:right w:val="single" w:sz="4" w:space="0" w:color="000000"/>
             </w:tcBorders>
           </w:tcPr>
           <w:p>
             <w:pPr>
               <w:pStyle w:val="TableHeading"/>
               <w:spacing w:before="0" w:after="160"/>
-              <w:jc w:val="start"/>
+              <w:jc w:val="left"/>
               <w:rPr/>
             </w:pPr>
             <w:r>
@@ -4208,15 +4162,15 @@
           <w:tcPr>
             <w:tcW w:w="3024" w:type="dxa"/>
             <w:tcBorders>
-              <w:start w:val="single" w:sz="4" w:space="0" w:color="000000"/>
-              <w:bottom w:val="single" w:sz="4" w:space="0" w:color="000000"/>
-            </w:tcBorders>
-          </w:tcPr>
-          <w:p>
-            <w:pPr>
-              <w:pStyle w:val="TableContents"/>
-              <w:spacing w:before="0" w:after="160"/>
-              <w:jc w:val="start"/>
+              <w:left w:val="single" w:sz="4" w:space="0" w:color="000000"/>
+              <w:bottom w:val="single" w:sz="4" w:space="0" w:color="000000"/>
+            </w:tcBorders>
+          </w:tcPr>
+          <w:p>
+            <w:pPr>
+              <w:pStyle w:val="TableContents"/>
+              <w:spacing w:before="0" w:after="160"/>
+              <w:jc w:val="left"/>
               <w:rPr/>
             </w:pPr>
             <w:r>
@@ -4229,15 +4183,15 @@
           <w:tcPr>
             <w:tcW w:w="3024" w:type="dxa"/>
             <w:tcBorders>
-              <w:start w:val="single" w:sz="4" w:space="0" w:color="000000"/>
-              <w:bottom w:val="single" w:sz="4" w:space="0" w:color="000000"/>
-            </w:tcBorders>
-          </w:tcPr>
-          <w:p>
-            <w:pPr>
-              <w:pStyle w:val="TableContents"/>
-              <w:spacing w:before="0" w:after="160"/>
-              <w:jc w:val="start"/>
+              <w:left w:val="single" w:sz="4" w:space="0" w:color="000000"/>
+              <w:bottom w:val="single" w:sz="4" w:space="0" w:color="000000"/>
+            </w:tcBorders>
+          </w:tcPr>
+          <w:p>
+            <w:pPr>
+              <w:pStyle w:val="TableContents"/>
+              <w:spacing w:before="0" w:after="160"/>
+              <w:jc w:val="left"/>
               <w:rPr/>
             </w:pPr>
             <w:r>
@@ -4250,16 +4204,16 @@
           <w:tcPr>
             <w:tcW w:w="3024" w:type="dxa"/>
             <w:tcBorders>
-              <w:start w:val="single" w:sz="4" w:space="0" w:color="000000"/>
-              <w:bottom w:val="single" w:sz="4" w:space="0" w:color="000000"/>
-              <w:end w:val="single" w:sz="4" w:space="0" w:color="000000"/>
-            </w:tcBorders>
-          </w:tcPr>
-          <w:p>
-            <w:pPr>
-              <w:pStyle w:val="TableContents"/>
-              <w:spacing w:before="0" w:after="160"/>
-              <w:jc w:val="start"/>
+              <w:left w:val="single" w:sz="4" w:space="0" w:color="000000"/>
+              <w:bottom w:val="single" w:sz="4" w:space="0" w:color="000000"/>
+              <w:right w:val="single" w:sz="4" w:space="0" w:color="000000"/>
+            </w:tcBorders>
+          </w:tcPr>
+          <w:p>
+            <w:pPr>
+              <w:pStyle w:val="TableContents"/>
+              <w:spacing w:before="0" w:after="160"/>
+              <w:jc w:val="left"/>
               <w:rPr/>
             </w:pPr>
             <w:r>
@@ -4275,15 +4229,15 @@
           <w:tcPr>
             <w:tcW w:w="3024" w:type="dxa"/>
             <w:tcBorders>
-              <w:start w:val="single" w:sz="4" w:space="0" w:color="000000"/>
-              <w:bottom w:val="single" w:sz="4" w:space="0" w:color="000000"/>
-            </w:tcBorders>
-          </w:tcPr>
-          <w:p>
-            <w:pPr>
-              <w:pStyle w:val="TableContents"/>
-              <w:spacing w:before="0" w:after="160"/>
-              <w:jc w:val="start"/>
+              <w:left w:val="single" w:sz="4" w:space="0" w:color="000000"/>
+              <w:bottom w:val="single" w:sz="4" w:space="0" w:color="000000"/>
+            </w:tcBorders>
+          </w:tcPr>
+          <w:p>
+            <w:pPr>
+              <w:pStyle w:val="TableContents"/>
+              <w:spacing w:before="0" w:after="160"/>
+              <w:jc w:val="left"/>
               <w:rPr/>
             </w:pPr>
             <w:r>
@@ -4296,15 +4250,15 @@
           <w:tcPr>
             <w:tcW w:w="3024" w:type="dxa"/>
             <w:tcBorders>
-              <w:start w:val="single" w:sz="4" w:space="0" w:color="000000"/>
-              <w:bottom w:val="single" w:sz="4" w:space="0" w:color="000000"/>
-            </w:tcBorders>
-          </w:tcPr>
-          <w:p>
-            <w:pPr>
-              <w:pStyle w:val="TableContents"/>
-              <w:spacing w:before="0" w:after="160"/>
-              <w:jc w:val="start"/>
+              <w:left w:val="single" w:sz="4" w:space="0" w:color="000000"/>
+              <w:bottom w:val="single" w:sz="4" w:space="0" w:color="000000"/>
+            </w:tcBorders>
+          </w:tcPr>
+          <w:p>
+            <w:pPr>
+              <w:pStyle w:val="TableContents"/>
+              <w:spacing w:before="0" w:after="160"/>
+              <w:jc w:val="left"/>
               <w:rPr/>
             </w:pPr>
             <w:r>
@@ -4317,16 +4271,16 @@
           <w:tcPr>
             <w:tcW w:w="3024" w:type="dxa"/>
             <w:tcBorders>
-              <w:start w:val="single" w:sz="4" w:space="0" w:color="000000"/>
-              <w:bottom w:val="single" w:sz="4" w:space="0" w:color="000000"/>
-              <w:end w:val="single" w:sz="4" w:space="0" w:color="000000"/>
-            </w:tcBorders>
-          </w:tcPr>
-          <w:p>
-            <w:pPr>
-              <w:pStyle w:val="TableContents"/>
-              <w:spacing w:before="0" w:after="160"/>
-              <w:jc w:val="start"/>
+              <w:left w:val="single" w:sz="4" w:space="0" w:color="000000"/>
+              <w:bottom w:val="single" w:sz="4" w:space="0" w:color="000000"/>
+              <w:right w:val="single" w:sz="4" w:space="0" w:color="000000"/>
+            </w:tcBorders>
+          </w:tcPr>
+          <w:p>
+            <w:pPr>
+              <w:pStyle w:val="TableContents"/>
+              <w:spacing w:before="0" w:after="160"/>
+              <w:jc w:val="left"/>
               <w:rPr/>
             </w:pPr>
             <w:r>
@@ -4342,15 +4296,15 @@
           <w:tcPr>
             <w:tcW w:w="3024" w:type="dxa"/>
             <w:tcBorders>
-              <w:start w:val="single" w:sz="4" w:space="0" w:color="000000"/>
-              <w:bottom w:val="single" w:sz="4" w:space="0" w:color="000000"/>
-            </w:tcBorders>
-          </w:tcPr>
-          <w:p>
-            <w:pPr>
-              <w:pStyle w:val="TableContents"/>
-              <w:spacing w:before="0" w:after="160"/>
-              <w:jc w:val="start"/>
+              <w:left w:val="single" w:sz="4" w:space="0" w:color="000000"/>
+              <w:bottom w:val="single" w:sz="4" w:space="0" w:color="000000"/>
+            </w:tcBorders>
+          </w:tcPr>
+          <w:p>
+            <w:pPr>
+              <w:pStyle w:val="TableContents"/>
+              <w:spacing w:before="0" w:after="160"/>
+              <w:jc w:val="left"/>
               <w:rPr/>
             </w:pPr>
             <w:r>
@@ -4363,15 +4317,15 @@
           <w:tcPr>
             <w:tcW w:w="3024" w:type="dxa"/>
             <w:tcBorders>
-              <w:start w:val="single" w:sz="4" w:space="0" w:color="000000"/>
-              <w:bottom w:val="single" w:sz="4" w:space="0" w:color="000000"/>
-            </w:tcBorders>
-          </w:tcPr>
-          <w:p>
-            <w:pPr>
-              <w:pStyle w:val="TableContents"/>
-              <w:spacing w:before="0" w:after="160"/>
-              <w:jc w:val="start"/>
+              <w:left w:val="single" w:sz="4" w:space="0" w:color="000000"/>
+              <w:bottom w:val="single" w:sz="4" w:space="0" w:color="000000"/>
+            </w:tcBorders>
+          </w:tcPr>
+          <w:p>
+            <w:pPr>
+              <w:pStyle w:val="TableContents"/>
+              <w:spacing w:before="0" w:after="160"/>
+              <w:jc w:val="left"/>
               <w:rPr/>
             </w:pPr>
             <w:r>
@@ -4384,16 +4338,16 @@
           <w:tcPr>
             <w:tcW w:w="3024" w:type="dxa"/>
             <w:tcBorders>
-              <w:start w:val="single" w:sz="4" w:space="0" w:color="000000"/>
-              <w:bottom w:val="single" w:sz="4" w:space="0" w:color="000000"/>
-              <w:end w:val="single" w:sz="4" w:space="0" w:color="000000"/>
-            </w:tcBorders>
-          </w:tcPr>
-          <w:p>
-            <w:pPr>
-              <w:pStyle w:val="TableContents"/>
-              <w:spacing w:before="0" w:after="160"/>
-              <w:jc w:val="start"/>
+              <w:left w:val="single" w:sz="4" w:space="0" w:color="000000"/>
+              <w:bottom w:val="single" w:sz="4" w:space="0" w:color="000000"/>
+              <w:right w:val="single" w:sz="4" w:space="0" w:color="000000"/>
+            </w:tcBorders>
+          </w:tcPr>
+          <w:p>
+            <w:pPr>
+              <w:pStyle w:val="TableContents"/>
+              <w:spacing w:before="0" w:after="160"/>
+              <w:jc w:val="left"/>
               <w:rPr/>
             </w:pPr>
             <w:r>
@@ -4409,15 +4363,15 @@
           <w:tcPr>
             <w:tcW w:w="3024" w:type="dxa"/>
             <w:tcBorders>
-              <w:start w:val="single" w:sz="4" w:space="0" w:color="000000"/>
-              <w:bottom w:val="single" w:sz="4" w:space="0" w:color="000000"/>
-            </w:tcBorders>
-          </w:tcPr>
-          <w:p>
-            <w:pPr>
-              <w:pStyle w:val="TableContents"/>
-              <w:spacing w:before="0" w:after="160"/>
-              <w:jc w:val="start"/>
+              <w:left w:val="single" w:sz="4" w:space="0" w:color="000000"/>
+              <w:bottom w:val="single" w:sz="4" w:space="0" w:color="000000"/>
+            </w:tcBorders>
+          </w:tcPr>
+          <w:p>
+            <w:pPr>
+              <w:pStyle w:val="TableContents"/>
+              <w:spacing w:before="0" w:after="160"/>
+              <w:jc w:val="left"/>
               <w:rPr/>
             </w:pPr>
             <w:r>
@@ -4430,15 +4384,15 @@
           <w:tcPr>
             <w:tcW w:w="3024" w:type="dxa"/>
             <w:tcBorders>
-              <w:start w:val="single" w:sz="4" w:space="0" w:color="000000"/>
-              <w:bottom w:val="single" w:sz="4" w:space="0" w:color="000000"/>
-            </w:tcBorders>
-          </w:tcPr>
-          <w:p>
-            <w:pPr>
-              <w:pStyle w:val="TableContents"/>
-              <w:spacing w:before="0" w:after="160"/>
-              <w:jc w:val="start"/>
+              <w:left w:val="single" w:sz="4" w:space="0" w:color="000000"/>
+              <w:bottom w:val="single" w:sz="4" w:space="0" w:color="000000"/>
+            </w:tcBorders>
+          </w:tcPr>
+          <w:p>
+            <w:pPr>
+              <w:pStyle w:val="TableContents"/>
+              <w:spacing w:before="0" w:after="160"/>
+              <w:jc w:val="left"/>
               <w:rPr/>
             </w:pPr>
             <w:r>
@@ -4451,16 +4405,16 @@
           <w:tcPr>
             <w:tcW w:w="3024" w:type="dxa"/>
             <w:tcBorders>
-              <w:start w:val="single" w:sz="4" w:space="0" w:color="000000"/>
-              <w:bottom w:val="single" w:sz="4" w:space="0" w:color="000000"/>
-              <w:end w:val="single" w:sz="4" w:space="0" w:color="000000"/>
-            </w:tcBorders>
-          </w:tcPr>
-          <w:p>
-            <w:pPr>
-              <w:pStyle w:val="TableContents"/>
-              <w:spacing w:before="0" w:after="160"/>
-              <w:jc w:val="start"/>
+              <w:left w:val="single" w:sz="4" w:space="0" w:color="000000"/>
+              <w:bottom w:val="single" w:sz="4" w:space="0" w:color="000000"/>
+              <w:right w:val="single" w:sz="4" w:space="0" w:color="000000"/>
+            </w:tcBorders>
+          </w:tcPr>
+          <w:p>
+            <w:pPr>
+              <w:pStyle w:val="TableContents"/>
+              <w:spacing w:before="0" w:after="160"/>
+              <w:jc w:val="left"/>
               <w:rPr/>
             </w:pPr>
             <w:r>
@@ -4476,15 +4430,15 @@
           <w:tcPr>
             <w:tcW w:w="3024" w:type="dxa"/>
             <w:tcBorders>
-              <w:start w:val="single" w:sz="4" w:space="0" w:color="000000"/>
-              <w:bottom w:val="single" w:sz="4" w:space="0" w:color="000000"/>
-            </w:tcBorders>
-          </w:tcPr>
-          <w:p>
-            <w:pPr>
-              <w:pStyle w:val="TableContents"/>
-              <w:spacing w:before="0" w:after="160"/>
-              <w:jc w:val="start"/>
+              <w:left w:val="single" w:sz="4" w:space="0" w:color="000000"/>
+              <w:bottom w:val="single" w:sz="4" w:space="0" w:color="000000"/>
+            </w:tcBorders>
+          </w:tcPr>
+          <w:p>
+            <w:pPr>
+              <w:pStyle w:val="TableContents"/>
+              <w:spacing w:before="0" w:after="160"/>
+              <w:jc w:val="left"/>
               <w:rPr/>
             </w:pPr>
             <w:r>
@@ -4497,15 +4451,15 @@
           <w:tcPr>
             <w:tcW w:w="3024" w:type="dxa"/>
             <w:tcBorders>
-              <w:start w:val="single" w:sz="4" w:space="0" w:color="000000"/>
-              <w:bottom w:val="single" w:sz="4" w:space="0" w:color="000000"/>
-            </w:tcBorders>
-          </w:tcPr>
-          <w:p>
-            <w:pPr>
-              <w:pStyle w:val="TableContents"/>
-              <w:spacing w:before="0" w:after="160"/>
-              <w:jc w:val="start"/>
+              <w:left w:val="single" w:sz="4" w:space="0" w:color="000000"/>
+              <w:bottom w:val="single" w:sz="4" w:space="0" w:color="000000"/>
+            </w:tcBorders>
+          </w:tcPr>
+          <w:p>
+            <w:pPr>
+              <w:pStyle w:val="TableContents"/>
+              <w:spacing w:before="0" w:after="160"/>
+              <w:jc w:val="left"/>
               <w:rPr/>
             </w:pPr>
             <w:r>
@@ -4518,16 +4472,16 @@
           <w:tcPr>
             <w:tcW w:w="3024" w:type="dxa"/>
             <w:tcBorders>
-              <w:start w:val="single" w:sz="4" w:space="0" w:color="000000"/>
-              <w:bottom w:val="single" w:sz="4" w:space="0" w:color="000000"/>
-              <w:end w:val="single" w:sz="4" w:space="0" w:color="000000"/>
-            </w:tcBorders>
-          </w:tcPr>
-          <w:p>
-            <w:pPr>
-              <w:pStyle w:val="TableContents"/>
-              <w:spacing w:before="0" w:after="160"/>
-              <w:jc w:val="start"/>
+              <w:left w:val="single" w:sz="4" w:space="0" w:color="000000"/>
+              <w:bottom w:val="single" w:sz="4" w:space="0" w:color="000000"/>
+              <w:right w:val="single" w:sz="4" w:space="0" w:color="000000"/>
+            </w:tcBorders>
+          </w:tcPr>
+          <w:p>
+            <w:pPr>
+              <w:pStyle w:val="TableContents"/>
+              <w:spacing w:before="0" w:after="160"/>
+              <w:jc w:val="left"/>
               <w:rPr/>
             </w:pPr>
             <w:r>
@@ -4602,12 +4556,12 @@
       <w:start w:val="1"/>
       <w:numFmt w:val="bullet"/>
       <w:lvlText w:val=""/>
-      <w:lvlJc w:val="start"/>
+      <w:lvlJc w:val="left"/>
       <w:pPr>
         <w:tabs>
           <w:tab w:val="num" w:pos="720"/>
         </w:tabs>
-        <w:ind w:start="720" w:hanging="360"/>
+        <w:ind w:left="720" w:hanging="360"/>
       </w:pPr>
       <w:rPr>
         <w:rFonts w:ascii="Symbol" w:hAnsi="Symbol" w:cs="Symbol" w:hint="default"/>
@@ -4617,12 +4571,12 @@
       <w:start w:val="1"/>
       <w:numFmt w:val="bullet"/>
       <w:lvlText w:val="◦"/>
-      <w:lvlJc w:val="start"/>
+      <w:lvlJc w:val="left"/>
       <w:pPr>
         <w:tabs>
           <w:tab w:val="num" w:pos="1080"/>
         </w:tabs>
-        <w:ind w:start="1080" w:hanging="360"/>
+        <w:ind w:left="1080" w:hanging="360"/>
       </w:pPr>
       <w:rPr>
         <w:rFonts w:ascii="OpenSymbol" w:hAnsi="OpenSymbol" w:cs="OpenSymbol" w:hint="default"/>
@@ -4632,12 +4586,12 @@
       <w:start w:val="1"/>
       <w:numFmt w:val="bullet"/>
       <w:lvlText w:val="▪"/>
-      <w:lvlJc w:val="start"/>
+      <w:lvlJc w:val="left"/>
       <w:pPr>
         <w:tabs>
           <w:tab w:val="num" w:pos="1440"/>
         </w:tabs>
-        <w:ind w:start="1440" w:hanging="360"/>
+        <w:ind w:left="1440" w:hanging="360"/>
       </w:pPr>
       <w:rPr>
         <w:rFonts w:ascii="OpenSymbol" w:hAnsi="OpenSymbol" w:cs="OpenSymbol" w:hint="default"/>
@@ -4647,12 +4601,12 @@
       <w:start w:val="1"/>
       <w:numFmt w:val="bullet"/>
       <w:lvlText w:val=""/>
-      <w:lvlJc w:val="start"/>
+      <w:lvlJc w:val="left"/>
       <w:pPr>
         <w:tabs>
           <w:tab w:val="num" w:pos="1800"/>
         </w:tabs>
-        <w:ind w:start="1800" w:hanging="360"/>
+        <w:ind w:left="1800" w:hanging="360"/>
       </w:pPr>
       <w:rPr>
         <w:rFonts w:ascii="Symbol" w:hAnsi="Symbol" w:cs="Symbol" w:hint="default"/>
@@ -4662,12 +4616,12 @@
       <w:start w:val="1"/>
       <w:numFmt w:val="bullet"/>
       <w:lvlText w:val="◦"/>
-      <w:lvlJc w:val="start"/>
+      <w:lvlJc w:val="left"/>
       <w:pPr>
         <w:tabs>
           <w:tab w:val="num" w:pos="2160"/>
         </w:tabs>
-        <w:ind w:start="2160" w:hanging="360"/>
+        <w:ind w:left="2160" w:hanging="360"/>
       </w:pPr>
       <w:rPr>
         <w:rFonts w:ascii="OpenSymbol" w:hAnsi="OpenSymbol" w:cs="OpenSymbol" w:hint="default"/>
@@ -4677,12 +4631,12 @@
       <w:start w:val="1"/>
       <w:numFmt w:val="bullet"/>
       <w:lvlText w:val="▪"/>
-      <w:lvlJc w:val="start"/>
+      <w:lvlJc w:val="left"/>
       <w:pPr>
         <w:tabs>
           <w:tab w:val="num" w:pos="2520"/>
         </w:tabs>
-        <w:ind w:start="2520" w:hanging="360"/>
+        <w:ind w:left="2520" w:hanging="360"/>
       </w:pPr>
       <w:rPr>
         <w:rFonts w:ascii="OpenSymbol" w:hAnsi="OpenSymbol" w:cs="OpenSymbol" w:hint="default"/>
@@ -4692,12 +4646,12 @@
       <w:start w:val="1"/>
       <w:numFmt w:val="bullet"/>
       <w:lvlText w:val=""/>
-      <w:lvlJc w:val="start"/>
+      <w:lvlJc w:val="left"/>
       <w:pPr>
         <w:tabs>
           <w:tab w:val="num" w:pos="2880"/>
         </w:tabs>
-        <w:ind w:start="2880" w:hanging="360"/>
+        <w:ind w:left="2880" w:hanging="360"/>
       </w:pPr>
       <w:rPr>
         <w:rFonts w:ascii="Symbol" w:hAnsi="Symbol" w:cs="Symbol" w:hint="default"/>
@@ -4707,12 +4661,12 @@
       <w:start w:val="1"/>
       <w:numFmt w:val="bullet"/>
       <w:lvlText w:val="◦"/>
-      <w:lvlJc w:val="start"/>
+      <w:lvlJc w:val="left"/>
       <w:pPr>
         <w:tabs>
           <w:tab w:val="num" w:pos="3240"/>
         </w:tabs>
-        <w:ind w:start="3240" w:hanging="360"/>
+        <w:ind w:left="3240" w:hanging="360"/>
       </w:pPr>
       <w:rPr>
         <w:rFonts w:ascii="OpenSymbol" w:hAnsi="OpenSymbol" w:cs="OpenSymbol" w:hint="default"/>
@@ -4722,12 +4676,12 @@
       <w:start w:val="1"/>
       <w:numFmt w:val="bullet"/>
       <w:lvlText w:val="▪"/>
-      <w:lvlJc w:val="start"/>
+      <w:lvlJc w:val="left"/>
       <w:pPr>
         <w:tabs>
           <w:tab w:val="num" w:pos="3600"/>
         </w:tabs>
-        <w:ind w:start="3600" w:hanging="360"/>
+        <w:ind w:left="3600" w:hanging="360"/>
       </w:pPr>
       <w:rPr>
         <w:rFonts w:ascii="OpenSymbol" w:hAnsi="OpenSymbol" w:cs="OpenSymbol" w:hint="default"/>
@@ -4739,12 +4693,12 @@
       <w:start w:val="1"/>
       <w:numFmt w:val="bullet"/>
       <w:lvlText w:val=""/>
-      <w:lvlJc w:val="start"/>
+      <w:lvlJc w:val="left"/>
       <w:pPr>
         <w:tabs>
           <w:tab w:val="num" w:pos="720"/>
         </w:tabs>
-        <w:ind w:start="720" w:hanging="360"/>
+        <w:ind w:left="720" w:hanging="360"/>
       </w:pPr>
       <w:rPr>
         <w:rFonts w:ascii="Symbol" w:hAnsi="Symbol" w:cs="Symbol" w:hint="default"/>
@@ -4754,12 +4708,12 @@
       <w:start w:val="1"/>
       <w:numFmt w:val="bullet"/>
       <w:lvlText w:val="◦"/>
-      <w:lvlJc w:val="start"/>
+      <w:lvlJc w:val="left"/>
       <w:pPr>
         <w:tabs>
           <w:tab w:val="num" w:pos="1080"/>
         </w:tabs>
-        <w:ind w:start="1080" w:hanging="360"/>
+        <w:ind w:left="1080" w:hanging="360"/>
       </w:pPr>
       <w:rPr>
         <w:rFonts w:ascii="OpenSymbol" w:hAnsi="OpenSymbol" w:cs="OpenSymbol" w:hint="default"/>
@@ -4769,12 +4723,12 @@
       <w:start w:val="1"/>
       <w:numFmt w:val="bullet"/>
       <w:lvlText w:val="▪"/>
-      <w:lvlJc w:val="start"/>
+      <w:lvlJc w:val="left"/>
       <w:pPr>
         <w:tabs>
           <w:tab w:val="num" w:pos="1440"/>
         </w:tabs>
-        <w:ind w:start="1440" w:hanging="360"/>
+        <w:ind w:left="1440" w:hanging="360"/>
       </w:pPr>
       <w:rPr>
         <w:rFonts w:ascii="OpenSymbol" w:hAnsi="OpenSymbol" w:cs="OpenSymbol" w:hint="default"/>
@@ -4784,12 +4738,12 @@
       <w:start w:val="1"/>
       <w:numFmt w:val="bullet"/>
       <w:lvlText w:val=""/>
-      <w:lvlJc w:val="start"/>
+      <w:lvlJc w:val="left"/>
       <w:pPr>
         <w:tabs>
           <w:tab w:val="num" w:pos="1800"/>
         </w:tabs>
-        <w:ind w:start="1800" w:hanging="360"/>
+        <w:ind w:left="1800" w:hanging="360"/>
       </w:pPr>
       <w:rPr>
         <w:rFonts w:ascii="Symbol" w:hAnsi="Symbol" w:cs="Symbol" w:hint="default"/>
@@ -4799,12 +4753,12 @@
       <w:start w:val="1"/>
       <w:numFmt w:val="bullet"/>
       <w:lvlText w:val="◦"/>
-      <w:lvlJc w:val="start"/>
+      <w:lvlJc w:val="left"/>
       <w:pPr>
         <w:tabs>
           <w:tab w:val="num" w:pos="2160"/>
         </w:tabs>
-        <w:ind w:start="2160" w:hanging="360"/>
+        <w:ind w:left="2160" w:hanging="360"/>
       </w:pPr>
       <w:rPr>
         <w:rFonts w:ascii="OpenSymbol" w:hAnsi="OpenSymbol" w:cs="OpenSymbol" w:hint="default"/>
@@ -4814,12 +4768,12 @@
       <w:start w:val="1"/>
       <w:numFmt w:val="bullet"/>
       <w:lvlText w:val="▪"/>
-      <w:lvlJc w:val="start"/>
+      <w:lvlJc w:val="left"/>
       <w:pPr>
         <w:tabs>
           <w:tab w:val="num" w:pos="2520"/>
         </w:tabs>
-        <w:ind w:start="2520" w:hanging="360"/>
+        <w:ind w:left="2520" w:hanging="360"/>
       </w:pPr>
       <w:rPr>
         <w:rFonts w:ascii="OpenSymbol" w:hAnsi="OpenSymbol" w:cs="OpenSymbol" w:hint="default"/>
@@ -4829,12 +4783,12 @@
       <w:start w:val="1"/>
       <w:numFmt w:val="bullet"/>
       <w:lvlText w:val=""/>
-      <w:lvlJc w:val="start"/>
+      <w:lvlJc w:val="left"/>
       <w:pPr>
         <w:tabs>
           <w:tab w:val="num" w:pos="2880"/>
         </w:tabs>
-        <w:ind w:start="2880" w:hanging="360"/>
+        <w:ind w:left="2880" w:hanging="360"/>
       </w:pPr>
       <w:rPr>
         <w:rFonts w:ascii="Symbol" w:hAnsi="Symbol" w:cs="Symbol" w:hint="default"/>
@@ -4844,12 +4798,12 @@
       <w:start w:val="1"/>
       <w:numFmt w:val="bullet"/>
       <w:lvlText w:val="◦"/>
-      <w:lvlJc w:val="start"/>
+      <w:lvlJc w:val="left"/>
       <w:pPr>
         <w:tabs>
           <w:tab w:val="num" w:pos="3240"/>
         </w:tabs>
-        <w:ind w:start="3240" w:hanging="360"/>
+        <w:ind w:left="3240" w:hanging="360"/>
       </w:pPr>
       <w:rPr>
         <w:rFonts w:ascii="OpenSymbol" w:hAnsi="OpenSymbol" w:cs="OpenSymbol" w:hint="default"/>
@@ -4859,12 +4813,12 @@
       <w:start w:val="1"/>
       <w:numFmt w:val="bullet"/>
       <w:lvlText w:val="▪"/>
-      <w:lvlJc w:val="start"/>
+      <w:lvlJc w:val="left"/>
       <w:pPr>
         <w:tabs>
           <w:tab w:val="num" w:pos="3600"/>
         </w:tabs>
-        <w:ind w:start="3600" w:hanging="360"/>
+        <w:ind w:left="3600" w:hanging="360"/>
       </w:pPr>
       <w:rPr>
         <w:rFonts w:ascii="OpenSymbol" w:hAnsi="OpenSymbol" w:cs="OpenSymbol" w:hint="default"/>
@@ -4876,12 +4830,12 @@
       <w:start w:val="1"/>
       <w:numFmt w:val="decimal"/>
       <w:lvlText w:val="%1."/>
-      <w:lvlJc w:val="start"/>
+      <w:lvlJc w:val="left"/>
       <w:pPr>
         <w:tabs>
           <w:tab w:val="num" w:pos="720"/>
         </w:tabs>
-        <w:ind w:start="720" w:hanging="360"/>
+        <w:ind w:left="720" w:hanging="360"/>
       </w:pPr>
       <w:rPr/>
     </w:lvl>
@@ -4889,12 +4843,12 @@
       <w:start w:val="1"/>
       <w:numFmt w:val="decimal"/>
       <w:lvlText w:val="%2."/>
-      <w:lvlJc w:val="start"/>
+      <w:lvlJc w:val="left"/>
       <w:pPr>
         <w:tabs>
           <w:tab w:val="num" w:pos="1080"/>
         </w:tabs>
-        <w:ind w:start="1080" w:hanging="360"/>
+        <w:ind w:left="1080" w:hanging="360"/>
       </w:pPr>
       <w:rPr/>
     </w:lvl>
@@ -4902,12 +4856,12 @@
       <w:start w:val="1"/>
       <w:numFmt w:val="decimal"/>
       <w:lvlText w:val="%3."/>
-      <w:lvlJc w:val="start"/>
+      <w:lvlJc w:val="left"/>
       <w:pPr>
         <w:tabs>
           <w:tab w:val="num" w:pos="1440"/>
         </w:tabs>
-        <w:ind w:start="1440" w:hanging="360"/>
+        <w:ind w:left="1440" w:hanging="360"/>
       </w:pPr>
       <w:rPr/>
     </w:lvl>
@@ -4915,12 +4869,12 @@
       <w:start w:val="1"/>
       <w:numFmt w:val="decimal"/>
       <w:lvlText w:val="%4."/>
-      <w:lvlJc w:val="start"/>
+      <w:lvlJc w:val="left"/>
       <w:pPr>
         <w:tabs>
           <w:tab w:val="num" w:pos="1800"/>
         </w:tabs>
-        <w:ind w:start="1800" w:hanging="360"/>
+        <w:ind w:left="1800" w:hanging="360"/>
       </w:pPr>
       <w:rPr/>
     </w:lvl>
@@ -4928,12 +4882,12 @@
       <w:start w:val="1"/>
       <w:numFmt w:val="decimal"/>
       <w:lvlText w:val="%5."/>
-      <w:lvlJc w:val="start"/>
+      <w:lvlJc w:val="left"/>
       <w:pPr>
         <w:tabs>
           <w:tab w:val="num" w:pos="2160"/>
         </w:tabs>
-        <w:ind w:start="2160" w:hanging="360"/>
+        <w:ind w:left="2160" w:hanging="360"/>
       </w:pPr>
       <w:rPr/>
     </w:lvl>
@@ -4941,12 +4895,12 @@
       <w:start w:val="1"/>
       <w:numFmt w:val="decimal"/>
       <w:lvlText w:val="%6."/>
-      <w:lvlJc w:val="start"/>
+      <w:lvlJc w:val="left"/>
       <w:pPr>
         <w:tabs>
           <w:tab w:val="num" w:pos="2520"/>
         </w:tabs>
-        <w:ind w:start="2520" w:hanging="360"/>
+        <w:ind w:left="2520" w:hanging="360"/>
       </w:pPr>
       <w:rPr/>
     </w:lvl>
@@ -4954,12 +4908,12 @@
       <w:start w:val="1"/>
       <w:numFmt w:val="decimal"/>
       <w:lvlText w:val="%7."/>
-      <w:lvlJc w:val="start"/>
+      <w:lvlJc w:val="left"/>
       <w:pPr>
         <w:tabs>
           <w:tab w:val="num" w:pos="2880"/>
         </w:tabs>
-        <w:ind w:start="2880" w:hanging="360"/>
+        <w:ind w:left="2880" w:hanging="360"/>
       </w:pPr>
       <w:rPr/>
     </w:lvl>
@@ -4967,12 +4921,12 @@
       <w:start w:val="1"/>
       <w:numFmt w:val="decimal"/>
       <w:lvlText w:val="%8."/>
-      <w:lvlJc w:val="start"/>
+      <w:lvlJc w:val="left"/>
       <w:pPr>
         <w:tabs>
           <w:tab w:val="num" w:pos="3240"/>
         </w:tabs>
-        <w:ind w:start="3240" w:hanging="360"/>
+        <w:ind w:left="3240" w:hanging="360"/>
       </w:pPr>
       <w:rPr/>
     </w:lvl>
@@ -4980,12 +4934,12 @@
       <w:start w:val="1"/>
       <w:numFmt w:val="decimal"/>
       <w:lvlText w:val="%9."/>
-      <w:lvlJc w:val="start"/>
+      <w:lvlJc w:val="left"/>
       <w:pPr>
         <w:tabs>
           <w:tab w:val="num" w:pos="3600"/>
         </w:tabs>
-        <w:ind w:start="3600" w:hanging="360"/>
+        <w:ind w:left="3600" w:hanging="360"/>
       </w:pPr>
       <w:rPr/>
     </w:lvl>
@@ -4995,12 +4949,12 @@
       <w:start w:val="1"/>
       <w:numFmt w:val="decimal"/>
       <w:lvlText w:val="%1."/>
-      <w:lvlJc w:val="start"/>
+      <w:lvlJc w:val="left"/>
       <w:pPr>
         <w:tabs>
           <w:tab w:val="num" w:pos="720"/>
         </w:tabs>
-        <w:ind w:start="720" w:hanging="360"/>
+        <w:ind w:left="720" w:hanging="360"/>
       </w:pPr>
       <w:rPr/>
     </w:lvl>
@@ -5008,12 +4962,12 @@
       <w:start w:val="1"/>
       <w:numFmt w:val="decimal"/>
       <w:lvlText w:val="%2."/>
-      <w:lvlJc w:val="start"/>
+      <w:lvlJc w:val="left"/>
       <w:pPr>
         <w:tabs>
           <w:tab w:val="num" w:pos="1080"/>
         </w:tabs>
-        <w:ind w:start="1080" w:hanging="360"/>
+        <w:ind w:left="1080" w:hanging="360"/>
       </w:pPr>
       <w:rPr/>
     </w:lvl>
@@ -5021,12 +4975,12 @@
       <w:start w:val="1"/>
       <w:numFmt w:val="decimal"/>
       <w:lvlText w:val="%3."/>
-      <w:lvlJc w:val="start"/>
+      <w:lvlJc w:val="left"/>
       <w:pPr>
         <w:tabs>
           <w:tab w:val="num" w:pos="1440"/>
         </w:tabs>
-        <w:ind w:start="1440" w:hanging="360"/>
+        <w:ind w:left="1440" w:hanging="360"/>
       </w:pPr>
       <w:rPr/>
     </w:lvl>
@@ -5034,12 +4988,12 @@
       <w:start w:val="1"/>
       <w:numFmt w:val="decimal"/>
       <w:lvlText w:val="%4."/>
-      <w:lvlJc w:val="start"/>
+      <w:lvlJc w:val="left"/>
       <w:pPr>
         <w:tabs>
           <w:tab w:val="num" w:pos="1800"/>
         </w:tabs>
-        <w:ind w:start="1800" w:hanging="360"/>
+        <w:ind w:left="1800" w:hanging="360"/>
       </w:pPr>
       <w:rPr/>
     </w:lvl>
@@ -5047,12 +5001,12 @@
       <w:start w:val="1"/>
       <w:numFmt w:val="decimal"/>
       <w:lvlText w:val="%5."/>
-      <w:lvlJc w:val="start"/>
+      <w:lvlJc w:val="left"/>
       <w:pPr>
         <w:tabs>
           <w:tab w:val="num" w:pos="2160"/>
         </w:tabs>
-        <w:ind w:start="2160" w:hanging="360"/>
+        <w:ind w:left="2160" w:hanging="360"/>
       </w:pPr>
       <w:rPr/>
     </w:lvl>
@@ -5060,12 +5014,12 @@
       <w:start w:val="1"/>
       <w:numFmt w:val="decimal"/>
       <w:lvlText w:val="%6."/>
-      <w:lvlJc w:val="start"/>
+      <w:lvlJc w:val="left"/>
       <w:pPr>
         <w:tabs>
           <w:tab w:val="num" w:pos="2520"/>
         </w:tabs>
-        <w:ind w:start="2520" w:hanging="360"/>
+        <w:ind w:left="2520" w:hanging="360"/>
       </w:pPr>
       <w:rPr/>
     </w:lvl>
@@ -5073,12 +5027,12 @@
       <w:start w:val="1"/>
       <w:numFmt w:val="decimal"/>
       <w:lvlText w:val="%7."/>
-      <w:lvlJc w:val="start"/>
+      <w:lvlJc w:val="left"/>
       <w:pPr>
         <w:tabs>
           <w:tab w:val="num" w:pos="2880"/>
         </w:tabs>
-        <w:ind w:start="2880" w:hanging="360"/>
+        <w:ind w:left="2880" w:hanging="360"/>
       </w:pPr>
       <w:rPr/>
     </w:lvl>
@@ -5086,12 +5040,12 @@
       <w:start w:val="1"/>
       <w:numFmt w:val="decimal"/>
       <w:lvlText w:val="%8."/>
-      <w:lvlJc w:val="start"/>
+      <w:lvlJc w:val="left"/>
       <w:pPr>
         <w:tabs>
           <w:tab w:val="num" w:pos="3240"/>
         </w:tabs>
-        <w:ind w:start="3240" w:hanging="360"/>
+        <w:ind w:left="3240" w:hanging="360"/>
       </w:pPr>
       <w:rPr/>
     </w:lvl>
@@ -5099,12 +5053,12 @@
       <w:start w:val="1"/>
       <w:numFmt w:val="decimal"/>
       <w:lvlText w:val="%9."/>
-      <w:lvlJc w:val="start"/>
+      <w:lvlJc w:val="left"/>
       <w:pPr>
         <w:tabs>
           <w:tab w:val="num" w:pos="3600"/>
         </w:tabs>
-        <w:ind w:start="3600" w:hanging="360"/>
+        <w:ind w:left="3600" w:hanging="360"/>
       </w:pPr>
       <w:rPr/>
     </w:lvl>
@@ -5114,12 +5068,12 @@
       <w:start w:val="1"/>
       <w:numFmt w:val="decimal"/>
       <w:lvlText w:val="%1."/>
-      <w:lvlJc w:val="start"/>
+      <w:lvlJc w:val="left"/>
       <w:pPr>
         <w:tabs>
           <w:tab w:val="num" w:pos="720"/>
         </w:tabs>
-        <w:ind w:start="720" w:hanging="360"/>
+        <w:ind w:left="720" w:hanging="360"/>
       </w:pPr>
       <w:rPr/>
     </w:lvl>
@@ -5127,12 +5081,12 @@
       <w:start w:val="1"/>
       <w:numFmt w:val="decimal"/>
       <w:lvlText w:val="%2."/>
-      <w:lvlJc w:val="start"/>
+      <w:lvlJc w:val="left"/>
       <w:pPr>
         <w:tabs>
           <w:tab w:val="num" w:pos="1080"/>
         </w:tabs>
-        <w:ind w:start="1080" w:hanging="360"/>
+        <w:ind w:left="1080" w:hanging="360"/>
       </w:pPr>
       <w:rPr/>
     </w:lvl>
@@ -5140,12 +5094,12 @@
       <w:start w:val="1"/>
       <w:numFmt w:val="decimal"/>
       <w:lvlText w:val="%3."/>
-      <w:lvlJc w:val="start"/>
+      <w:lvlJc w:val="left"/>
       <w:pPr>
         <w:tabs>
           <w:tab w:val="num" w:pos="1440"/>
         </w:tabs>
-        <w:ind w:start="1440" w:hanging="360"/>
+        <w:ind w:left="1440" w:hanging="360"/>
       </w:pPr>
       <w:rPr/>
     </w:lvl>
@@ -5153,12 +5107,12 @@
       <w:start w:val="1"/>
       <w:numFmt w:val="decimal"/>
       <w:lvlText w:val="%4."/>
-      <w:lvlJc w:val="start"/>
+      <w:lvlJc w:val="left"/>
       <w:pPr>
         <w:tabs>
           <w:tab w:val="num" w:pos="1800"/>
         </w:tabs>
-        <w:ind w:start="1800" w:hanging="360"/>
+        <w:ind w:left="1800" w:hanging="360"/>
       </w:pPr>
       <w:rPr/>
     </w:lvl>
@@ -5166,12 +5120,12 @@
       <w:start w:val="1"/>
       <w:numFmt w:val="decimal"/>
       <w:lvlText w:val="%5."/>
-      <w:lvlJc w:val="start"/>
+      <w:lvlJc w:val="left"/>
       <w:pPr>
         <w:tabs>
           <w:tab w:val="num" w:pos="2160"/>
         </w:tabs>
-        <w:ind w:start="2160" w:hanging="360"/>
+        <w:ind w:left="2160" w:hanging="360"/>
       </w:pPr>
       <w:rPr/>
     </w:lvl>
@@ -5179,12 +5133,12 @@
       <w:start w:val="1"/>
       <w:numFmt w:val="decimal"/>
       <w:lvlText w:val="%6."/>
-      <w:lvlJc w:val="start"/>
+      <w:lvlJc w:val="left"/>
       <w:pPr>
         <w:tabs>
           <w:tab w:val="num" w:pos="2520"/>
         </w:tabs>
-        <w:ind w:start="2520" w:hanging="360"/>
+        <w:ind w:left="2520" w:hanging="360"/>
       </w:pPr>
       <w:rPr/>
     </w:lvl>
@@ -5192,12 +5146,12 @@
       <w:start w:val="1"/>
       <w:numFmt w:val="decimal"/>
       <w:lvlText w:val="%7."/>
-      <w:lvlJc w:val="start"/>
+      <w:lvlJc w:val="left"/>
       <w:pPr>
         <w:tabs>
           <w:tab w:val="num" w:pos="2880"/>
         </w:tabs>
-        <w:ind w:start="2880" w:hanging="360"/>
+        <w:ind w:left="2880" w:hanging="360"/>
       </w:pPr>
       <w:rPr/>
     </w:lvl>
@@ -5205,12 +5159,12 @@
       <w:start w:val="1"/>
       <w:numFmt w:val="decimal"/>
       <w:lvlText w:val="%8."/>
-      <w:lvlJc w:val="start"/>
+      <w:lvlJc w:val="left"/>
       <w:pPr>
         <w:tabs>
           <w:tab w:val="num" w:pos="3240"/>
         </w:tabs>
-        <w:ind w:start="3240" w:hanging="360"/>
+        <w:ind w:left="3240" w:hanging="360"/>
       </w:pPr>
       <w:rPr/>
     </w:lvl>
@@ -5218,12 +5172,12 @@
       <w:start w:val="1"/>
       <w:numFmt w:val="decimal"/>
       <w:lvlText w:val="%9."/>
-      <w:lvlJc w:val="start"/>
+      <w:lvlJc w:val="left"/>
       <w:pPr>
         <w:tabs>
           <w:tab w:val="num" w:pos="3600"/>
         </w:tabs>
-        <w:ind w:start="3600" w:hanging="360"/>
+        <w:ind w:left="3600" w:hanging="360"/>
       </w:pPr>
       <w:rPr/>
     </w:lvl>
@@ -5233,12 +5187,12 @@
       <w:start w:val="1"/>
       <w:numFmt w:val="bullet"/>
       <w:lvlText w:val=""/>
-      <w:lvlJc w:val="start"/>
+      <w:lvlJc w:val="left"/>
       <w:pPr>
         <w:tabs>
           <w:tab w:val="num" w:pos="720"/>
         </w:tabs>
-        <w:ind w:start="720" w:hanging="360"/>
+        <w:ind w:left="720" w:hanging="360"/>
       </w:pPr>
       <w:rPr>
         <w:rFonts w:ascii="Symbol" w:hAnsi="Symbol" w:cs="Symbol" w:hint="default"/>
@@ -5248,12 +5202,12 @@
       <w:start w:val="1"/>
       <w:numFmt w:val="bullet"/>
       <w:lvlText w:val="◦"/>
-      <w:lvlJc w:val="start"/>
+      <w:lvlJc w:val="left"/>
       <w:pPr>
         <w:tabs>
           <w:tab w:val="num" w:pos="1080"/>
         </w:tabs>
-        <w:ind w:start="1080" w:hanging="360"/>
+        <w:ind w:left="1080" w:hanging="360"/>
       </w:pPr>
       <w:rPr>
         <w:rFonts w:ascii="OpenSymbol" w:hAnsi="OpenSymbol" w:cs="OpenSymbol" w:hint="default"/>
@@ -5263,12 +5217,12 @@
       <w:start w:val="1"/>
       <w:numFmt w:val="bullet"/>
       <w:lvlText w:val="▪"/>
-      <w:lvlJc w:val="start"/>
+      <w:lvlJc w:val="left"/>
       <w:pPr>
         <w:tabs>
           <w:tab w:val="num" w:pos="1440"/>
         </w:tabs>
-        <w:ind w:start="1440" w:hanging="360"/>
+        <w:ind w:left="1440" w:hanging="360"/>
       </w:pPr>
       <w:rPr>
         <w:rFonts w:ascii="OpenSymbol" w:hAnsi="OpenSymbol" w:cs="OpenSymbol" w:hint="default"/>
@@ -5278,12 +5232,12 @@
       <w:start w:val="1"/>
       <w:numFmt w:val="bullet"/>
       <w:lvlText w:val=""/>
-      <w:lvlJc w:val="start"/>
+      <w:lvlJc w:val="left"/>
       <w:pPr>
         <w:tabs>
           <w:tab w:val="num" w:pos="1800"/>
         </w:tabs>
-        <w:ind w:start="1800" w:hanging="360"/>
+        <w:ind w:left="1800" w:hanging="360"/>
       </w:pPr>
       <w:rPr>
         <w:rFonts w:ascii="Symbol" w:hAnsi="Symbol" w:cs="Symbol" w:hint="default"/>
@@ -5293,12 +5247,12 @@
       <w:start w:val="1"/>
       <w:numFmt w:val="bullet"/>
       <w:lvlText w:val="◦"/>
-      <w:lvlJc w:val="start"/>
+      <w:lvlJc w:val="left"/>
       <w:pPr>
         <w:tabs>
           <w:tab w:val="num" w:pos="2160"/>
         </w:tabs>
-        <w:ind w:start="2160" w:hanging="360"/>
+        <w:ind w:left="2160" w:hanging="360"/>
       </w:pPr>
       <w:rPr>
         <w:rFonts w:ascii="OpenSymbol" w:hAnsi="OpenSymbol" w:cs="OpenSymbol" w:hint="default"/>
@@ -5308,12 +5262,12 @@
       <w:start w:val="1"/>
       <w:numFmt w:val="bullet"/>
       <w:lvlText w:val="▪"/>
-      <w:lvlJc w:val="start"/>
+      <w:lvlJc w:val="left"/>
       <w:pPr>
         <w:tabs>
           <w:tab w:val="num" w:pos="2520"/>
         </w:tabs>
-        <w:ind w:start="2520" w:hanging="360"/>
+        <w:ind w:left="2520" w:hanging="360"/>
       </w:pPr>
       <w:rPr>
         <w:rFonts w:ascii="OpenSymbol" w:hAnsi="OpenSymbol" w:cs="OpenSymbol" w:hint="default"/>
@@ -5323,12 +5277,12 @@
       <w:start w:val="1"/>
       <w:numFmt w:val="bullet"/>
       <w:lvlText w:val=""/>
-      <w:lvlJc w:val="start"/>
+      <w:lvlJc w:val="left"/>
       <w:pPr>
         <w:tabs>
           <w:tab w:val="num" w:pos="2880"/>
         </w:tabs>
-        <w:ind w:start="2880" w:hanging="360"/>
+        <w:ind w:left="2880" w:hanging="360"/>
       </w:pPr>
       <w:rPr>
         <w:rFonts w:ascii="Symbol" w:hAnsi="Symbol" w:cs="Symbol" w:hint="default"/>
@@ -5338,12 +5292,12 @@
       <w:start w:val="1"/>
       <w:numFmt w:val="bullet"/>
       <w:lvlText w:val="◦"/>
-      <w:lvlJc w:val="start"/>
+      <w:lvlJc w:val="left"/>
       <w:pPr>
         <w:tabs>
           <w:tab w:val="num" w:pos="3240"/>
         </w:tabs>
-        <w:ind w:start="3240" w:hanging="360"/>
+        <w:ind w:left="3240" w:hanging="360"/>
       </w:pPr>
       <w:rPr>
         <w:rFonts w:ascii="OpenSymbol" w:hAnsi="OpenSymbol" w:cs="OpenSymbol" w:hint="default"/>
@@ -5353,12 +5307,12 @@
       <w:start w:val="1"/>
       <w:numFmt w:val="bullet"/>
       <w:lvlText w:val="▪"/>
-      <w:lvlJc w:val="start"/>
+      <w:lvlJc w:val="left"/>
       <w:pPr>
         <w:tabs>
           <w:tab w:val="num" w:pos="3600"/>
         </w:tabs>
-        <w:ind w:start="3600" w:hanging="360"/>
+        <w:ind w:left="3600" w:hanging="360"/>
       </w:pPr>
       <w:rPr>
         <w:rFonts w:ascii="OpenSymbol" w:hAnsi="OpenSymbol" w:cs="OpenSymbol" w:hint="default"/>
@@ -5370,12 +5324,12 @@
       <w:start w:val="1"/>
       <w:numFmt w:val="decimal"/>
       <w:lvlText w:val="%1."/>
-      <w:lvlJc w:val="start"/>
+      <w:lvlJc w:val="left"/>
       <w:pPr>
         <w:tabs>
           <w:tab w:val="num" w:pos="720"/>
         </w:tabs>
-        <w:ind w:start="720" w:hanging="360"/>
+        <w:ind w:left="720" w:hanging="360"/>
       </w:pPr>
       <w:rPr/>
     </w:lvl>
@@ -5383,12 +5337,12 @@
       <w:start w:val="1"/>
       <w:numFmt w:val="decimal"/>
       <w:lvlText w:val="%2."/>
-      <w:lvlJc w:val="start"/>
+      <w:lvlJc w:val="left"/>
       <w:pPr>
         <w:tabs>
           <w:tab w:val="num" w:pos="1080"/>
         </w:tabs>
-        <w:ind w:start="1080" w:hanging="360"/>
+        <w:ind w:left="1080" w:hanging="360"/>
       </w:pPr>
       <w:rPr/>
     </w:lvl>
@@ -5396,12 +5350,12 @@
       <w:start w:val="1"/>
       <w:numFmt w:val="decimal"/>
       <w:lvlText w:val="%3."/>
-      <w:lvlJc w:val="start"/>
+      <w:lvlJc w:val="left"/>
       <w:pPr>
         <w:tabs>
           <w:tab w:val="num" w:pos="1440"/>
         </w:tabs>
-        <w:ind w:start="1440" w:hanging="360"/>
+        <w:ind w:left="1440" w:hanging="360"/>
       </w:pPr>
       <w:rPr/>
     </w:lvl>
@@ -5409,12 +5363,12 @@
       <w:start w:val="1"/>
       <w:numFmt w:val="decimal"/>
       <w:lvlText w:val="%4."/>
-      <w:lvlJc w:val="start"/>
+      <w:lvlJc w:val="left"/>
       <w:pPr>
         <w:tabs>
           <w:tab w:val="num" w:pos="1800"/>
         </w:tabs>
-        <w:ind w:start="1800" w:hanging="360"/>
+        <w:ind w:left="1800" w:hanging="360"/>
       </w:pPr>
       <w:rPr/>
     </w:lvl>
@@ -5422,12 +5376,12 @@
       <w:start w:val="1"/>
       <w:numFmt w:val="decimal"/>
       <w:lvlText w:val="%5."/>
-      <w:lvlJc w:val="start"/>
+      <w:lvlJc w:val="left"/>
       <w:pPr>
         <w:tabs>
           <w:tab w:val="num" w:pos="2160"/>
         </w:tabs>
-        <w:ind w:start="2160" w:hanging="360"/>
+        <w:ind w:left="2160" w:hanging="360"/>
       </w:pPr>
       <w:rPr/>
     </w:lvl>
@@ -5435,12 +5389,12 @@
       <w:start w:val="1"/>
       <w:numFmt w:val="decimal"/>
       <w:lvlText w:val="%6."/>
-      <w:lvlJc w:val="start"/>
+      <w:lvlJc w:val="left"/>
       <w:pPr>
         <w:tabs>
           <w:tab w:val="num" w:pos="2520"/>
         </w:tabs>
-        <w:ind w:start="2520" w:hanging="360"/>
+        <w:ind w:left="2520" w:hanging="360"/>
       </w:pPr>
       <w:rPr/>
     </w:lvl>
@@ -5448,12 +5402,12 @@
       <w:start w:val="1"/>
       <w:numFmt w:val="decimal"/>
       <w:lvlText w:val="%7."/>
-      <w:lvlJc w:val="start"/>
+      <w:lvlJc w:val="left"/>
       <w:pPr>
         <w:tabs>
           <w:tab w:val="num" w:pos="2880"/>
         </w:tabs>
-        <w:ind w:start="2880" w:hanging="360"/>
+        <w:ind w:left="2880" w:hanging="360"/>
       </w:pPr>
       <w:rPr/>
     </w:lvl>
@@ -5461,12 +5415,12 @@
       <w:start w:val="1"/>
       <w:numFmt w:val="decimal"/>
       <w:lvlText w:val="%8."/>
-      <w:lvlJc w:val="start"/>
+      <w:lvlJc w:val="left"/>
       <w:pPr>
         <w:tabs>
           <w:tab w:val="num" w:pos="3240"/>
         </w:tabs>
-        <w:ind w:start="3240" w:hanging="360"/>
+        <w:ind w:left="3240" w:hanging="360"/>
       </w:pPr>
       <w:rPr/>
     </w:lvl>
@@ -5474,12 +5428,12 @@
       <w:start w:val="1"/>
       <w:numFmt w:val="decimal"/>
       <w:lvlText w:val="%9."/>
-      <w:lvlJc w:val="start"/>
+      <w:lvlJc w:val="left"/>
       <w:pPr>
         <w:tabs>
           <w:tab w:val="num" w:pos="3600"/>
         </w:tabs>
-        <w:ind w:start="3600" w:hanging="360"/>
+        <w:ind w:left="3600" w:hanging="360"/>
       </w:pPr>
       <w:rPr/>
     </w:lvl>
@@ -5489,12 +5443,12 @@
       <w:start w:val="1"/>
       <w:numFmt w:val="decimal"/>
       <w:lvlText w:val="%1."/>
-      <w:lvlJc w:val="start"/>
+      <w:lvlJc w:val="left"/>
       <w:pPr>
         <w:tabs>
           <w:tab w:val="num" w:pos="720"/>
         </w:tabs>
-        <w:ind w:start="720" w:hanging="360"/>
+        <w:ind w:left="720" w:hanging="360"/>
       </w:pPr>
       <w:rPr/>
     </w:lvl>
@@ -5502,12 +5456,12 @@
       <w:start w:val="1"/>
       <w:numFmt w:val="decimal"/>
       <w:lvlText w:val="%2."/>
-      <w:lvlJc w:val="start"/>
+      <w:lvlJc w:val="left"/>
       <w:pPr>
         <w:tabs>
           <w:tab w:val="num" w:pos="1080"/>
         </w:tabs>
-        <w:ind w:start="1080" w:hanging="360"/>
+        <w:ind w:left="1080" w:hanging="360"/>
       </w:pPr>
       <w:rPr/>
     </w:lvl>
@@ -5515,12 +5469,12 @@
       <w:start w:val="1"/>
       <w:numFmt w:val="decimal"/>
       <w:lvlText w:val="%3."/>
-      <w:lvlJc w:val="start"/>
+      <w:lvlJc w:val="left"/>
       <w:pPr>
         <w:tabs>
           <w:tab w:val="num" w:pos="1440"/>
         </w:tabs>
-        <w:ind w:start="1440" w:hanging="360"/>
+        <w:ind w:left="1440" w:hanging="360"/>
       </w:pPr>
       <w:rPr/>
     </w:lvl>
@@ -5528,12 +5482,12 @@
       <w:start w:val="1"/>
       <w:numFmt w:val="decimal"/>
       <w:lvlText w:val="%4."/>
-      <w:lvlJc w:val="start"/>
+      <w:lvlJc w:val="left"/>
       <w:pPr>
         <w:tabs>
           <w:tab w:val="num" w:pos="1800"/>
         </w:tabs>
-        <w:ind w:start="1800" w:hanging="360"/>
+        <w:ind w:left="1800" w:hanging="360"/>
       </w:pPr>
       <w:rPr/>
     </w:lvl>
@@ -5541,12 +5495,12 @@
       <w:start w:val="1"/>
       <w:numFmt w:val="decimal"/>
       <w:lvlText w:val="%5."/>
-      <w:lvlJc w:val="start"/>
+      <w:lvlJc w:val="left"/>
       <w:pPr>
         <w:tabs>
           <w:tab w:val="num" w:pos="2160"/>
         </w:tabs>
-        <w:ind w:start="2160" w:hanging="360"/>
+        <w:ind w:left="2160" w:hanging="360"/>
       </w:pPr>
       <w:rPr/>
     </w:lvl>
@@ -5554,12 +5508,12 @@
       <w:start w:val="1"/>
       <w:numFmt w:val="decimal"/>
       <w:lvlText w:val="%6."/>
-      <w:lvlJc w:val="start"/>
+      <w:lvlJc w:val="left"/>
       <w:pPr>
         <w:tabs>
           <w:tab w:val="num" w:pos="2520"/>
         </w:tabs>
-        <w:ind w:start="2520" w:hanging="360"/>
+        <w:ind w:left="2520" w:hanging="360"/>
       </w:pPr>
       <w:rPr/>
     </w:lvl>
@@ -5567,12 +5521,12 @@
       <w:start w:val="1"/>
       <w:numFmt w:val="decimal"/>
       <w:lvlText w:val="%7."/>
-      <w:lvlJc w:val="start"/>
+      <w:lvlJc w:val="left"/>
       <w:pPr>
         <w:tabs>
           <w:tab w:val="num" w:pos="2880"/>
         </w:tabs>
-        <w:ind w:start="2880" w:hanging="360"/>
+        <w:ind w:left="2880" w:hanging="360"/>
       </w:pPr>
       <w:rPr/>
     </w:lvl>
@@ -5580,12 +5534,12 @@
       <w:start w:val="1"/>
       <w:numFmt w:val="decimal"/>
       <w:lvlText w:val="%8."/>
-      <w:lvlJc w:val="start"/>
+      <w:lvlJc w:val="left"/>
       <w:pPr>
         <w:tabs>
           <w:tab w:val="num" w:pos="3240"/>
         </w:tabs>
-        <w:ind w:start="3240" w:hanging="360"/>
+        <w:ind w:left="3240" w:hanging="360"/>
       </w:pPr>
       <w:rPr/>
     </w:lvl>
@@ -5593,12 +5547,12 @@
       <w:start w:val="1"/>
       <w:numFmt w:val="decimal"/>
       <w:lvlText w:val="%9."/>
-      <w:lvlJc w:val="start"/>
+      <w:lvlJc w:val="left"/>
       <w:pPr>
         <w:tabs>
           <w:tab w:val="num" w:pos="3600"/>
         </w:tabs>
-        <w:ind w:start="3600" w:hanging="360"/>
+        <w:ind w:left="3600" w:hanging="360"/>
       </w:pPr>
       <w:rPr/>
     </w:lvl>
@@ -5608,12 +5562,12 @@
       <w:start w:val="1"/>
       <w:numFmt w:val="decimal"/>
       <w:lvlText w:val="%1."/>
-      <w:lvlJc w:val="start"/>
+      <w:lvlJc w:val="left"/>
       <w:pPr>
         <w:tabs>
           <w:tab w:val="num" w:pos="720"/>
         </w:tabs>
-        <w:ind w:start="720" w:hanging="360"/>
+        <w:ind w:left="720" w:hanging="360"/>
       </w:pPr>
       <w:rPr/>
     </w:lvl>
@@ -5621,12 +5575,12 @@
       <w:start w:val="1"/>
       <w:numFmt w:val="decimal"/>
       <w:lvlText w:val="%2."/>
-      <w:lvlJc w:val="start"/>
+      <w:lvlJc w:val="left"/>
       <w:pPr>
         <w:tabs>
           <w:tab w:val="num" w:pos="1080"/>
         </w:tabs>
-        <w:ind w:start="1080" w:hanging="360"/>
+        <w:ind w:left="1080" w:hanging="360"/>
       </w:pPr>
       <w:rPr/>
     </w:lvl>
@@ -5634,12 +5588,12 @@
       <w:start w:val="1"/>
       <w:numFmt w:val="decimal"/>
       <w:lvlText w:val="%3."/>
-      <w:lvlJc w:val="start"/>
+      <w:lvlJc w:val="left"/>
       <w:pPr>
         <w:tabs>
           <w:tab w:val="num" w:pos="1440"/>
         </w:tabs>
-        <w:ind w:start="1440" w:hanging="360"/>
+        <w:ind w:left="1440" w:hanging="360"/>
       </w:pPr>
       <w:rPr/>
     </w:lvl>
@@ -5647,12 +5601,12 @@
       <w:start w:val="1"/>
       <w:numFmt w:val="decimal"/>
       <w:lvlText w:val="%4."/>
-      <w:lvlJc w:val="start"/>
+      <w:lvlJc w:val="left"/>
       <w:pPr>
         <w:tabs>
           <w:tab w:val="num" w:pos="1800"/>
         </w:tabs>
-        <w:ind w:start="1800" w:hanging="360"/>
+        <w:ind w:left="1800" w:hanging="360"/>
       </w:pPr>
       <w:rPr/>
     </w:lvl>
@@ -5660,12 +5614,12 @@
       <w:start w:val="1"/>
       <w:numFmt w:val="decimal"/>
       <w:lvlText w:val="%5."/>
-      <w:lvlJc w:val="start"/>
+      <w:lvlJc w:val="left"/>
       <w:pPr>
         <w:tabs>
           <w:tab w:val="num" w:pos="2160"/>
         </w:tabs>
-        <w:ind w:start="2160" w:hanging="360"/>
+        <w:ind w:left="2160" w:hanging="360"/>
       </w:pPr>
       <w:rPr/>
     </w:lvl>
@@ -5673,12 +5627,12 @@
       <w:start w:val="1"/>
       <w:numFmt w:val="decimal"/>
       <w:lvlText w:val="%6."/>
-      <w:lvlJc w:val="start"/>
+      <w:lvlJc w:val="left"/>
       <w:pPr>
         <w:tabs>
           <w:tab w:val="num" w:pos="2520"/>
         </w:tabs>
-        <w:ind w:start="2520" w:hanging="360"/>
+        <w:ind w:left="2520" w:hanging="360"/>
       </w:pPr>
       <w:rPr/>
     </w:lvl>
@@ -5686,12 +5640,12 @@
       <w:start w:val="1"/>
       <w:numFmt w:val="decimal"/>
       <w:lvlText w:val="%7."/>
-      <w:lvlJc w:val="start"/>
+      <w:lvlJc w:val="left"/>
       <w:pPr>
         <w:tabs>
           <w:tab w:val="num" w:pos="2880"/>
         </w:tabs>
-        <w:ind w:start="2880" w:hanging="360"/>
+        <w:ind w:left="2880" w:hanging="360"/>
       </w:pPr>
       <w:rPr/>
     </w:lvl>
@@ -5699,12 +5653,12 @@
       <w:start w:val="1"/>
       <w:numFmt w:val="decimal"/>
       <w:lvlText w:val="%8."/>
-      <w:lvlJc w:val="start"/>
+      <w:lvlJc w:val="left"/>
       <w:pPr>
         <w:tabs>
           <w:tab w:val="num" w:pos="3240"/>
         </w:tabs>
-        <w:ind w:start="3240" w:hanging="360"/>
+        <w:ind w:left="3240" w:hanging="360"/>
       </w:pPr>
       <w:rPr/>
     </w:lvl>
@@ -5712,12 +5666,12 @@
       <w:start w:val="1"/>
       <w:numFmt w:val="decimal"/>
       <w:lvlText w:val="%9."/>
-      <w:lvlJc w:val="start"/>
+      <w:lvlJc w:val="left"/>
       <w:pPr>
         <w:tabs>
           <w:tab w:val="num" w:pos="3600"/>
         </w:tabs>
-        <w:ind w:start="3600" w:hanging="360"/>
+        <w:ind w:left="3600" w:hanging="360"/>
       </w:pPr>
       <w:rPr/>
     </w:lvl>
@@ -5727,12 +5681,12 @@
       <w:start w:val="1"/>
       <w:numFmt w:val="bullet"/>
       <w:lvlText w:val=""/>
-      <w:lvlJc w:val="start"/>
+      <w:lvlJc w:val="left"/>
       <w:pPr>
         <w:tabs>
           <w:tab w:val="num" w:pos="720"/>
         </w:tabs>
-        <w:ind w:start="720" w:hanging="360"/>
+        <w:ind w:left="720" w:hanging="360"/>
       </w:pPr>
       <w:rPr>
         <w:rFonts w:ascii="Symbol" w:hAnsi="Symbol" w:cs="Symbol" w:hint="default"/>
@@ -5742,12 +5696,12 @@
       <w:start w:val="1"/>
       <w:numFmt w:val="bullet"/>
       <w:lvlText w:val="◦"/>
-      <w:lvlJc w:val="start"/>
+      <w:lvlJc w:val="left"/>
       <w:pPr>
         <w:tabs>
           <w:tab w:val="num" w:pos="1080"/>
         </w:tabs>
-        <w:ind w:start="1080" w:hanging="360"/>
+        <w:ind w:left="1080" w:hanging="360"/>
       </w:pPr>
       <w:rPr>
         <w:rFonts w:ascii="OpenSymbol" w:hAnsi="OpenSymbol" w:cs="OpenSymbol" w:hint="default"/>
@@ -5757,12 +5711,12 @@
       <w:start w:val="1"/>
       <w:numFmt w:val="bullet"/>
       <w:lvlText w:val="▪"/>
-      <w:lvlJc w:val="start"/>
+      <w:lvlJc w:val="left"/>
       <w:pPr>
         <w:tabs>
           <w:tab w:val="num" w:pos="1440"/>
         </w:tabs>
-        <w:ind w:start="1440" w:hanging="360"/>
+        <w:ind w:left="1440" w:hanging="360"/>
       </w:pPr>
       <w:rPr>
         <w:rFonts w:ascii="OpenSymbol" w:hAnsi="OpenSymbol" w:cs="OpenSymbol" w:hint="default"/>
@@ -5772,12 +5726,12 @@
       <w:start w:val="1"/>
       <w:numFmt w:val="bullet"/>
       <w:lvlText w:val=""/>
-      <w:lvlJc w:val="start"/>
+      <w:lvlJc w:val="left"/>
       <w:pPr>
         <w:tabs>
           <w:tab w:val="num" w:pos="1800"/>
         </w:tabs>
-        <w:ind w:start="1800" w:hanging="360"/>
+        <w:ind w:left="1800" w:hanging="360"/>
       </w:pPr>
       <w:rPr>
         <w:rFonts w:ascii="Symbol" w:hAnsi="Symbol" w:cs="Symbol" w:hint="default"/>
@@ -5787,12 +5741,12 @@
       <w:start w:val="1"/>
       <w:numFmt w:val="bullet"/>
       <w:lvlText w:val="◦"/>
-      <w:lvlJc w:val="start"/>
+      <w:lvlJc w:val="left"/>
       <w:pPr>
         <w:tabs>
           <w:tab w:val="num" w:pos="2160"/>
         </w:tabs>
-        <w:ind w:start="2160" w:hanging="360"/>
+        <w:ind w:left="2160" w:hanging="360"/>
       </w:pPr>
       <w:rPr>
         <w:rFonts w:ascii="OpenSymbol" w:hAnsi="OpenSymbol" w:cs="OpenSymbol" w:hint="default"/>
@@ -5802,12 +5756,12 @@
       <w:start w:val="1"/>
       <w:numFmt w:val="bullet"/>
       <w:lvlText w:val="▪"/>
-      <w:lvlJc w:val="start"/>
+      <w:lvlJc w:val="left"/>
       <w:pPr>
         <w:tabs>
           <w:tab w:val="num" w:pos="2520"/>
         </w:tabs>
-        <w:ind w:start="2520" w:hanging="360"/>
+        <w:ind w:left="2520" w:hanging="360"/>
       </w:pPr>
       <w:rPr>
         <w:rFonts w:ascii="OpenSymbol" w:hAnsi="OpenSymbol" w:cs="OpenSymbol" w:hint="default"/>
@@ -5817,12 +5771,12 @@
       <w:start w:val="1"/>
       <w:numFmt w:val="bullet"/>
       <w:lvlText w:val=""/>
-      <w:lvlJc w:val="start"/>
+      <w:lvlJc w:val="left"/>
       <w:pPr>
         <w:tabs>
           <w:tab w:val="num" w:pos="2880"/>
         </w:tabs>
-        <w:ind w:start="2880" w:hanging="360"/>
+        <w:ind w:left="2880" w:hanging="360"/>
       </w:pPr>
       <w:rPr>
         <w:rFonts w:ascii="Symbol" w:hAnsi="Symbol" w:cs="Symbol" w:hint="default"/>
@@ -5832,12 +5786,12 @@
       <w:start w:val="1"/>
       <w:numFmt w:val="bullet"/>
       <w:lvlText w:val="◦"/>
-      <w:lvlJc w:val="start"/>
+      <w:lvlJc w:val="left"/>
       <w:pPr>
         <w:tabs>
           <w:tab w:val="num" w:pos="3240"/>
         </w:tabs>
-        <w:ind w:start="3240" w:hanging="360"/>
+        <w:ind w:left="3240" w:hanging="360"/>
       </w:pPr>
       <w:rPr>
         <w:rFonts w:ascii="OpenSymbol" w:hAnsi="OpenSymbol" w:cs="OpenSymbol" w:hint="default"/>
@@ -5847,12 +5801,12 @@
       <w:start w:val="1"/>
       <w:numFmt w:val="bullet"/>
       <w:lvlText w:val="▪"/>
-      <w:lvlJc w:val="start"/>
+      <w:lvlJc w:val="left"/>
       <w:pPr>
         <w:tabs>
           <w:tab w:val="num" w:pos="3600"/>
         </w:tabs>
-        <w:ind w:start="3600" w:hanging="360"/>
+        <w:ind w:left="3600" w:hanging="360"/>
       </w:pPr>
       <w:rPr>
         <w:rFonts w:ascii="OpenSymbol" w:hAnsi="OpenSymbol" w:cs="OpenSymbol" w:hint="default"/>
@@ -5864,12 +5818,12 @@
       <w:start w:val="1"/>
       <w:numFmt w:val="decimal"/>
       <w:lvlText w:val="%1."/>
-      <w:lvlJc w:val="start"/>
+      <w:lvlJc w:val="left"/>
       <w:pPr>
         <w:tabs>
           <w:tab w:val="num" w:pos="720"/>
         </w:tabs>
-        <w:ind w:start="720" w:hanging="360"/>
+        <w:ind w:left="720" w:hanging="360"/>
       </w:pPr>
       <w:rPr/>
     </w:lvl>
@@ -5877,12 +5831,12 @@
       <w:start w:val="1"/>
       <w:numFmt w:val="decimal"/>
       <w:lvlText w:val="%2."/>
-      <w:lvlJc w:val="start"/>
+      <w:lvlJc w:val="left"/>
       <w:pPr>
         <w:tabs>
           <w:tab w:val="num" w:pos="1080"/>
         </w:tabs>
-        <w:ind w:start="1080" w:hanging="360"/>
+        <w:ind w:left="1080" w:hanging="360"/>
       </w:pPr>
       <w:rPr/>
     </w:lvl>
@@ -5890,12 +5844,12 @@
       <w:start w:val="1"/>
       <w:numFmt w:val="decimal"/>
       <w:lvlText w:val="%3."/>
-      <w:lvlJc w:val="start"/>
+      <w:lvlJc w:val="left"/>
       <w:pPr>
         <w:tabs>
           <w:tab w:val="num" w:pos="1440"/>
         </w:tabs>
-        <w:ind w:start="1440" w:hanging="360"/>
+        <w:ind w:left="1440" w:hanging="360"/>
       </w:pPr>
       <w:rPr/>
     </w:lvl>
@@ -5903,12 +5857,12 @@
       <w:start w:val="1"/>
       <w:numFmt w:val="decimal"/>
       <w:lvlText w:val="%4."/>
-      <w:lvlJc w:val="start"/>
+      <w:lvlJc w:val="left"/>
       <w:pPr>
         <w:tabs>
           <w:tab w:val="num" w:pos="1800"/>
         </w:tabs>
-        <w:ind w:start="1800" w:hanging="360"/>
+        <w:ind w:left="1800" w:hanging="360"/>
       </w:pPr>
       <w:rPr/>
     </w:lvl>
@@ -5916,12 +5870,12 @@
       <w:start w:val="1"/>
       <w:numFmt w:val="decimal"/>
       <w:lvlText w:val="%5."/>
-      <w:lvlJc w:val="start"/>
+      <w:lvlJc w:val="left"/>
       <w:pPr>
         <w:tabs>
           <w:tab w:val="num" w:pos="2160"/>
         </w:tabs>
-        <w:ind w:start="2160" w:hanging="360"/>
+        <w:ind w:left="2160" w:hanging="360"/>
       </w:pPr>
       <w:rPr/>
     </w:lvl>
@@ -5929,12 +5883,12 @@
       <w:start w:val="1"/>
       <w:numFmt w:val="decimal"/>
       <w:lvlText w:val="%6."/>
-      <w:lvlJc w:val="start"/>
+      <w:lvlJc w:val="left"/>
       <w:pPr>
         <w:tabs>
           <w:tab w:val="num" w:pos="2520"/>
         </w:tabs>
-        <w:ind w:start="2520" w:hanging="360"/>
+        <w:ind w:left="2520" w:hanging="360"/>
       </w:pPr>
       <w:rPr/>
     </w:lvl>
@@ -5942,12 +5896,12 @@
       <w:start w:val="1"/>
       <w:numFmt w:val="decimal"/>
       <w:lvlText w:val="%7."/>
-      <w:lvlJc w:val="start"/>
+      <w:lvlJc w:val="left"/>
       <w:pPr>
         <w:tabs>
           <w:tab w:val="num" w:pos="2880"/>
         </w:tabs>
-        <w:ind w:start="2880" w:hanging="360"/>
+        <w:ind w:left="2880" w:hanging="360"/>
       </w:pPr>
       <w:rPr/>
     </w:lvl>
@@ -5955,12 +5909,12 @@
       <w:start w:val="1"/>
       <w:numFmt w:val="decimal"/>
       <w:lvlText w:val="%8."/>
-      <w:lvlJc w:val="start"/>
+      <w:lvlJc w:val="left"/>
       <w:pPr>
         <w:tabs>
           <w:tab w:val="num" w:pos="3240"/>
         </w:tabs>
-        <w:ind w:start="3240" w:hanging="360"/>
+        <w:ind w:left="3240" w:hanging="360"/>
       </w:pPr>
       <w:rPr/>
     </w:lvl>
@@ -5968,12 +5922,12 @@
       <w:start w:val="1"/>
       <w:numFmt w:val="decimal"/>
       <w:lvlText w:val="%9."/>
-      <w:lvlJc w:val="start"/>
+      <w:lvlJc w:val="left"/>
       <w:pPr>
         <w:tabs>
           <w:tab w:val="num" w:pos="3600"/>
         </w:tabs>
-        <w:ind w:start="3600" w:hanging="360"/>
+        <w:ind w:left="3600" w:hanging="360"/>
       </w:pPr>
       <w:rPr/>
     </w:lvl>
@@ -5983,12 +5937,12 @@
       <w:start w:val="1"/>
       <w:numFmt w:val="decimal"/>
       <w:lvlText w:val="%1."/>
-      <w:lvlJc w:val="start"/>
+      <w:lvlJc w:val="left"/>
       <w:pPr>
         <w:tabs>
           <w:tab w:val="num" w:pos="720"/>
         </w:tabs>
-        <w:ind w:start="720" w:hanging="360"/>
+        <w:ind w:left="720" w:hanging="360"/>
       </w:pPr>
       <w:rPr/>
     </w:lvl>
@@ -5996,12 +5950,12 @@
       <w:start w:val="1"/>
       <w:numFmt w:val="decimal"/>
       <w:lvlText w:val="%2."/>
-      <w:lvlJc w:val="start"/>
+      <w:lvlJc w:val="left"/>
       <w:pPr>
         <w:tabs>
           <w:tab w:val="num" w:pos="1080"/>
         </w:tabs>
-        <w:ind w:start="1080" w:hanging="360"/>
+        <w:ind w:left="1080" w:hanging="360"/>
       </w:pPr>
       <w:rPr/>
     </w:lvl>
@@ -6009,12 +5963,12 @@
       <w:start w:val="1"/>
       <w:numFmt w:val="decimal"/>
       <w:lvlText w:val="%3."/>
-      <w:lvlJc w:val="start"/>
+      <w:lvlJc w:val="left"/>
       <w:pPr>
         <w:tabs>
           <w:tab w:val="num" w:pos="1440"/>
         </w:tabs>
-        <w:ind w:start="1440" w:hanging="360"/>
+        <w:ind w:left="1440" w:hanging="360"/>
       </w:pPr>
       <w:rPr/>
     </w:lvl>
@@ -6022,12 +5976,12 @@
       <w:start w:val="1"/>
       <w:numFmt w:val="decimal"/>
       <w:lvlText w:val="%4."/>
-      <w:lvlJc w:val="start"/>
+      <w:lvlJc w:val="left"/>
       <w:pPr>
         <w:tabs>
           <w:tab w:val="num" w:pos="1800"/>
         </w:tabs>
-        <w:ind w:start="1800" w:hanging="360"/>
+        <w:ind w:left="1800" w:hanging="360"/>
       </w:pPr>
       <w:rPr/>
     </w:lvl>
@@ -6035,12 +5989,12 @@
       <w:start w:val="1"/>
       <w:numFmt w:val="decimal"/>
       <w:lvlText w:val="%5."/>
-      <w:lvlJc w:val="start"/>
+      <w:lvlJc w:val="left"/>
       <w:pPr>
         <w:tabs>
           <w:tab w:val="num" w:pos="2160"/>
         </w:tabs>
-        <w:ind w:start="2160" w:hanging="360"/>
+        <w:ind w:left="2160" w:hanging="360"/>
       </w:pPr>
       <w:rPr/>
     </w:lvl>
@@ -6048,12 +6002,12 @@
       <w:start w:val="1"/>
       <w:numFmt w:val="decimal"/>
       <w:lvlText w:val="%6."/>
-      <w:lvlJc w:val="start"/>
+      <w:lvlJc w:val="left"/>
       <w:pPr>
         <w:tabs>
           <w:tab w:val="num" w:pos="2520"/>
         </w:tabs>
-        <w:ind w:start="2520" w:hanging="360"/>
+        <w:ind w:left="2520" w:hanging="360"/>
       </w:pPr>
       <w:rPr/>
     </w:lvl>
@@ -6061,12 +6015,12 @@
       <w:start w:val="1"/>
       <w:numFmt w:val="decimal"/>
       <w:lvlText w:val="%7."/>
-      <w:lvlJc w:val="start"/>
+      <w:lvlJc w:val="left"/>
       <w:pPr>
         <w:tabs>
           <w:tab w:val="num" w:pos="2880"/>
         </w:tabs>
-        <w:ind w:start="2880" w:hanging="360"/>
+        <w:ind w:left="2880" w:hanging="360"/>
       </w:pPr>
       <w:rPr/>
     </w:lvl>
@@ -6074,12 +6028,12 @@
       <w:start w:val="1"/>
       <w:numFmt w:val="decimal"/>
       <w:lvlText w:val="%8."/>
-      <w:lvlJc w:val="start"/>
+      <w:lvlJc w:val="left"/>
       <w:pPr>
         <w:tabs>
           <w:tab w:val="num" w:pos="3240"/>
         </w:tabs>
-        <w:ind w:start="3240" w:hanging="360"/>
+        <w:ind w:left="3240" w:hanging="360"/>
       </w:pPr>
       <w:rPr/>
     </w:lvl>
@@ -6087,12 +6041,12 @@
       <w:start w:val="1"/>
       <w:numFmt w:val="decimal"/>
       <w:lvlText w:val="%9."/>
-      <w:lvlJc w:val="start"/>
+      <w:lvlJc w:val="left"/>
       <w:pPr>
         <w:tabs>
           <w:tab w:val="num" w:pos="3600"/>
         </w:tabs>
-        <w:ind w:start="3600" w:hanging="360"/>
+        <w:ind w:left="3600" w:hanging="360"/>
       </w:pPr>
       <w:rPr/>
     </w:lvl>
@@ -6102,12 +6056,12 @@
       <w:start w:val="1"/>
       <w:numFmt w:val="decimal"/>
       <w:lvlText w:val="%1."/>
-      <w:lvlJc w:val="start"/>
+      <w:lvlJc w:val="left"/>
       <w:pPr>
         <w:tabs>
           <w:tab w:val="num" w:pos="720"/>
         </w:tabs>
-        <w:ind w:start="720" w:hanging="360"/>
+        <w:ind w:left="720" w:hanging="360"/>
       </w:pPr>
       <w:rPr/>
     </w:lvl>
@@ -6115,12 +6069,12 @@
       <w:start w:val="1"/>
       <w:numFmt w:val="decimal"/>
       <w:lvlText w:val="%2."/>
-      <w:lvlJc w:val="start"/>
+      <w:lvlJc w:val="left"/>
       <w:pPr>
         <w:tabs>
           <w:tab w:val="num" w:pos="1080"/>
         </w:tabs>
-        <w:ind w:start="1080" w:hanging="360"/>
+        <w:ind w:left="1080" w:hanging="360"/>
       </w:pPr>
       <w:rPr/>
     </w:lvl>
@@ -6128,12 +6082,12 @@
       <w:start w:val="1"/>
       <w:numFmt w:val="decimal"/>
       <w:lvlText w:val="%3."/>
-      <w:lvlJc w:val="start"/>
+      <w:lvlJc w:val="left"/>
       <w:pPr>
         <w:tabs>
           <w:tab w:val="num" w:pos="1440"/>
         </w:tabs>
-        <w:ind w:start="1440" w:hanging="360"/>
+        <w:ind w:left="1440" w:hanging="360"/>
       </w:pPr>
       <w:rPr/>
     </w:lvl>
@@ -6141,12 +6095,12 @@
       <w:start w:val="1"/>
       <w:numFmt w:val="decimal"/>
       <w:lvlText w:val="%4."/>
-      <w:lvlJc w:val="start"/>
+      <w:lvlJc w:val="left"/>
       <w:pPr>
         <w:tabs>
           <w:tab w:val="num" w:pos="1800"/>
         </w:tabs>
-        <w:ind w:start="1800" w:hanging="360"/>
+        <w:ind w:left="1800" w:hanging="360"/>
       </w:pPr>
       <w:rPr/>
     </w:lvl>
@@ -6154,12 +6108,12 @@
       <w:start w:val="1"/>
       <w:numFmt w:val="decimal"/>
       <w:lvlText w:val="%5."/>
-      <w:lvlJc w:val="start"/>
+      <w:lvlJc w:val="left"/>
       <w:pPr>
         <w:tabs>
           <w:tab w:val="num" w:pos="2160"/>
         </w:tabs>
-        <w:ind w:start="2160" w:hanging="360"/>
+        <w:ind w:left="2160" w:hanging="360"/>
       </w:pPr>
       <w:rPr/>
     </w:lvl>
@@ -6167,12 +6121,12 @@
       <w:start w:val="1"/>
       <w:numFmt w:val="decimal"/>
       <w:lvlText w:val="%6."/>
-      <w:lvlJc w:val="start"/>
+      <w:lvlJc w:val="left"/>
       <w:pPr>
         <w:tabs>
           <w:tab w:val="num" w:pos="2520"/>
         </w:tabs>
-        <w:ind w:start="2520" w:hanging="360"/>
+        <w:ind w:left="2520" w:hanging="360"/>
       </w:pPr>
       <w:rPr/>
     </w:lvl>
@@ -6180,12 +6134,12 @@
       <w:start w:val="1"/>
       <w:numFmt w:val="decimal"/>
       <w:lvlText w:val="%7."/>
-      <w:lvlJc w:val="start"/>
+      <w:lvlJc w:val="left"/>
       <w:pPr>
         <w:tabs>
           <w:tab w:val="num" w:pos="2880"/>
         </w:tabs>
-        <w:ind w:start="2880" w:hanging="360"/>
+        <w:ind w:left="2880" w:hanging="360"/>
       </w:pPr>
       <w:rPr/>
     </w:lvl>
@@ -6193,12 +6147,12 @@
       <w:start w:val="1"/>
       <w:numFmt w:val="decimal"/>
       <w:lvlText w:val="%8."/>
-      <w:lvlJc w:val="start"/>
+      <w:lvlJc w:val="left"/>
       <w:pPr>
         <w:tabs>
           <w:tab w:val="num" w:pos="3240"/>
         </w:tabs>
-        <w:ind w:start="3240" w:hanging="360"/>
+        <w:ind w:left="3240" w:hanging="360"/>
       </w:pPr>
       <w:rPr/>
     </w:lvl>
@@ -6206,12 +6160,12 @@
       <w:start w:val="1"/>
       <w:numFmt w:val="decimal"/>
       <w:lvlText w:val="%9."/>
-      <w:lvlJc w:val="start"/>
+      <w:lvlJc w:val="left"/>
       <w:pPr>
         <w:tabs>
           <w:tab w:val="num" w:pos="3600"/>
         </w:tabs>
-        <w:ind w:start="3600" w:hanging="360"/>
+        <w:ind w:left="3600" w:hanging="360"/>
       </w:pPr>
       <w:rPr/>
     </w:lvl>
@@ -6221,12 +6175,12 @@
       <w:start w:val="1"/>
       <w:numFmt w:val="bullet"/>
       <w:lvlText w:val=""/>
-      <w:lvlJc w:val="start"/>
+      <w:lvlJc w:val="left"/>
       <w:pPr>
         <w:tabs>
           <w:tab w:val="num" w:pos="720"/>
         </w:tabs>
-        <w:ind w:start="720" w:hanging="360"/>
+        <w:ind w:left="720" w:hanging="360"/>
       </w:pPr>
       <w:rPr>
         <w:rFonts w:ascii="Symbol" w:hAnsi="Symbol" w:cs="Symbol" w:hint="default"/>
@@ -6236,12 +6190,12 @@
       <w:start w:val="1"/>
       <w:numFmt w:val="bullet"/>
       <w:lvlText w:val="◦"/>
-      <w:lvlJc w:val="start"/>
+      <w:lvlJc w:val="left"/>
       <w:pPr>
         <w:tabs>
           <w:tab w:val="num" w:pos="1080"/>
         </w:tabs>
-        <w:ind w:start="1080" w:hanging="360"/>
+        <w:ind w:left="1080" w:hanging="360"/>
       </w:pPr>
       <w:rPr>
         <w:rFonts w:ascii="OpenSymbol" w:hAnsi="OpenSymbol" w:cs="OpenSymbol" w:hint="default"/>
@@ -6251,12 +6205,12 @@
       <w:start w:val="1"/>
       <w:numFmt w:val="bullet"/>
       <w:lvlText w:val="▪"/>
-      <w:lvlJc w:val="start"/>
+      <w:lvlJc w:val="left"/>
       <w:pPr>
         <w:tabs>
           <w:tab w:val="num" w:pos="1440"/>
         </w:tabs>
-        <w:ind w:start="1440" w:hanging="360"/>
+        <w:ind w:left="1440" w:hanging="360"/>
       </w:pPr>
       <w:rPr>
         <w:rFonts w:ascii="OpenSymbol" w:hAnsi="OpenSymbol" w:cs="OpenSymbol" w:hint="default"/>
@@ -6266,12 +6220,12 @@
       <w:start w:val="1"/>
       <w:numFmt w:val="bullet"/>
       <w:lvlText w:val=""/>
-      <w:lvlJc w:val="start"/>
+      <w:lvlJc w:val="left"/>
       <w:pPr>
         <w:tabs>
           <w:tab w:val="num" w:pos="1800"/>
         </w:tabs>
-        <w:ind w:start="1800" w:hanging="360"/>
+        <w:ind w:left="1800" w:hanging="360"/>
       </w:pPr>
       <w:rPr>
         <w:rFonts w:ascii="Symbol" w:hAnsi="Symbol" w:cs="Symbol" w:hint="default"/>
@@ -6281,12 +6235,12 @@
       <w:start w:val="1"/>
       <w:numFmt w:val="bullet"/>
       <w:lvlText w:val="◦"/>
-      <w:lvlJc w:val="start"/>
+      <w:lvlJc w:val="left"/>
       <w:pPr>
         <w:tabs>
           <w:tab w:val="num" w:pos="2160"/>
         </w:tabs>
-        <w:ind w:start="2160" w:hanging="360"/>
+        <w:ind w:left="2160" w:hanging="360"/>
       </w:pPr>
       <w:rPr>
         <w:rFonts w:ascii="OpenSymbol" w:hAnsi="OpenSymbol" w:cs="OpenSymbol" w:hint="default"/>
@@ -6296,12 +6250,12 @@
       <w:start w:val="1"/>
       <w:numFmt w:val="bullet"/>
       <w:lvlText w:val="▪"/>
-      <w:lvlJc w:val="start"/>
+      <w:lvlJc w:val="left"/>
       <w:pPr>
         <w:tabs>
           <w:tab w:val="num" w:pos="2520"/>
         </w:tabs>
-        <w:ind w:start="2520" w:hanging="360"/>
+        <w:ind w:left="2520" w:hanging="360"/>
       </w:pPr>
       <w:rPr>
         <w:rFonts w:ascii="OpenSymbol" w:hAnsi="OpenSymbol" w:cs="OpenSymbol" w:hint="default"/>
@@ -6311,12 +6265,12 @@
       <w:start w:val="1"/>
       <w:numFmt w:val="bullet"/>
       <w:lvlText w:val=""/>
-      <w:lvlJc w:val="start"/>
+      <w:lvlJc w:val="left"/>
       <w:pPr>
         <w:tabs>
           <w:tab w:val="num" w:pos="2880"/>
         </w:tabs>
-        <w:ind w:start="2880" w:hanging="360"/>
+        <w:ind w:left="2880" w:hanging="360"/>
       </w:pPr>
       <w:rPr>
         <w:rFonts w:ascii="Symbol" w:hAnsi="Symbol" w:cs="Symbol" w:hint="default"/>
@@ -6326,12 +6280,12 @@
       <w:start w:val="1"/>
       <w:numFmt w:val="bullet"/>
       <w:lvlText w:val="◦"/>
-      <w:lvlJc w:val="start"/>
+      <w:lvlJc w:val="left"/>
       <w:pPr>
         <w:tabs>
           <w:tab w:val="num" w:pos="3240"/>
         </w:tabs>
-        <w:ind w:start="3240" w:hanging="360"/>
+        <w:ind w:left="3240" w:hanging="360"/>
       </w:pPr>
       <w:rPr>
         <w:rFonts w:ascii="OpenSymbol" w:hAnsi="OpenSymbol" w:cs="OpenSymbol" w:hint="default"/>
@@ -6341,12 +6295,12 @@
       <w:start w:val="1"/>
       <w:numFmt w:val="bullet"/>
       <w:lvlText w:val="▪"/>
-      <w:lvlJc w:val="start"/>
+      <w:lvlJc w:val="left"/>
       <w:pPr>
         <w:tabs>
           <w:tab w:val="num" w:pos="3600"/>
         </w:tabs>
-        <w:ind w:start="3600" w:hanging="360"/>
+        <w:ind w:left="3600" w:hanging="360"/>
       </w:pPr>
       <w:rPr>
         <w:rFonts w:ascii="OpenSymbol" w:hAnsi="OpenSymbol" w:cs="OpenSymbol" w:hint="default"/>
@@ -6358,12 +6312,12 @@
       <w:start w:val="1"/>
       <w:numFmt w:val="bullet"/>
       <w:lvlText w:val=""/>
-      <w:lvlJc w:val="start"/>
+      <w:lvlJc w:val="left"/>
       <w:pPr>
         <w:tabs>
           <w:tab w:val="num" w:pos="720"/>
         </w:tabs>
-        <w:ind w:start="720" w:hanging="360"/>
+        <w:ind w:left="720" w:hanging="360"/>
       </w:pPr>
       <w:rPr>
         <w:rFonts w:ascii="Symbol" w:hAnsi="Symbol" w:cs="Symbol" w:hint="default"/>
@@ -6373,12 +6327,12 @@
       <w:start w:val="1"/>
       <w:numFmt w:val="bullet"/>
       <w:lvlText w:val="◦"/>
-      <w:lvlJc w:val="start"/>
+      <w:lvlJc w:val="left"/>
       <w:pPr>
         <w:tabs>
           <w:tab w:val="num" w:pos="1080"/>
         </w:tabs>
-        <w:ind w:start="1080" w:hanging="360"/>
+        <w:ind w:left="1080" w:hanging="360"/>
       </w:pPr>
       <w:rPr>
         <w:rFonts w:ascii="OpenSymbol" w:hAnsi="OpenSymbol" w:cs="OpenSymbol" w:hint="default"/>
@@ -6388,12 +6342,12 @@
       <w:start w:val="1"/>
       <w:numFmt w:val="bullet"/>
       <w:lvlText w:val="▪"/>
-      <w:lvlJc w:val="start"/>
+      <w:lvlJc w:val="left"/>
       <w:pPr>
         <w:tabs>
           <w:tab w:val="num" w:pos="1440"/>
         </w:tabs>
-        <w:ind w:start="1440" w:hanging="360"/>
+        <w:ind w:left="1440" w:hanging="360"/>
       </w:pPr>
       <w:rPr>
         <w:rFonts w:ascii="OpenSymbol" w:hAnsi="OpenSymbol" w:cs="OpenSymbol" w:hint="default"/>
@@ -6403,12 +6357,12 @@
       <w:start w:val="1"/>
       <w:numFmt w:val="bullet"/>
       <w:lvlText w:val=""/>
-      <w:lvlJc w:val="start"/>
+      <w:lvlJc w:val="left"/>
       <w:pPr>
         <w:tabs>
           <w:tab w:val="num" w:pos="1800"/>
         </w:tabs>
-        <w:ind w:start="1800" w:hanging="360"/>
+        <w:ind w:left="1800" w:hanging="360"/>
       </w:pPr>
       <w:rPr>
         <w:rFonts w:ascii="Symbol" w:hAnsi="Symbol" w:cs="Symbol" w:hint="default"/>
@@ -6418,12 +6372,12 @@
       <w:start w:val="1"/>
       <w:numFmt w:val="bullet"/>
       <w:lvlText w:val="◦"/>
-      <w:lvlJc w:val="start"/>
+      <w:lvlJc w:val="left"/>
       <w:pPr>
         <w:tabs>
           <w:tab w:val="num" w:pos="2160"/>
         </w:tabs>
-        <w:ind w:start="2160" w:hanging="360"/>
+        <w:ind w:left="2160" w:hanging="360"/>
       </w:pPr>
       <w:rPr>
         <w:rFonts w:ascii="OpenSymbol" w:hAnsi="OpenSymbol" w:cs="OpenSymbol" w:hint="default"/>
@@ -6433,12 +6387,12 @@
       <w:start w:val="1"/>
       <w:numFmt w:val="bullet"/>
       <w:lvlText w:val="▪"/>
-      <w:lvlJc w:val="start"/>
+      <w:lvlJc w:val="left"/>
       <w:pPr>
         <w:tabs>
           <w:tab w:val="num" w:pos="2520"/>
         </w:tabs>
-        <w:ind w:start="2520" w:hanging="360"/>
+        <w:ind w:left="2520" w:hanging="360"/>
       </w:pPr>
       <w:rPr>
         <w:rFonts w:ascii="OpenSymbol" w:hAnsi="OpenSymbol" w:cs="OpenSymbol" w:hint="default"/>
@@ -6448,12 +6402,12 @@
       <w:start w:val="1"/>
       <w:numFmt w:val="bullet"/>
       <w:lvlText w:val=""/>
-      <w:lvlJc w:val="start"/>
+      <w:lvlJc w:val="left"/>
       <w:pPr>
         <w:tabs>
           <w:tab w:val="num" w:pos="2880"/>
         </w:tabs>
-        <w:ind w:start="2880" w:hanging="360"/>
+        <w:ind w:left="2880" w:hanging="360"/>
       </w:pPr>
       <w:rPr>
         <w:rFonts w:ascii="Symbol" w:hAnsi="Symbol" w:cs="Symbol" w:hint="default"/>
@@ -6463,12 +6417,12 @@
       <w:start w:val="1"/>
       <w:numFmt w:val="bullet"/>
       <w:lvlText w:val="◦"/>
-      <w:lvlJc w:val="start"/>
+      <w:lvlJc w:val="left"/>
       <w:pPr>
         <w:tabs>
           <w:tab w:val="num" w:pos="3240"/>
         </w:tabs>
-        <w:ind w:start="3240" w:hanging="360"/>
+        <w:ind w:left="3240" w:hanging="360"/>
       </w:pPr>
       <w:rPr>
         <w:rFonts w:ascii="OpenSymbol" w:hAnsi="OpenSymbol" w:cs="OpenSymbol" w:hint="default"/>
@@ -6478,12 +6432,12 @@
       <w:start w:val="1"/>
       <w:numFmt w:val="bullet"/>
       <w:lvlText w:val="▪"/>
-      <w:lvlJc w:val="start"/>
+      <w:lvlJc w:val="left"/>
       <w:pPr>
         <w:tabs>
           <w:tab w:val="num" w:pos="3600"/>
         </w:tabs>
-        <w:ind w:start="3600" w:hanging="360"/>
+        <w:ind w:left="3600" w:hanging="360"/>
       </w:pPr>
       <w:rPr>
         <w:rFonts w:ascii="OpenSymbol" w:hAnsi="OpenSymbol" w:cs="OpenSymbol" w:hint="default"/>
@@ -6495,12 +6449,12 @@
       <w:start w:val="1"/>
       <w:numFmt w:val="decimal"/>
       <w:lvlText w:val="%1."/>
-      <w:lvlJc w:val="start"/>
+      <w:lvlJc w:val="left"/>
       <w:pPr>
         <w:tabs>
           <w:tab w:val="num" w:pos="720"/>
         </w:tabs>
-        <w:ind w:start="720" w:hanging="360"/>
+        <w:ind w:left="720" w:hanging="360"/>
       </w:pPr>
       <w:rPr/>
     </w:lvl>
@@ -6508,12 +6462,12 @@
       <w:start w:val="1"/>
       <w:numFmt w:val="decimal"/>
       <w:lvlText w:val="%2."/>
-      <w:lvlJc w:val="start"/>
+      <w:lvlJc w:val="left"/>
       <w:pPr>
         <w:tabs>
           <w:tab w:val="num" w:pos="1080"/>
         </w:tabs>
-        <w:ind w:start="1080" w:hanging="360"/>
+        <w:ind w:left="1080" w:hanging="360"/>
       </w:pPr>
       <w:rPr/>
     </w:lvl>
@@ -6521,12 +6475,12 @@
       <w:start w:val="1"/>
       <w:numFmt w:val="decimal"/>
       <w:lvlText w:val="%3."/>
-      <w:lvlJc w:val="start"/>
+      <w:lvlJc w:val="left"/>
       <w:pPr>
         <w:tabs>
           <w:tab w:val="num" w:pos="1440"/>
         </w:tabs>
-        <w:ind w:start="1440" w:hanging="360"/>
+        <w:ind w:left="1440" w:hanging="360"/>
       </w:pPr>
       <w:rPr/>
     </w:lvl>
@@ -6534,12 +6488,12 @@
       <w:start w:val="1"/>
       <w:numFmt w:val="decimal"/>
       <w:lvlText w:val="%4."/>
-      <w:lvlJc w:val="start"/>
+      <w:lvlJc w:val="left"/>
       <w:pPr>
         <w:tabs>
           <w:tab w:val="num" w:pos="1800"/>
         </w:tabs>
-        <w:ind w:start="1800" w:hanging="360"/>
+        <w:ind w:left="1800" w:hanging="360"/>
       </w:pPr>
       <w:rPr/>
     </w:lvl>
@@ -6547,12 +6501,12 @@
       <w:start w:val="1"/>
       <w:numFmt w:val="decimal"/>
       <w:lvlText w:val="%5."/>
-      <w:lvlJc w:val="start"/>
+      <w:lvlJc w:val="left"/>
       <w:pPr>
         <w:tabs>
           <w:tab w:val="num" w:pos="2160"/>
         </w:tabs>
-        <w:ind w:start="2160" w:hanging="360"/>
+        <w:ind w:left="2160" w:hanging="360"/>
       </w:pPr>
       <w:rPr/>
     </w:lvl>
@@ -6560,12 +6514,12 @@
       <w:start w:val="1"/>
       <w:numFmt w:val="decimal"/>
       <w:lvlText w:val="%6."/>
-      <w:lvlJc w:val="start"/>
+      <w:lvlJc w:val="left"/>
       <w:pPr>
         <w:tabs>
           <w:tab w:val="num" w:pos="2520"/>
         </w:tabs>
-        <w:ind w:start="2520" w:hanging="360"/>
+        <w:ind w:left="2520" w:hanging="360"/>
       </w:pPr>
       <w:rPr/>
     </w:lvl>
@@ -6573,12 +6527,12 @@
       <w:start w:val="1"/>
       <w:numFmt w:val="decimal"/>
       <w:lvlText w:val="%7."/>
-      <w:lvlJc w:val="start"/>
+      <w:lvlJc w:val="left"/>
       <w:pPr>
         <w:tabs>
           <w:tab w:val="num" w:pos="2880"/>
         </w:tabs>
-        <w:ind w:start="2880" w:hanging="360"/>
+        <w:ind w:left="2880" w:hanging="360"/>
       </w:pPr>
       <w:rPr/>
     </w:lvl>
@@ -6586,12 +6540,12 @@
       <w:start w:val="1"/>
       <w:numFmt w:val="decimal"/>
       <w:lvlText w:val="%8."/>
-      <w:lvlJc w:val="start"/>
+      <w:lvlJc w:val="left"/>
       <w:pPr>
         <w:tabs>
           <w:tab w:val="num" w:pos="3240"/>
         </w:tabs>
-        <w:ind w:start="3240" w:hanging="360"/>
+        <w:ind w:left="3240" w:hanging="360"/>
       </w:pPr>
       <w:rPr/>
     </w:lvl>
@@ -6599,12 +6553,12 @@
       <w:start w:val="1"/>
       <w:numFmt w:val="decimal"/>
       <w:lvlText w:val="%9."/>
-      <w:lvlJc w:val="start"/>
+      <w:lvlJc w:val="left"/>
       <w:pPr>
         <w:tabs>
           <w:tab w:val="num" w:pos="3600"/>
         </w:tabs>
-        <w:ind w:start="3600" w:hanging="360"/>
+        <w:ind w:left="3600" w:hanging="360"/>
       </w:pPr>
       <w:rPr/>
     </w:lvl>
@@ -6614,12 +6568,12 @@
       <w:start w:val="1"/>
       <w:numFmt w:val="decimal"/>
       <w:lvlText w:val="%1."/>
-      <w:lvlJc w:val="start"/>
+      <w:lvlJc w:val="left"/>
       <w:pPr>
         <w:tabs>
           <w:tab w:val="num" w:pos="720"/>
         </w:tabs>
-        <w:ind w:start="720" w:hanging="360"/>
+        <w:ind w:left="720" w:hanging="360"/>
       </w:pPr>
       <w:rPr/>
     </w:lvl>
@@ -6627,12 +6581,12 @@
       <w:start w:val="1"/>
       <w:numFmt w:val="decimal"/>
       <w:lvlText w:val="%2."/>
-      <w:lvlJc w:val="start"/>
+      <w:lvlJc w:val="left"/>
       <w:pPr>
         <w:tabs>
           <w:tab w:val="num" w:pos="1080"/>
         </w:tabs>
-        <w:ind w:start="1080" w:hanging="360"/>
+        <w:ind w:left="1080" w:hanging="360"/>
       </w:pPr>
       <w:rPr/>
     </w:lvl>
@@ -6640,12 +6594,12 @@
       <w:start w:val="1"/>
       <w:numFmt w:val="decimal"/>
       <w:lvlText w:val="%3."/>
-      <w:lvlJc w:val="start"/>
+      <w:lvlJc w:val="left"/>
       <w:pPr>
         <w:tabs>
           <w:tab w:val="num" w:pos="1440"/>
         </w:tabs>
-        <w:ind w:start="1440" w:hanging="360"/>
+        <w:ind w:left="1440" w:hanging="360"/>
       </w:pPr>
       <w:rPr/>
     </w:lvl>
@@ -6653,12 +6607,12 @@
       <w:start w:val="1"/>
       <w:numFmt w:val="decimal"/>
       <w:lvlText w:val="%4."/>
-      <w:lvlJc w:val="start"/>
+      <w:lvlJc w:val="left"/>
       <w:pPr>
         <w:tabs>
           <w:tab w:val="num" w:pos="1800"/>
         </w:tabs>
-        <w:ind w:start="1800" w:hanging="360"/>
+        <w:ind w:left="1800" w:hanging="360"/>
       </w:pPr>
       <w:rPr/>
     </w:lvl>
@@ -6666,12 +6620,12 @@
       <w:start w:val="1"/>
       <w:numFmt w:val="decimal"/>
       <w:lvlText w:val="%5."/>
-      <w:lvlJc w:val="start"/>
+      <w:lvlJc w:val="left"/>
       <w:pPr>
         <w:tabs>
           <w:tab w:val="num" w:pos="2160"/>
         </w:tabs>
-        <w:ind w:start="2160" w:hanging="360"/>
+        <w:ind w:left="2160" w:hanging="360"/>
       </w:pPr>
       <w:rPr/>
     </w:lvl>
@@ -6679,12 +6633,12 @@
       <w:start w:val="1"/>
       <w:numFmt w:val="decimal"/>
       <w:lvlText w:val="%6."/>
-      <w:lvlJc w:val="start"/>
+      <w:lvlJc w:val="left"/>
       <w:pPr>
         <w:tabs>
           <w:tab w:val="num" w:pos="2520"/>
         </w:tabs>
-        <w:ind w:start="2520" w:hanging="360"/>
+        <w:ind w:left="2520" w:hanging="360"/>
       </w:pPr>
       <w:rPr/>
     </w:lvl>
@@ -6692,12 +6646,12 @@
       <w:start w:val="1"/>
       <w:numFmt w:val="decimal"/>
       <w:lvlText w:val="%7."/>
-      <w:lvlJc w:val="start"/>
+      <w:lvlJc w:val="left"/>
       <w:pPr>
         <w:tabs>
           <w:tab w:val="num" w:pos="2880"/>
         </w:tabs>
-        <w:ind w:start="2880" w:hanging="360"/>
+        <w:ind w:left="2880" w:hanging="360"/>
       </w:pPr>
       <w:rPr/>
     </w:lvl>
@@ -6705,12 +6659,12 @@
       <w:start w:val="1"/>
       <w:numFmt w:val="decimal"/>
       <w:lvlText w:val="%8."/>
-      <w:lvlJc w:val="start"/>
+      <w:lvlJc w:val="left"/>
       <w:pPr>
         <w:tabs>
           <w:tab w:val="num" w:pos="3240"/>
         </w:tabs>
-        <w:ind w:start="3240" w:hanging="360"/>
+        <w:ind w:left="3240" w:hanging="360"/>
       </w:pPr>
       <w:rPr/>
     </w:lvl>
@@ -6718,12 +6672,12 @@
       <w:start w:val="1"/>
       <w:numFmt w:val="decimal"/>
       <w:lvlText w:val="%9."/>
-      <w:lvlJc w:val="start"/>
+      <w:lvlJc w:val="left"/>
       <w:pPr>
         <w:tabs>
           <w:tab w:val="num" w:pos="3600"/>
         </w:tabs>
-        <w:ind w:start="3600" w:hanging="360"/>
+        <w:ind w:left="3600" w:hanging="360"/>
       </w:pPr>
       <w:rPr/>
     </w:lvl>
@@ -6734,12 +6688,12 @@
       <w:numFmt w:val="none"/>
       <w:suff w:val="nothing"/>
       <w:lvlText w:val=""/>
-      <w:lvlJc w:val="start"/>
+      <w:lvlJc w:val="left"/>
       <w:pPr>
         <w:tabs>
           <w:tab w:val="num" w:pos="0"/>
         </w:tabs>
-        <w:ind w:start="0" w:hanging="0"/>
+        <w:ind w:left="0" w:hanging="0"/>
       </w:pPr>
     </w:lvl>
     <w:lvl w:ilvl="1">
@@ -6747,12 +6701,12 @@
       <w:numFmt w:val="none"/>
       <w:suff w:val="nothing"/>
       <w:lvlText w:val=""/>
-      <w:lvlJc w:val="start"/>
+      <w:lvlJc w:val="left"/>
       <w:pPr>
         <w:tabs>
           <w:tab w:val="num" w:pos="0"/>
         </w:tabs>
-        <w:ind w:start="0" w:hanging="0"/>
+        <w:ind w:left="0" w:hanging="0"/>
       </w:pPr>
     </w:lvl>
     <w:lvl w:ilvl="2">
@@ -6760,12 +6714,12 @@
       <w:numFmt w:val="none"/>
       <w:suff w:val="nothing"/>
       <w:lvlText w:val=""/>
-      <w:lvlJc w:val="start"/>
+      <w:lvlJc w:val="left"/>
       <w:pPr>
         <w:tabs>
           <w:tab w:val="num" w:pos="0"/>
         </w:tabs>
-        <w:ind w:start="0" w:hanging="0"/>
+        <w:ind w:left="0" w:hanging="0"/>
       </w:pPr>
     </w:lvl>
     <w:lvl w:ilvl="3">
@@ -6773,12 +6727,12 @@
       <w:numFmt w:val="none"/>
       <w:suff w:val="nothing"/>
       <w:lvlText w:val=""/>
-      <w:lvlJc w:val="start"/>
+      <w:lvlJc w:val="left"/>
       <w:pPr>
         <w:tabs>
           <w:tab w:val="num" w:pos="0"/>
         </w:tabs>
-        <w:ind w:start="0" w:hanging="0"/>
+        <w:ind w:left="0" w:hanging="0"/>
       </w:pPr>
     </w:lvl>
     <w:lvl w:ilvl="4">
@@ -6786,12 +6740,12 @@
       <w:numFmt w:val="none"/>
       <w:suff w:val="nothing"/>
       <w:lvlText w:val=""/>
-      <w:lvlJc w:val="start"/>
+      <w:lvlJc w:val="left"/>
       <w:pPr>
         <w:tabs>
           <w:tab w:val="num" w:pos="0"/>
         </w:tabs>
-        <w:ind w:start="0" w:hanging="0"/>
+        <w:ind w:left="0" w:hanging="0"/>
       </w:pPr>
     </w:lvl>
     <w:lvl w:ilvl="5">
@@ -6799,12 +6753,12 @@
       <w:numFmt w:val="none"/>
       <w:suff w:val="nothing"/>
       <w:lvlText w:val=""/>
-      <w:lvlJc w:val="start"/>
+      <w:lvlJc w:val="left"/>
       <w:pPr>
         <w:tabs>
           <w:tab w:val="num" w:pos="0"/>
         </w:tabs>
-        <w:ind w:start="0" w:hanging="0"/>
+        <w:ind w:left="0" w:hanging="0"/>
       </w:pPr>
     </w:lvl>
     <w:lvl w:ilvl="6">
@@ -6812,12 +6766,12 @@
       <w:numFmt w:val="none"/>
       <w:suff w:val="nothing"/>
       <w:lvlText w:val=""/>
-      <w:lvlJc w:val="start"/>
+      <w:lvlJc w:val="left"/>
       <w:pPr>
         <w:tabs>
           <w:tab w:val="num" w:pos="0"/>
         </w:tabs>
-        <w:ind w:start="0" w:hanging="0"/>
+        <w:ind w:left="0" w:hanging="0"/>
       </w:pPr>
     </w:lvl>
     <w:lvl w:ilvl="7">
@@ -6825,12 +6779,12 @@
       <w:numFmt w:val="none"/>
       <w:suff w:val="nothing"/>
       <w:lvlText w:val=""/>
-      <w:lvlJc w:val="start"/>
+      <w:lvlJc w:val="left"/>
       <w:pPr>
         <w:tabs>
           <w:tab w:val="num" w:pos="0"/>
         </w:tabs>
-        <w:ind w:start="0" w:hanging="0"/>
+        <w:ind w:left="0" w:hanging="0"/>
       </w:pPr>
     </w:lvl>
     <w:lvl w:ilvl="8">
@@ -6838,12 +6792,12 @@
       <w:numFmt w:val="none"/>
       <w:suff w:val="nothing"/>
       <w:lvlText w:val=""/>
-      <w:lvlJc w:val="start"/>
+      <w:lvlJc w:val="left"/>
       <w:pPr>
         <w:tabs>
           <w:tab w:val="num" w:pos="0"/>
         </w:tabs>
-        <w:ind w:start="0" w:hanging="0"/>
+        <w:ind w:left="0" w:hanging="0"/>
       </w:pPr>
     </w:lvl>
   </w:abstractNum>
@@ -7306,9 +7260,10 @@
     <w:qFormat/>
     <w:pPr>
       <w:widowControl/>
+      <w:suppressAutoHyphens w:val="true"/>
       <w:bidi w:val="0"/>
-      <w:spacing w:lineRule="auto" w:line="278" w:before="0" w:after="160"/>
-      <w:jc w:val="start"/>
+      <w:spacing w:lineRule="auto" w:line="276" w:before="0" w:after="160"/>
+      <w:jc w:val="left"/>
     </w:pPr>
     <w:rPr>
       <w:rFonts w:ascii="Aptos" w:hAnsi="Aptos" w:eastAsia="Aptos" w:cs="" w:asciiTheme="minorHAnsi" w:cstheme="minorBidi" w:eastAsiaTheme="minorHAnsi" w:hAnsiTheme="minorHAnsi"/>
@@ -7321,7 +7276,7 @@
     </w:rPr>
   </w:style>
   <w:style w:type="paragraph" w:styleId="Heading1">
-    <w:name w:val="heading 1"/>
+    <w:name w:val="Heading 1"/>
     <w:basedOn w:val="Normal"/>
     <w:next w:val="Normal"/>
     <w:link w:val="Cmsor1Char"/>
@@ -7342,7 +7297,7 @@
     </w:rPr>
   </w:style>
   <w:style w:type="paragraph" w:styleId="Heading2">
-    <w:name w:val="heading 2"/>
+    <w:name w:val="Heading 2"/>
     <w:basedOn w:val="Normal"/>
     <w:next w:val="Normal"/>
     <w:link w:val="Cmsor2Char"/>
@@ -7365,7 +7320,7 @@
     </w:rPr>
   </w:style>
   <w:style w:type="paragraph" w:styleId="Heading3">
-    <w:name w:val="heading 3"/>
+    <w:name w:val="Heading 3"/>
     <w:basedOn w:val="Normal"/>
     <w:next w:val="Normal"/>
     <w:link w:val="Cmsor3Char"/>
@@ -7387,7 +7342,7 @@
     </w:rPr>
   </w:style>
   <w:style w:type="paragraph" w:styleId="Heading4">
-    <w:name w:val="heading 4"/>
+    <w:name w:val="Heading 4"/>
     <w:basedOn w:val="Normal"/>
     <w:next w:val="Normal"/>
     <w:link w:val="Cmsor4Char"/>
@@ -7410,7 +7365,7 @@
     </w:rPr>
   </w:style>
   <w:style w:type="paragraph" w:styleId="Heading5">
-    <w:name w:val="heading 5"/>
+    <w:name w:val="Heading 5"/>
     <w:basedOn w:val="Normal"/>
     <w:next w:val="Normal"/>
     <w:link w:val="Cmsor5Char"/>
@@ -7431,7 +7386,7 @@
     </w:rPr>
   </w:style>
   <w:style w:type="paragraph" w:styleId="Heading6">
-    <w:name w:val="heading 6"/>
+    <w:name w:val="Heading 6"/>
     <w:basedOn w:val="Normal"/>
     <w:next w:val="Normal"/>
     <w:link w:val="Cmsor6Char"/>
@@ -7454,7 +7409,7 @@
     </w:rPr>
   </w:style>
   <w:style w:type="paragraph" w:styleId="Heading7">
-    <w:name w:val="heading 7"/>
+    <w:name w:val="Heading 7"/>
     <w:basedOn w:val="Normal"/>
     <w:next w:val="Normal"/>
     <w:link w:val="Cmsor7Char"/>
@@ -7475,7 +7430,7 @@
     </w:rPr>
   </w:style>
   <w:style w:type="paragraph" w:styleId="Heading8">
-    <w:name w:val="heading 8"/>
+    <w:name w:val="Heading 8"/>
     <w:basedOn w:val="Normal"/>
     <w:next w:val="Normal"/>
     <w:link w:val="Cmsor8Char"/>
@@ -7498,7 +7453,7 @@
     </w:rPr>
   </w:style>
   <w:style w:type="paragraph" w:styleId="Heading9">
-    <w:name w:val="heading 9"/>
+    <w:name w:val="Heading 9"/>
     <w:basedOn w:val="Normal"/>
     <w:next w:val="Normal"/>
     <w:link w:val="Cmsor9Char"/>
@@ -7778,7 +7733,7 @@
     </w:rPr>
   </w:style>
   <w:style w:type="paragraph" w:styleId="Caption">
-    <w:name w:val="caption"/>
+    <w:name w:val="Caption"/>
     <w:basedOn w:val="Normal"/>
     <w:qFormat/>
     <w:pPr>
@@ -7867,7 +7822,7 @@
     <w:rsid w:val="002f68cc"/>
     <w:pPr>
       <w:spacing w:before="0" w:after="160"/>
-      <w:ind w:start="720"/>
+      <w:ind w:left="720"/>
       <w:contextualSpacing/>
     </w:pPr>
     <w:rPr/>
@@ -7886,7 +7841,7 @@
         <w:bottom w:val="single" w:sz="4" w:space="10" w:color="0F4761" w:themeColor="accent1" w:themeShade="bf"/>
       </w:pBdr>
       <w:spacing w:before="360" w:after="360"/>
-      <w:ind w:start="864" w:end="864"/>
+      <w:ind w:left="864" w:right="864"/>
       <w:jc w:val="center"/>
     </w:pPr>
     <w:rPr>
@@ -7950,37 +7905,37 @@
         <a:srgbClr val="000000"/>
       </a:dk1>
       <a:lt1>
-        <a:srgbClr val="FFFFFF"/>
+        <a:srgbClr val="ffffff"/>
       </a:lt1>
       <a:dk2>
-        <a:srgbClr val="0E2841"/>
+        <a:srgbClr val="0e2841"/>
       </a:dk2>
       <a:lt2>
-        <a:srgbClr val="E8E8E8"/>
+        <a:srgbClr val="e8e8e8"/>
       </a:lt2>
       <a:accent1>
         <a:srgbClr val="156082"/>
       </a:accent1>
       <a:accent2>
-        <a:srgbClr val="E97132"/>
+        <a:srgbClr val="e97132"/>
       </a:accent2>
       <a:accent3>
-        <a:srgbClr val="196B24"/>
+        <a:srgbClr val="196b24"/>
       </a:accent3>
       <a:accent4>
-        <a:srgbClr val="0F9ED5"/>
+        <a:srgbClr val="0f9ed5"/>
       </a:accent4>
       <a:accent5>
-        <a:srgbClr val="A02B93"/>
+        <a:srgbClr val="a02b93"/>
       </a:accent5>
       <a:accent6>
-        <a:srgbClr val="4EA72E"/>
+        <a:srgbClr val="4ea72e"/>
       </a:accent6>
       <a:hlink>
         <a:srgbClr val="467886"/>
       </a:hlink>
       <a:folHlink>
-        <a:srgbClr val="96607D"/>
+        <a:srgbClr val="96607d"/>
       </a:folHlink>
     </a:clrScheme>
     <a:fontScheme name="Office">

--- a/Documents/rendszerterv.docx
+++ b/Documents/rendszerterv.docx
@@ -1,6 +1,6 @@
 
 <file path=word/document.xml><?xml version="1.0" encoding="utf-8"?>
-<w:document xmlns:o="urn:schemas-microsoft-com:office:office" xmlns:r="http://schemas.openxmlformats.org/officeDocument/2006/relationships" xmlns:v="urn:schemas-microsoft-com:vml" xmlns:w="http://schemas.openxmlformats.org/wordprocessingml/2006/main" xmlns:w10="urn:schemas-microsoft-com:office:word" xmlns:wp="http://schemas.openxmlformats.org/drawingml/2006/wordprocessingDrawing" xmlns:wps="http://schemas.microsoft.com/office/word/2010/wordprocessingShape" xmlns:wpg="http://schemas.microsoft.com/office/word/2010/wordprocessingGroup" xmlns:mc="http://schemas.openxmlformats.org/markup-compatibility/2006" xmlns:wp14="http://schemas.microsoft.com/office/word/2010/wordprocessingDrawing" xmlns:w14="http://schemas.microsoft.com/office/word/2010/wordml" xmlns:w15="http://schemas.microsoft.com/office/word/2012/wordml" mc:Ignorable="w14 wp14 w15">
+<w:document xmlns:o="urn:schemas-microsoft-com:office:office" xmlns:r="http://schemas.openxmlformats.org/officeDocument/2006/relationships" xmlns:v="urn:schemas-microsoft-com:vml" xmlns:w="http://schemas.openxmlformats.org/wordprocessingml/2006/main" xmlns:w10="urn:schemas-microsoft-com:office:word" xmlns:wp="http://schemas.openxmlformats.org/drawingml/2006/wordprocessingDrawing" xmlns:pic="http://schemas.openxmlformats.org/drawingml/2006/picture" xmlns:wps="http://schemas.microsoft.com/office/word/2010/wordprocessingShape" xmlns:wpg="http://schemas.microsoft.com/office/word/2010/wordprocessingGroup" xmlns:mc="http://schemas.openxmlformats.org/markup-compatibility/2006" xmlns:wp14="http://schemas.microsoft.com/office/word/2010/wordprocessingDrawing" xmlns:w14="http://schemas.microsoft.com/office/word/2010/wordml" xmlns:w15="http://schemas.microsoft.com/office/word/2012/wordml" mc:Ignorable="w14 wp14 w15">
   <w:body>
     <w:p>
       <w:pPr>
@@ -57,7 +57,7 @@
       </w:tblPr>
       <w:tblGrid>
         <w:gridCol w:w="4535"/>
-        <w:gridCol w:w="4536"/>
+        <w:gridCol w:w="4537"/>
       </w:tblGrid>
       <w:tr>
         <w:trPr>
@@ -87,7 +87,7 @@
         </w:tc>
         <w:tc>
           <w:tcPr>
-            <w:tcW w:w="4536" w:type="dxa"/>
+            <w:tcW w:w="4537" w:type="dxa"/>
             <w:tcBorders>
               <w:top w:val="single" w:sz="4" w:space="0" w:color="000000"/>
               <w:left w:val="single" w:sz="4" w:space="0" w:color="000000"/>
@@ -134,7 +134,7 @@
         </w:tc>
         <w:tc>
           <w:tcPr>
-            <w:tcW w:w="4536" w:type="dxa"/>
+            <w:tcW w:w="4537" w:type="dxa"/>
             <w:tcBorders>
               <w:left w:val="single" w:sz="4" w:space="0" w:color="000000"/>
               <w:bottom w:val="single" w:sz="4" w:space="0" w:color="000000"/>
@@ -154,7 +154,7 @@
             </w:r>
             <w:r>
               <w:rPr/>
-              <w:t>2</w:t>
+              <w:t>3</w:t>
             </w:r>
           </w:p>
         </w:tc>
@@ -184,7 +184,7 @@
         </w:tc>
         <w:tc>
           <w:tcPr>
-            <w:tcW w:w="4536" w:type="dxa"/>
+            <w:tcW w:w="4537" w:type="dxa"/>
             <w:tcBorders>
               <w:left w:val="single" w:sz="4" w:space="0" w:color="000000"/>
               <w:bottom w:val="single" w:sz="4" w:space="0" w:color="000000"/>
@@ -230,7 +230,7 @@
         </w:tc>
         <w:tc>
           <w:tcPr>
-            <w:tcW w:w="4536" w:type="dxa"/>
+            <w:tcW w:w="4537" w:type="dxa"/>
             <w:tcBorders>
               <w:left w:val="single" w:sz="4" w:space="0" w:color="000000"/>
               <w:bottom w:val="single" w:sz="4" w:space="0" w:color="000000"/>
@@ -434,7 +434,7 @@
       </w:tblPr>
       <w:tblGrid>
         <w:gridCol w:w="4535"/>
-        <w:gridCol w:w="4536"/>
+        <w:gridCol w:w="4537"/>
       </w:tblGrid>
       <w:tr>
         <w:trPr>
@@ -464,7 +464,7 @@
         </w:tc>
         <w:tc>
           <w:tcPr>
-            <w:tcW w:w="4536" w:type="dxa"/>
+            <w:tcW w:w="4537" w:type="dxa"/>
             <w:tcBorders>
               <w:top w:val="single" w:sz="4" w:space="0" w:color="000000"/>
               <w:left w:val="single" w:sz="4" w:space="0" w:color="000000"/>
@@ -511,7 +511,7 @@
         </w:tc>
         <w:tc>
           <w:tcPr>
-            <w:tcW w:w="4536" w:type="dxa"/>
+            <w:tcW w:w="4537" w:type="dxa"/>
             <w:tcBorders>
               <w:left w:val="single" w:sz="4" w:space="0" w:color="000000"/>
               <w:bottom w:val="single" w:sz="4" w:space="0" w:color="000000"/>
@@ -557,7 +557,7 @@
         </w:tc>
         <w:tc>
           <w:tcPr>
-            <w:tcW w:w="4536" w:type="dxa"/>
+            <w:tcW w:w="4537" w:type="dxa"/>
             <w:tcBorders>
               <w:left w:val="single" w:sz="4" w:space="0" w:color="000000"/>
               <w:bottom w:val="single" w:sz="4" w:space="0" w:color="000000"/>
@@ -603,7 +603,7 @@
         </w:tc>
         <w:tc>
           <w:tcPr>
-            <w:tcW w:w="4536" w:type="dxa"/>
+            <w:tcW w:w="4537" w:type="dxa"/>
             <w:tcBorders>
               <w:left w:val="single" w:sz="4" w:space="0" w:color="000000"/>
               <w:bottom w:val="single" w:sz="4" w:space="0" w:color="000000"/>
@@ -649,7 +649,7 @@
         </w:tc>
         <w:tc>
           <w:tcPr>
-            <w:tcW w:w="4536" w:type="dxa"/>
+            <w:tcW w:w="4537" w:type="dxa"/>
             <w:tcBorders>
               <w:left w:val="single" w:sz="4" w:space="0" w:color="000000"/>
               <w:bottom w:val="single" w:sz="4" w:space="0" w:color="000000"/>
@@ -695,7 +695,7 @@
         </w:tc>
         <w:tc>
           <w:tcPr>
-            <w:tcW w:w="4536" w:type="dxa"/>
+            <w:tcW w:w="4537" w:type="dxa"/>
             <w:tcBorders>
               <w:left w:val="single" w:sz="4" w:space="0" w:color="000000"/>
               <w:bottom w:val="single" w:sz="4" w:space="0" w:color="000000"/>
@@ -741,7 +741,7 @@
         </w:tc>
         <w:tc>
           <w:tcPr>
-            <w:tcW w:w="4536" w:type="dxa"/>
+            <w:tcW w:w="4537" w:type="dxa"/>
             <w:tcBorders>
               <w:left w:val="single" w:sz="4" w:space="0" w:color="000000"/>
               <w:bottom w:val="single" w:sz="4" w:space="0" w:color="000000"/>
@@ -1207,7 +1207,7 @@
       </w:tblPr>
       <w:tblGrid>
         <w:gridCol w:w="4535"/>
-        <w:gridCol w:w="4536"/>
+        <w:gridCol w:w="4537"/>
       </w:tblGrid>
       <w:tr>
         <w:trPr>
@@ -1237,7 +1237,7 @@
         </w:tc>
         <w:tc>
           <w:tcPr>
-            <w:tcW w:w="4536" w:type="dxa"/>
+            <w:tcW w:w="4537" w:type="dxa"/>
             <w:tcBorders>
               <w:top w:val="single" w:sz="4" w:space="0" w:color="000000"/>
               <w:left w:val="single" w:sz="4" w:space="0" w:color="000000"/>
@@ -1284,7 +1284,7 @@
         </w:tc>
         <w:tc>
           <w:tcPr>
-            <w:tcW w:w="4536" w:type="dxa"/>
+            <w:tcW w:w="4537" w:type="dxa"/>
             <w:tcBorders>
               <w:left w:val="single" w:sz="4" w:space="0" w:color="000000"/>
               <w:bottom w:val="single" w:sz="4" w:space="0" w:color="000000"/>
@@ -1330,7 +1330,7 @@
         </w:tc>
         <w:tc>
           <w:tcPr>
-            <w:tcW w:w="4536" w:type="dxa"/>
+            <w:tcW w:w="4537" w:type="dxa"/>
             <w:tcBorders>
               <w:left w:val="single" w:sz="4" w:space="0" w:color="000000"/>
               <w:bottom w:val="single" w:sz="4" w:space="0" w:color="000000"/>
@@ -1376,7 +1376,7 @@
         </w:tc>
         <w:tc>
           <w:tcPr>
-            <w:tcW w:w="4536" w:type="dxa"/>
+            <w:tcW w:w="4537" w:type="dxa"/>
             <w:tcBorders>
               <w:left w:val="single" w:sz="4" w:space="0" w:color="000000"/>
               <w:bottom w:val="single" w:sz="4" w:space="0" w:color="000000"/>
@@ -1422,7 +1422,7 @@
         </w:tc>
         <w:tc>
           <w:tcPr>
-            <w:tcW w:w="4536" w:type="dxa"/>
+            <w:tcW w:w="4537" w:type="dxa"/>
             <w:tcBorders>
               <w:left w:val="single" w:sz="4" w:space="0" w:color="000000"/>
               <w:bottom w:val="single" w:sz="4" w:space="0" w:color="000000"/>
@@ -1468,7 +1468,7 @@
         </w:tc>
         <w:tc>
           <w:tcPr>
-            <w:tcW w:w="4536" w:type="dxa"/>
+            <w:tcW w:w="4537" w:type="dxa"/>
             <w:tcBorders>
               <w:left w:val="single" w:sz="4" w:space="0" w:color="000000"/>
               <w:bottom w:val="single" w:sz="4" w:space="0" w:color="000000"/>
@@ -1514,7 +1514,7 @@
         </w:tc>
         <w:tc>
           <w:tcPr>
-            <w:tcW w:w="4536" w:type="dxa"/>
+            <w:tcW w:w="4537" w:type="dxa"/>
             <w:tcBorders>
               <w:left w:val="single" w:sz="4" w:space="0" w:color="000000"/>
               <w:bottom w:val="single" w:sz="4" w:space="0" w:color="000000"/>
@@ -1600,7 +1600,7 @@
         <w:gridCol w:w="2267"/>
         <w:gridCol w:w="2268"/>
         <w:gridCol w:w="2268"/>
-        <w:gridCol w:w="2268"/>
+        <w:gridCol w:w="2269"/>
       </w:tblGrid>
       <w:tr>
         <w:trPr>
@@ -1674,7 +1674,7 @@
         </w:tc>
         <w:tc>
           <w:tcPr>
-            <w:tcW w:w="2268" w:type="dxa"/>
+            <w:tcW w:w="2269" w:type="dxa"/>
             <w:tcBorders>
               <w:top w:val="single" w:sz="4" w:space="0" w:color="000000"/>
               <w:left w:val="single" w:sz="4" w:space="0" w:color="000000"/>
@@ -1763,7 +1763,7 @@
         </w:tc>
         <w:tc>
           <w:tcPr>
-            <w:tcW w:w="2268" w:type="dxa"/>
+            <w:tcW w:w="2269" w:type="dxa"/>
             <w:tcBorders>
               <w:left w:val="single" w:sz="4" w:space="0" w:color="000000"/>
               <w:bottom w:val="single" w:sz="4" w:space="0" w:color="000000"/>
@@ -1851,7 +1851,7 @@
         </w:tc>
         <w:tc>
           <w:tcPr>
-            <w:tcW w:w="2268" w:type="dxa"/>
+            <w:tcW w:w="2269" w:type="dxa"/>
             <w:tcBorders>
               <w:left w:val="single" w:sz="4" w:space="0" w:color="000000"/>
               <w:bottom w:val="single" w:sz="4" w:space="0" w:color="000000"/>
@@ -1939,7 +1939,7 @@
         </w:tc>
         <w:tc>
           <w:tcPr>
-            <w:tcW w:w="2268" w:type="dxa"/>
+            <w:tcW w:w="2269" w:type="dxa"/>
             <w:tcBorders>
               <w:left w:val="single" w:sz="4" w:space="0" w:color="000000"/>
               <w:bottom w:val="single" w:sz="4" w:space="0" w:color="000000"/>
@@ -2027,7 +2027,7 @@
         </w:tc>
         <w:tc>
           <w:tcPr>
-            <w:tcW w:w="2268" w:type="dxa"/>
+            <w:tcW w:w="2269" w:type="dxa"/>
             <w:tcBorders>
               <w:left w:val="single" w:sz="4" w:space="0" w:color="000000"/>
               <w:bottom w:val="single" w:sz="4" w:space="0" w:color="000000"/>
@@ -2115,7 +2115,7 @@
         </w:tc>
         <w:tc>
           <w:tcPr>
-            <w:tcW w:w="2268" w:type="dxa"/>
+            <w:tcW w:w="2269" w:type="dxa"/>
             <w:tcBorders>
               <w:left w:val="single" w:sz="4" w:space="0" w:color="000000"/>
               <w:bottom w:val="single" w:sz="4" w:space="0" w:color="000000"/>
@@ -2203,7 +2203,7 @@
         </w:tc>
         <w:tc>
           <w:tcPr>
-            <w:tcW w:w="2268" w:type="dxa"/>
+            <w:tcW w:w="2269" w:type="dxa"/>
             <w:tcBorders>
               <w:left w:val="single" w:sz="4" w:space="0" w:color="000000"/>
               <w:bottom w:val="single" w:sz="4" w:space="0" w:color="000000"/>
@@ -2383,15 +2383,52 @@
       </w:pPr>
       <w:r>
         <w:rPr/>
-        <w:t>[</w:t>
-      </w:r>
-      <w:r>
-        <w:rPr/>
-        <w:t>Milyen kínos lesz majd bemutatni ezt a részt kép nélkül eh? Its been 3 days. Do it already</w:t>
-      </w:r>
-      <w:r>
-        <w:rPr/>
-        <w:t>]</w:t>
+        <w:drawing>
+          <wp:anchor distT="0" distB="0" distL="0" distR="0" simplePos="0" relativeHeight="2" behindDoc="0" locked="0" layoutInCell="0" allowOverlap="1">
+            <wp:simplePos x="0" y="0"/>
+            <wp:positionH relativeFrom="column">
+              <wp:align>center</wp:align>
+            </wp:positionH>
+            <wp:positionV relativeFrom="paragraph">
+              <wp:posOffset>635</wp:posOffset>
+            </wp:positionV>
+            <wp:extent cx="5760720" cy="3946525"/>
+            <wp:effectExtent l="0" t="0" r="0" b="0"/>
+            <wp:wrapSquare wrapText="largest"/>
+            <wp:docPr id="1" name="Image1"/>
+            <wp:cNvGraphicFramePr>
+              <a:graphicFrameLocks xmlns:a="http://schemas.openxmlformats.org/drawingml/2006/main" noChangeAspect="1"/>
+            </wp:cNvGraphicFramePr>
+            <a:graphic xmlns:a="http://schemas.openxmlformats.org/drawingml/2006/main">
+              <a:graphicData uri="http://schemas.openxmlformats.org/drawingml/2006/picture">
+                <pic:pic xmlns:pic="http://schemas.openxmlformats.org/drawingml/2006/picture">
+                  <pic:nvPicPr>
+                    <pic:cNvPr id="1" name="Image1"/>
+                    <pic:cNvPicPr>
+                      <a:picLocks noChangeAspect="1" noChangeArrowheads="1"/>
+                    </pic:cNvPicPr>
+                  </pic:nvPicPr>
+                  <pic:blipFill>
+                    <a:blip r:embed="rId2"/>
+                    <a:stretch>
+                      <a:fillRect/>
+                    </a:stretch>
+                  </pic:blipFill>
+                  <pic:spPr bwMode="auto">
+                    <a:xfrm>
+                      <a:off x="0" y="0"/>
+                      <a:ext cx="5760720" cy="3946525"/>
+                    </a:xfrm>
+                    <a:prstGeom prst="rect">
+                      <a:avLst/>
+                    </a:prstGeom>
+                    <a:noFill/>
+                  </pic:spPr>
+                </pic:pic>
+              </a:graphicData>
+            </a:graphic>
+          </wp:anchor>
+        </w:drawing>
       </w:r>
     </w:p>
     <w:p>
@@ -7276,7 +7313,7 @@
     </w:rPr>
   </w:style>
   <w:style w:type="paragraph" w:styleId="Heading1">
-    <w:name w:val="Heading 1"/>
+    <w:name w:val="heading 1"/>
     <w:basedOn w:val="Normal"/>
     <w:next w:val="Normal"/>
     <w:link w:val="Cmsor1Char"/>
@@ -7297,7 +7334,7 @@
     </w:rPr>
   </w:style>
   <w:style w:type="paragraph" w:styleId="Heading2">
-    <w:name w:val="Heading 2"/>
+    <w:name w:val="heading 2"/>
     <w:basedOn w:val="Normal"/>
     <w:next w:val="Normal"/>
     <w:link w:val="Cmsor2Char"/>
@@ -7320,7 +7357,7 @@
     </w:rPr>
   </w:style>
   <w:style w:type="paragraph" w:styleId="Heading3">
-    <w:name w:val="Heading 3"/>
+    <w:name w:val="heading 3"/>
     <w:basedOn w:val="Normal"/>
     <w:next w:val="Normal"/>
     <w:link w:val="Cmsor3Char"/>
@@ -7342,7 +7379,7 @@
     </w:rPr>
   </w:style>
   <w:style w:type="paragraph" w:styleId="Heading4">
-    <w:name w:val="Heading 4"/>
+    <w:name w:val="heading 4"/>
     <w:basedOn w:val="Normal"/>
     <w:next w:val="Normal"/>
     <w:link w:val="Cmsor4Char"/>
@@ -7365,7 +7402,7 @@
     </w:rPr>
   </w:style>
   <w:style w:type="paragraph" w:styleId="Heading5">
-    <w:name w:val="Heading 5"/>
+    <w:name w:val="heading 5"/>
     <w:basedOn w:val="Normal"/>
     <w:next w:val="Normal"/>
     <w:link w:val="Cmsor5Char"/>
@@ -7386,7 +7423,7 @@
     </w:rPr>
   </w:style>
   <w:style w:type="paragraph" w:styleId="Heading6">
-    <w:name w:val="Heading 6"/>
+    <w:name w:val="heading 6"/>
     <w:basedOn w:val="Normal"/>
     <w:next w:val="Normal"/>
     <w:link w:val="Cmsor6Char"/>
@@ -7409,7 +7446,7 @@
     </w:rPr>
   </w:style>
   <w:style w:type="paragraph" w:styleId="Heading7">
-    <w:name w:val="Heading 7"/>
+    <w:name w:val="heading 7"/>
     <w:basedOn w:val="Normal"/>
     <w:next w:val="Normal"/>
     <w:link w:val="Cmsor7Char"/>
@@ -7430,7 +7467,7 @@
     </w:rPr>
   </w:style>
   <w:style w:type="paragraph" w:styleId="Heading8">
-    <w:name w:val="Heading 8"/>
+    <w:name w:val="heading 8"/>
     <w:basedOn w:val="Normal"/>
     <w:next w:val="Normal"/>
     <w:link w:val="Cmsor8Char"/>
@@ -7453,7 +7490,7 @@
     </w:rPr>
   </w:style>
   <w:style w:type="paragraph" w:styleId="Heading9">
-    <w:name w:val="Heading 9"/>
+    <w:name w:val="heading 9"/>
     <w:basedOn w:val="Normal"/>
     <w:next w:val="Normal"/>
     <w:link w:val="Cmsor9Char"/>
@@ -7694,8 +7731,8 @@
     <w:qFormat/>
     <w:rPr/>
   </w:style>
-  <w:style w:type="character" w:styleId="Bullets">
-    <w:name w:val="Bullets"/>
+  <w:style w:type="character" w:styleId="Bulletsuser">
+    <w:name w:val="Bullets (user)"/>
     <w:qFormat/>
     <w:rPr>
       <w:rFonts w:ascii="OpenSymbol" w:hAnsi="OpenSymbol" w:eastAsia="OpenSymbol" w:cs="OpenSymbol"/>
@@ -7733,7 +7770,7 @@
     </w:rPr>
   </w:style>
   <w:style w:type="paragraph" w:styleId="Caption">
-    <w:name w:val="Caption"/>
+    <w:name w:val="caption"/>
     <w:basedOn w:val="Normal"/>
     <w:qFormat/>
     <w:pPr>
@@ -7905,37 +7942,37 @@
         <a:srgbClr val="000000"/>
       </a:dk1>
       <a:lt1>
-        <a:srgbClr val="ffffff"/>
+        <a:srgbClr val="FFFFFF"/>
       </a:lt1>
       <a:dk2>
-        <a:srgbClr val="0e2841"/>
+        <a:srgbClr val="0E2841"/>
       </a:dk2>
       <a:lt2>
-        <a:srgbClr val="e8e8e8"/>
+        <a:srgbClr val="E8E8E8"/>
       </a:lt2>
       <a:accent1>
         <a:srgbClr val="156082"/>
       </a:accent1>
       <a:accent2>
-        <a:srgbClr val="e97132"/>
+        <a:srgbClr val="E97132"/>
       </a:accent2>
       <a:accent3>
-        <a:srgbClr val="196b24"/>
+        <a:srgbClr val="196B24"/>
       </a:accent3>
       <a:accent4>
-        <a:srgbClr val="0f9ed5"/>
+        <a:srgbClr val="0F9ED5"/>
       </a:accent4>
       <a:accent5>
-        <a:srgbClr val="a02b93"/>
+        <a:srgbClr val="A02B93"/>
       </a:accent5>
       <a:accent6>
-        <a:srgbClr val="4ea72e"/>
+        <a:srgbClr val="4EA72E"/>
       </a:accent6>
       <a:hlink>
         <a:srgbClr val="467886"/>
       </a:hlink>
       <a:folHlink>
-        <a:srgbClr val="96607d"/>
+        <a:srgbClr val="96607D"/>
       </a:folHlink>
     </a:clrScheme>
     <a:fontScheme name="Office">

--- a/Documents/rendszerterv.docx
+++ b/Documents/rendszerterv.docx
@@ -1,6 +1,6 @@
 
 <file path=word/document.xml><?xml version="1.0" encoding="utf-8"?>
-<w:document xmlns:o="urn:schemas-microsoft-com:office:office" xmlns:r="http://schemas.openxmlformats.org/officeDocument/2006/relationships" xmlns:v="urn:schemas-microsoft-com:vml" xmlns:w="http://schemas.openxmlformats.org/wordprocessingml/2006/main" xmlns:w10="urn:schemas-microsoft-com:office:word" xmlns:wp="http://schemas.openxmlformats.org/drawingml/2006/wordprocessingDrawing" xmlns:pic="http://schemas.openxmlformats.org/drawingml/2006/picture" xmlns:wps="http://schemas.microsoft.com/office/word/2010/wordprocessingShape" xmlns:wpg="http://schemas.microsoft.com/office/word/2010/wordprocessingGroup" xmlns:mc="http://schemas.openxmlformats.org/markup-compatibility/2006" xmlns:wp14="http://schemas.microsoft.com/office/word/2010/wordprocessingDrawing" xmlns:w14="http://schemas.microsoft.com/office/word/2010/wordml" xmlns:w15="http://schemas.microsoft.com/office/word/2012/wordml" mc:Ignorable="w14 wp14 w15">
+<w:document xmlns:o="urn:schemas-microsoft-com:office:office" xmlns:r="http://schemas.openxmlformats.org/officeDocument/2006/relationships" xmlns:v="urn:schemas-microsoft-com:vml" xmlns:w="http://schemas.openxmlformats.org/wordprocessingml/2006/main" xmlns:w10="urn:schemas-microsoft-com:office:word" xmlns:wp="http://schemas.openxmlformats.org/drawingml/2006/wordprocessingDrawing" xmlns:wps="http://schemas.microsoft.com/office/word/2010/wordprocessingShape" xmlns:wpg="http://schemas.microsoft.com/office/word/2010/wordprocessingGroup" xmlns:mc="http://schemas.openxmlformats.org/markup-compatibility/2006" xmlns:wp14="http://schemas.microsoft.com/office/word/2010/wordprocessingDrawing" xmlns:w14="http://schemas.microsoft.com/office/word/2010/wordml" xmlns:w15="http://schemas.microsoft.com/office/word/2012/wordml" mc:Ignorable="w14 wp14 w15">
   <w:body>
     <w:p>
       <w:pPr>
@@ -57,7 +57,7 @@
       </w:tblPr>
       <w:tblGrid>
         <w:gridCol w:w="4535"/>
-        <w:gridCol w:w="4537"/>
+        <w:gridCol w:w="4536"/>
       </w:tblGrid>
       <w:tr>
         <w:trPr>
@@ -87,7 +87,7 @@
         </w:tc>
         <w:tc>
           <w:tcPr>
-            <w:tcW w:w="4537" w:type="dxa"/>
+            <w:tcW w:w="4536" w:type="dxa"/>
             <w:tcBorders>
               <w:top w:val="single" w:sz="4" w:space="0" w:color="000000"/>
               <w:left w:val="single" w:sz="4" w:space="0" w:color="000000"/>
@@ -134,7 +134,7 @@
         </w:tc>
         <w:tc>
           <w:tcPr>
-            <w:tcW w:w="4537" w:type="dxa"/>
+            <w:tcW w:w="4536" w:type="dxa"/>
             <w:tcBorders>
               <w:left w:val="single" w:sz="4" w:space="0" w:color="000000"/>
               <w:bottom w:val="single" w:sz="4" w:space="0" w:color="000000"/>
@@ -150,11 +150,7 @@
             </w:pPr>
             <w:r>
               <w:rPr/>
-              <w:t>2.</w:t>
-            </w:r>
-            <w:r>
-              <w:rPr/>
-              <w:t>3</w:t>
+              <w:t>2.3</w:t>
             </w:r>
           </w:p>
         </w:tc>
@@ -184,7 +180,7 @@
         </w:tc>
         <w:tc>
           <w:tcPr>
-            <w:tcW w:w="4537" w:type="dxa"/>
+            <w:tcW w:w="4536" w:type="dxa"/>
             <w:tcBorders>
               <w:left w:val="single" w:sz="4" w:space="0" w:color="000000"/>
               <w:bottom w:val="single" w:sz="4" w:space="0" w:color="000000"/>
@@ -230,7 +226,7 @@
         </w:tc>
         <w:tc>
           <w:tcPr>
-            <w:tcW w:w="4537" w:type="dxa"/>
+            <w:tcW w:w="4536" w:type="dxa"/>
             <w:tcBorders>
               <w:left w:val="single" w:sz="4" w:space="0" w:color="000000"/>
               <w:bottom w:val="single" w:sz="4" w:space="0" w:color="000000"/>
@@ -434,7 +430,7 @@
       </w:tblPr>
       <w:tblGrid>
         <w:gridCol w:w="4535"/>
-        <w:gridCol w:w="4537"/>
+        <w:gridCol w:w="4536"/>
       </w:tblGrid>
       <w:tr>
         <w:trPr>
@@ -464,7 +460,7 @@
         </w:tc>
         <w:tc>
           <w:tcPr>
-            <w:tcW w:w="4537" w:type="dxa"/>
+            <w:tcW w:w="4536" w:type="dxa"/>
             <w:tcBorders>
               <w:top w:val="single" w:sz="4" w:space="0" w:color="000000"/>
               <w:left w:val="single" w:sz="4" w:space="0" w:color="000000"/>
@@ -511,7 +507,7 @@
         </w:tc>
         <w:tc>
           <w:tcPr>
-            <w:tcW w:w="4537" w:type="dxa"/>
+            <w:tcW w:w="4536" w:type="dxa"/>
             <w:tcBorders>
               <w:left w:val="single" w:sz="4" w:space="0" w:color="000000"/>
               <w:bottom w:val="single" w:sz="4" w:space="0" w:color="000000"/>
@@ -557,7 +553,7 @@
         </w:tc>
         <w:tc>
           <w:tcPr>
-            <w:tcW w:w="4537" w:type="dxa"/>
+            <w:tcW w:w="4536" w:type="dxa"/>
             <w:tcBorders>
               <w:left w:val="single" w:sz="4" w:space="0" w:color="000000"/>
               <w:bottom w:val="single" w:sz="4" w:space="0" w:color="000000"/>
@@ -603,7 +599,7 @@
         </w:tc>
         <w:tc>
           <w:tcPr>
-            <w:tcW w:w="4537" w:type="dxa"/>
+            <w:tcW w:w="4536" w:type="dxa"/>
             <w:tcBorders>
               <w:left w:val="single" w:sz="4" w:space="0" w:color="000000"/>
               <w:bottom w:val="single" w:sz="4" w:space="0" w:color="000000"/>
@@ -649,7 +645,7 @@
         </w:tc>
         <w:tc>
           <w:tcPr>
-            <w:tcW w:w="4537" w:type="dxa"/>
+            <w:tcW w:w="4536" w:type="dxa"/>
             <w:tcBorders>
               <w:left w:val="single" w:sz="4" w:space="0" w:color="000000"/>
               <w:bottom w:val="single" w:sz="4" w:space="0" w:color="000000"/>
@@ -695,7 +691,7 @@
         </w:tc>
         <w:tc>
           <w:tcPr>
-            <w:tcW w:w="4537" w:type="dxa"/>
+            <w:tcW w:w="4536" w:type="dxa"/>
             <w:tcBorders>
               <w:left w:val="single" w:sz="4" w:space="0" w:color="000000"/>
               <w:bottom w:val="single" w:sz="4" w:space="0" w:color="000000"/>
@@ -741,7 +737,7 @@
         </w:tc>
         <w:tc>
           <w:tcPr>
-            <w:tcW w:w="4537" w:type="dxa"/>
+            <w:tcW w:w="4536" w:type="dxa"/>
             <w:tcBorders>
               <w:left w:val="single" w:sz="4" w:space="0" w:color="000000"/>
               <w:bottom w:val="single" w:sz="4" w:space="0" w:color="000000"/>
@@ -1207,7 +1203,7 @@
       </w:tblPr>
       <w:tblGrid>
         <w:gridCol w:w="4535"/>
-        <w:gridCol w:w="4537"/>
+        <w:gridCol w:w="4536"/>
       </w:tblGrid>
       <w:tr>
         <w:trPr>
@@ -1237,7 +1233,7 @@
         </w:tc>
         <w:tc>
           <w:tcPr>
-            <w:tcW w:w="4537" w:type="dxa"/>
+            <w:tcW w:w="4536" w:type="dxa"/>
             <w:tcBorders>
               <w:top w:val="single" w:sz="4" w:space="0" w:color="000000"/>
               <w:left w:val="single" w:sz="4" w:space="0" w:color="000000"/>
@@ -1284,7 +1280,7 @@
         </w:tc>
         <w:tc>
           <w:tcPr>
-            <w:tcW w:w="4537" w:type="dxa"/>
+            <w:tcW w:w="4536" w:type="dxa"/>
             <w:tcBorders>
               <w:left w:val="single" w:sz="4" w:space="0" w:color="000000"/>
               <w:bottom w:val="single" w:sz="4" w:space="0" w:color="000000"/>
@@ -1330,7 +1326,7 @@
         </w:tc>
         <w:tc>
           <w:tcPr>
-            <w:tcW w:w="4537" w:type="dxa"/>
+            <w:tcW w:w="4536" w:type="dxa"/>
             <w:tcBorders>
               <w:left w:val="single" w:sz="4" w:space="0" w:color="000000"/>
               <w:bottom w:val="single" w:sz="4" w:space="0" w:color="000000"/>
@@ -1376,7 +1372,7 @@
         </w:tc>
         <w:tc>
           <w:tcPr>
-            <w:tcW w:w="4537" w:type="dxa"/>
+            <w:tcW w:w="4536" w:type="dxa"/>
             <w:tcBorders>
               <w:left w:val="single" w:sz="4" w:space="0" w:color="000000"/>
               <w:bottom w:val="single" w:sz="4" w:space="0" w:color="000000"/>
@@ -1422,7 +1418,7 @@
         </w:tc>
         <w:tc>
           <w:tcPr>
-            <w:tcW w:w="4537" w:type="dxa"/>
+            <w:tcW w:w="4536" w:type="dxa"/>
             <w:tcBorders>
               <w:left w:val="single" w:sz="4" w:space="0" w:color="000000"/>
               <w:bottom w:val="single" w:sz="4" w:space="0" w:color="000000"/>
@@ -1468,7 +1464,7 @@
         </w:tc>
         <w:tc>
           <w:tcPr>
-            <w:tcW w:w="4537" w:type="dxa"/>
+            <w:tcW w:w="4536" w:type="dxa"/>
             <w:tcBorders>
               <w:left w:val="single" w:sz="4" w:space="0" w:color="000000"/>
               <w:bottom w:val="single" w:sz="4" w:space="0" w:color="000000"/>
@@ -1514,7 +1510,7 @@
         </w:tc>
         <w:tc>
           <w:tcPr>
-            <w:tcW w:w="4537" w:type="dxa"/>
+            <w:tcW w:w="4536" w:type="dxa"/>
             <w:tcBorders>
               <w:left w:val="single" w:sz="4" w:space="0" w:color="000000"/>
               <w:bottom w:val="single" w:sz="4" w:space="0" w:color="000000"/>
@@ -1600,7 +1596,7 @@
         <w:gridCol w:w="2267"/>
         <w:gridCol w:w="2268"/>
         <w:gridCol w:w="2268"/>
-        <w:gridCol w:w="2269"/>
+        <w:gridCol w:w="2268"/>
       </w:tblGrid>
       <w:tr>
         <w:trPr>
@@ -1674,7 +1670,7 @@
         </w:tc>
         <w:tc>
           <w:tcPr>
-            <w:tcW w:w="2269" w:type="dxa"/>
+            <w:tcW w:w="2268" w:type="dxa"/>
             <w:tcBorders>
               <w:top w:val="single" w:sz="4" w:space="0" w:color="000000"/>
               <w:left w:val="single" w:sz="4" w:space="0" w:color="000000"/>
@@ -1763,7 +1759,7 @@
         </w:tc>
         <w:tc>
           <w:tcPr>
-            <w:tcW w:w="2269" w:type="dxa"/>
+            <w:tcW w:w="2268" w:type="dxa"/>
             <w:tcBorders>
               <w:left w:val="single" w:sz="4" w:space="0" w:color="000000"/>
               <w:bottom w:val="single" w:sz="4" w:space="0" w:color="000000"/>
@@ -1851,7 +1847,7 @@
         </w:tc>
         <w:tc>
           <w:tcPr>
-            <w:tcW w:w="2269" w:type="dxa"/>
+            <w:tcW w:w="2268" w:type="dxa"/>
             <w:tcBorders>
               <w:left w:val="single" w:sz="4" w:space="0" w:color="000000"/>
               <w:bottom w:val="single" w:sz="4" w:space="0" w:color="000000"/>
@@ -1939,7 +1935,7 @@
         </w:tc>
         <w:tc>
           <w:tcPr>
-            <w:tcW w:w="2269" w:type="dxa"/>
+            <w:tcW w:w="2268" w:type="dxa"/>
             <w:tcBorders>
               <w:left w:val="single" w:sz="4" w:space="0" w:color="000000"/>
               <w:bottom w:val="single" w:sz="4" w:space="0" w:color="000000"/>
@@ -2027,7 +2023,7 @@
         </w:tc>
         <w:tc>
           <w:tcPr>
-            <w:tcW w:w="2269" w:type="dxa"/>
+            <w:tcW w:w="2268" w:type="dxa"/>
             <w:tcBorders>
               <w:left w:val="single" w:sz="4" w:space="0" w:color="000000"/>
               <w:bottom w:val="single" w:sz="4" w:space="0" w:color="000000"/>
@@ -2115,7 +2111,7 @@
         </w:tc>
         <w:tc>
           <w:tcPr>
-            <w:tcW w:w="2269" w:type="dxa"/>
+            <w:tcW w:w="2268" w:type="dxa"/>
             <w:tcBorders>
               <w:left w:val="single" w:sz="4" w:space="0" w:color="000000"/>
               <w:bottom w:val="single" w:sz="4" w:space="0" w:color="000000"/>
@@ -2203,7 +2199,7 @@
         </w:tc>
         <w:tc>
           <w:tcPr>
-            <w:tcW w:w="2269" w:type="dxa"/>
+            <w:tcW w:w="2268" w:type="dxa"/>
             <w:tcBorders>
               <w:left w:val="single" w:sz="4" w:space="0" w:color="000000"/>
               <w:bottom w:val="single" w:sz="4" w:space="0" w:color="000000"/>
@@ -2384,7 +2380,7 @@
       <w:r>
         <w:rPr/>
         <w:drawing>
-          <wp:anchor distT="0" distB="0" distL="0" distR="0" simplePos="0" relativeHeight="2" behindDoc="0" locked="0" layoutInCell="0" allowOverlap="1">
+          <wp:anchor behindDoc="0" distT="0" distB="0" distL="0" distR="0" simplePos="0" locked="0" layoutInCell="0" allowOverlap="1" relativeHeight="2">
             <wp:simplePos x="0" y="0"/>
             <wp:positionH relativeFrom="column">
               <wp:align>center</wp:align>
@@ -2395,7 +2391,7 @@
             <wp:extent cx="5760720" cy="3946525"/>
             <wp:effectExtent l="0" t="0" r="0" b="0"/>
             <wp:wrapSquare wrapText="largest"/>
-            <wp:docPr id="1" name="Image1"/>
+            <wp:docPr id="1" name="Image1" descr=""/>
             <wp:cNvGraphicFramePr>
               <a:graphicFrameLocks xmlns:a="http://schemas.openxmlformats.org/drawingml/2006/main" noChangeAspect="1"/>
             </wp:cNvGraphicFramePr>
@@ -2403,7 +2399,7 @@
               <a:graphicData uri="http://schemas.openxmlformats.org/drawingml/2006/picture">
                 <pic:pic xmlns:pic="http://schemas.openxmlformats.org/drawingml/2006/picture">
                   <pic:nvPicPr>
-                    <pic:cNvPr id="1" name="Image1"/>
+                    <pic:cNvPr id="1" name="Image1" descr=""/>
                     <pic:cNvPicPr>
                       <a:picLocks noChangeAspect="1" noChangeArrowheads="1"/>
                     </pic:cNvPicPr>
@@ -2422,7 +2418,6 @@
                     <a:prstGeom prst="rect">
                       <a:avLst/>
                     </a:prstGeom>
-                    <a:noFill/>
                   </pic:spPr>
                 </pic:pic>
               </a:graphicData>
@@ -2943,6 +2938,7 @@
               <w:rPr>
                 <w:color w:val="000000"/>
               </w:rPr>
+              <w:t>Vizuális rendszer</w:t>
             </w:r>
           </w:p>
         </w:tc>
@@ -2968,6 +2964,7 @@
               <w:rPr>
                 <w:color w:val="000000"/>
               </w:rPr>
+              <w:t>Elrendezés (Bejelentkezés/Regisztráció és Jelszó változtató oldalak)</w:t>
             </w:r>
           </w:p>
         </w:tc>
@@ -4571,6 +4568,17 @@
       <w:r>
         <w:rPr/>
         <w:t>Admin szerepkör és felhasználókezelés</w:t>
+      </w:r>
+    </w:p>
+    <w:p>
+      <w:pPr>
+        <w:pStyle w:val="Normal"/>
+        <w:spacing w:before="0" w:after="160"/>
+        <w:rPr/>
+      </w:pPr>
+      <w:r>
+        <w:rPr/>
+        <w:t>Drag and Drop</w:t>
       </w:r>
     </w:p>
     <w:sectPr>
@@ -7313,7 +7321,7 @@
     </w:rPr>
   </w:style>
   <w:style w:type="paragraph" w:styleId="Heading1">
-    <w:name w:val="heading 1"/>
+    <w:name w:val="Heading 1"/>
     <w:basedOn w:val="Normal"/>
     <w:next w:val="Normal"/>
     <w:link w:val="Cmsor1Char"/>
@@ -7334,7 +7342,7 @@
     </w:rPr>
   </w:style>
   <w:style w:type="paragraph" w:styleId="Heading2">
-    <w:name w:val="heading 2"/>
+    <w:name w:val="Heading 2"/>
     <w:basedOn w:val="Normal"/>
     <w:next w:val="Normal"/>
     <w:link w:val="Cmsor2Char"/>
@@ -7357,7 +7365,7 @@
     </w:rPr>
   </w:style>
   <w:style w:type="paragraph" w:styleId="Heading3">
-    <w:name w:val="heading 3"/>
+    <w:name w:val="Heading 3"/>
     <w:basedOn w:val="Normal"/>
     <w:next w:val="Normal"/>
     <w:link w:val="Cmsor3Char"/>
@@ -7379,7 +7387,7 @@
     </w:rPr>
   </w:style>
   <w:style w:type="paragraph" w:styleId="Heading4">
-    <w:name w:val="heading 4"/>
+    <w:name w:val="Heading 4"/>
     <w:basedOn w:val="Normal"/>
     <w:next w:val="Normal"/>
     <w:link w:val="Cmsor4Char"/>
@@ -7402,7 +7410,7 @@
     </w:rPr>
   </w:style>
   <w:style w:type="paragraph" w:styleId="Heading5">
-    <w:name w:val="heading 5"/>
+    <w:name w:val="Heading 5"/>
     <w:basedOn w:val="Normal"/>
     <w:next w:val="Normal"/>
     <w:link w:val="Cmsor5Char"/>
@@ -7423,7 +7431,7 @@
     </w:rPr>
   </w:style>
   <w:style w:type="paragraph" w:styleId="Heading6">
-    <w:name w:val="heading 6"/>
+    <w:name w:val="Heading 6"/>
     <w:basedOn w:val="Normal"/>
     <w:next w:val="Normal"/>
     <w:link w:val="Cmsor6Char"/>
@@ -7446,7 +7454,7 @@
     </w:rPr>
   </w:style>
   <w:style w:type="paragraph" w:styleId="Heading7">
-    <w:name w:val="heading 7"/>
+    <w:name w:val="Heading 7"/>
     <w:basedOn w:val="Normal"/>
     <w:next w:val="Normal"/>
     <w:link w:val="Cmsor7Char"/>
@@ -7467,7 +7475,7 @@
     </w:rPr>
   </w:style>
   <w:style w:type="paragraph" w:styleId="Heading8">
-    <w:name w:val="heading 8"/>
+    <w:name w:val="Heading 8"/>
     <w:basedOn w:val="Normal"/>
     <w:next w:val="Normal"/>
     <w:link w:val="Cmsor8Char"/>
@@ -7490,7 +7498,7 @@
     </w:rPr>
   </w:style>
   <w:style w:type="paragraph" w:styleId="Heading9">
-    <w:name w:val="heading 9"/>
+    <w:name w:val="Heading 9"/>
     <w:basedOn w:val="Normal"/>
     <w:next w:val="Normal"/>
     <w:link w:val="Cmsor9Char"/>
@@ -7731,8 +7739,8 @@
     <w:qFormat/>
     <w:rPr/>
   </w:style>
-  <w:style w:type="character" w:styleId="Bulletsuser">
-    <w:name w:val="Bullets (user)"/>
+  <w:style w:type="character" w:styleId="Bullets">
+    <w:name w:val="Bullets"/>
     <w:qFormat/>
     <w:rPr>
       <w:rFonts w:ascii="OpenSymbol" w:hAnsi="OpenSymbol" w:eastAsia="OpenSymbol" w:cs="OpenSymbol"/>
@@ -7770,7 +7778,7 @@
     </w:rPr>
   </w:style>
   <w:style w:type="paragraph" w:styleId="Caption">
-    <w:name w:val="caption"/>
+    <w:name w:val="Caption"/>
     <w:basedOn w:val="Normal"/>
     <w:qFormat/>
     <w:pPr>
@@ -7942,37 +7950,37 @@
         <a:srgbClr val="000000"/>
       </a:dk1>
       <a:lt1>
-        <a:srgbClr val="FFFFFF"/>
+        <a:srgbClr val="ffffff"/>
       </a:lt1>
       <a:dk2>
-        <a:srgbClr val="0E2841"/>
+        <a:srgbClr val="0e2841"/>
       </a:dk2>
       <a:lt2>
-        <a:srgbClr val="E8E8E8"/>
+        <a:srgbClr val="e8e8e8"/>
       </a:lt2>
       <a:accent1>
         <a:srgbClr val="156082"/>
       </a:accent1>
       <a:accent2>
-        <a:srgbClr val="E97132"/>
+        <a:srgbClr val="e97132"/>
       </a:accent2>
       <a:accent3>
-        <a:srgbClr val="196B24"/>
+        <a:srgbClr val="196b24"/>
       </a:accent3>
       <a:accent4>
-        <a:srgbClr val="0F9ED5"/>
+        <a:srgbClr val="0f9ed5"/>
       </a:accent4>
       <a:accent5>
-        <a:srgbClr val="A02B93"/>
+        <a:srgbClr val="a02b93"/>
       </a:accent5>
       <a:accent6>
-        <a:srgbClr val="4EA72E"/>
+        <a:srgbClr val="4ea72e"/>
       </a:accent6>
       <a:hlink>
         <a:srgbClr val="467886"/>
       </a:hlink>
       <a:folHlink>
-        <a:srgbClr val="96607D"/>
+        <a:srgbClr val="96607d"/>
       </a:folHlink>
     </a:clrScheme>
     <a:fontScheme name="Office">

--- a/Documents/rendszerterv.docx
+++ b/Documents/rendszerterv.docx
@@ -29,7 +29,15 @@
       </w:pPr>
       <w:r>
         <w:rPr/>
-        <w:t xml:space="preserve">10 oldalas műszaki terv a </w:t>
+        <w:t>1</w:t>
+      </w:r>
+      <w:r>
+        <w:rPr/>
+        <w:t>4</w:t>
+      </w:r>
+      <w:r>
+        <w:rPr/>
+        <w:t xml:space="preserve"> oldalas műszaki terv a </w:t>
       </w:r>
       <w:r>
         <w:rPr>
@@ -150,7 +158,11 @@
             </w:pPr>
             <w:r>
               <w:rPr/>
-              <w:t>2.3</w:t>
+              <w:t>2.</w:t>
+            </w:r>
+            <w:r>
+              <w:rPr/>
+              <w:t>4</w:t>
             </w:r>
           </w:p>
         </w:tc>
@@ -196,7 +208,11 @@
             </w:pPr>
             <w:r>
               <w:rPr/>
-              <w:t>2026. szeptember 25</w:t>
+              <w:t xml:space="preserve">2026. </w:t>
+            </w:r>
+            <w:r>
+              <w:rPr/>
+              <w:t>október 05</w:t>
             </w:r>
           </w:p>
         </w:tc>
@@ -1159,6 +1175,10 @@
       <w:r>
         <w:rPr/>
         <w:t>Verziókezelés: Git</w:t>
+      </w:r>
+      <w:r>
+        <w:rPr/>
+        <w:t>Hub</w:t>
       </w:r>
     </w:p>
     <w:p>
@@ -2453,7 +2473,7 @@
         <w:rPr>
           <w:color w:val="000000"/>
         </w:rPr>
-        <w:t>A jelszavak hash-elve tárolódnak (password_hash / password_verify). Or not idk. Ask the backend</w:t>
+        <w:t>A jelszavak hash-elve tárolódnak (password_hash / password_verify).</w:t>
       </w:r>
       <w:r>
         <w:br w:type="page"/>
@@ -3869,6 +3889,18 @@
       <w:r>
         <w:rPr/>
       </w:r>
+      <w:r>
+        <w:br w:type="page"/>
+      </w:r>
+    </w:p>
+    <w:p>
+      <w:pPr>
+        <w:pStyle w:val="BodyText"/>
+        <w:rPr/>
+      </w:pPr>
+      <w:r>
+        <w:rPr/>
+      </w:r>
     </w:p>
     <w:p>
       <w:pPr>
@@ -3903,20 +3935,21 @@
         <w:rPr/>
         <w:t>A feladat azonnal eltűnik a listából.</w:t>
       </w:r>
-      <w:r>
-        <w:br w:type="page"/>
-      </w:r>
     </w:p>
     <w:p>
       <w:pPr>
         <w:pStyle w:val="Heading2"/>
         <w:numPr>
           <w:ilvl w:val="0"/>
-          <w:numId w:val="17"/>
+          <w:numId w:val="0"/>
         </w:numPr>
-        <w:spacing w:before="0" w:after="80"/>
-        <w:rPr/>
-      </w:pPr>
+        <w:ind w:hanging="0" w:left="720"/>
+        <w:rPr/>
+      </w:pPr>
+      <w:r>
+        <w:rPr/>
+        <w:t>5.</w:t>
+      </w:r>
       <w:r>
         <w:rPr/>
         <w:t>Nézetállapotok</w:t>
@@ -6728,6 +6761,125 @@
     </w:lvl>
   </w:abstractNum>
   <w:abstractNum w:abstractNumId="18">
+    <w:lvl w:ilvl="0">
+      <w:start w:val="1"/>
+      <w:numFmt w:val="decimal"/>
+      <w:lvlText w:val="%1."/>
+      <w:lvlJc w:val="left"/>
+      <w:pPr>
+        <w:tabs>
+          <w:tab w:val="num" w:pos="720"/>
+        </w:tabs>
+        <w:ind w:left="720" w:hanging="360"/>
+      </w:pPr>
+      <w:rPr/>
+    </w:lvl>
+    <w:lvl w:ilvl="1">
+      <w:start w:val="1"/>
+      <w:numFmt w:val="decimal"/>
+      <w:lvlText w:val="%2."/>
+      <w:lvlJc w:val="left"/>
+      <w:pPr>
+        <w:tabs>
+          <w:tab w:val="num" w:pos="1080"/>
+        </w:tabs>
+        <w:ind w:left="1080" w:hanging="360"/>
+      </w:pPr>
+      <w:rPr/>
+    </w:lvl>
+    <w:lvl w:ilvl="2">
+      <w:start w:val="1"/>
+      <w:numFmt w:val="decimal"/>
+      <w:lvlText w:val="%3."/>
+      <w:lvlJc w:val="left"/>
+      <w:pPr>
+        <w:tabs>
+          <w:tab w:val="num" w:pos="1440"/>
+        </w:tabs>
+        <w:ind w:left="1440" w:hanging="360"/>
+      </w:pPr>
+      <w:rPr/>
+    </w:lvl>
+    <w:lvl w:ilvl="3">
+      <w:start w:val="1"/>
+      <w:numFmt w:val="decimal"/>
+      <w:lvlText w:val="%4."/>
+      <w:lvlJc w:val="left"/>
+      <w:pPr>
+        <w:tabs>
+          <w:tab w:val="num" w:pos="1800"/>
+        </w:tabs>
+        <w:ind w:left="1800" w:hanging="360"/>
+      </w:pPr>
+      <w:rPr/>
+    </w:lvl>
+    <w:lvl w:ilvl="4">
+      <w:start w:val="1"/>
+      <w:numFmt w:val="decimal"/>
+      <w:lvlText w:val="%5."/>
+      <w:lvlJc w:val="left"/>
+      <w:pPr>
+        <w:tabs>
+          <w:tab w:val="num" w:pos="2160"/>
+        </w:tabs>
+        <w:ind w:left="2160" w:hanging="360"/>
+      </w:pPr>
+      <w:rPr/>
+    </w:lvl>
+    <w:lvl w:ilvl="5">
+      <w:start w:val="1"/>
+      <w:numFmt w:val="decimal"/>
+      <w:lvlText w:val="%6."/>
+      <w:lvlJc w:val="left"/>
+      <w:pPr>
+        <w:tabs>
+          <w:tab w:val="num" w:pos="2520"/>
+        </w:tabs>
+        <w:ind w:left="2520" w:hanging="360"/>
+      </w:pPr>
+      <w:rPr/>
+    </w:lvl>
+    <w:lvl w:ilvl="6">
+      <w:start w:val="1"/>
+      <w:numFmt w:val="decimal"/>
+      <w:lvlText w:val="%7."/>
+      <w:lvlJc w:val="left"/>
+      <w:pPr>
+        <w:tabs>
+          <w:tab w:val="num" w:pos="2880"/>
+        </w:tabs>
+        <w:ind w:left="2880" w:hanging="360"/>
+      </w:pPr>
+      <w:rPr/>
+    </w:lvl>
+    <w:lvl w:ilvl="7">
+      <w:start w:val="1"/>
+      <w:numFmt w:val="decimal"/>
+      <w:lvlText w:val="%8."/>
+      <w:lvlJc w:val="left"/>
+      <w:pPr>
+        <w:tabs>
+          <w:tab w:val="num" w:pos="3240"/>
+        </w:tabs>
+        <w:ind w:left="3240" w:hanging="360"/>
+      </w:pPr>
+      <w:rPr/>
+    </w:lvl>
+    <w:lvl w:ilvl="8">
+      <w:start w:val="1"/>
+      <w:numFmt w:val="decimal"/>
+      <w:lvlText w:val="%9."/>
+      <w:lvlJc w:val="left"/>
+      <w:pPr>
+        <w:tabs>
+          <w:tab w:val="num" w:pos="3600"/>
+        </w:tabs>
+        <w:ind w:left="3600" w:hanging="360"/>
+      </w:pPr>
+      <w:rPr/>
+    </w:lvl>
+  </w:abstractNum>
+  <w:abstractNum w:abstractNumId="19">
     <w:lvl w:ilvl="0">
       <w:start w:val="1"/>
       <w:numFmt w:val="none"/>
@@ -6899,6 +7051,9 @@
   </w:num>
   <w:num w:numId="18">
     <w:abstractNumId w:val="18"/>
+  </w:num>
+  <w:num w:numId="19">
+    <w:abstractNumId w:val="19"/>
   </w:num>
 </w:numbering>
 </file>

--- a/Documents/rendszerterv.docx
+++ b/Documents/rendszerterv.docx
@@ -1,6 +1,6 @@
 
 <file path=word/document.xml><?xml version="1.0" encoding="utf-8"?>
-<w:document xmlns:o="urn:schemas-microsoft-com:office:office" xmlns:r="http://schemas.openxmlformats.org/officeDocument/2006/relationships" xmlns:v="urn:schemas-microsoft-com:vml" xmlns:w="http://schemas.openxmlformats.org/wordprocessingml/2006/main" xmlns:w10="urn:schemas-microsoft-com:office:word" xmlns:wp="http://schemas.openxmlformats.org/drawingml/2006/wordprocessingDrawing" xmlns:wps="http://schemas.microsoft.com/office/word/2010/wordprocessingShape" xmlns:wpg="http://schemas.microsoft.com/office/word/2010/wordprocessingGroup" xmlns:mc="http://schemas.openxmlformats.org/markup-compatibility/2006" xmlns:wp14="http://schemas.microsoft.com/office/word/2010/wordprocessingDrawing" xmlns:w14="http://schemas.microsoft.com/office/word/2010/wordml" xmlns:w15="http://schemas.microsoft.com/office/word/2012/wordml" mc:Ignorable="w14 wp14 w15">
+<w:document xmlns:o="urn:schemas-microsoft-com:office:office" xmlns:r="http://schemas.openxmlformats.org/officeDocument/2006/relationships" xmlns:v="urn:schemas-microsoft-com:vml" xmlns:w="http://schemas.openxmlformats.org/wordprocessingml/2006/main" xmlns:w10="urn:schemas-microsoft-com:office:word" xmlns:wp="http://schemas.openxmlformats.org/drawingml/2006/wordprocessingDrawing" xmlns:pic="http://schemas.openxmlformats.org/drawingml/2006/picture" xmlns:wps="http://schemas.microsoft.com/office/word/2010/wordprocessingShape" xmlns:wpg="http://schemas.microsoft.com/office/word/2010/wordprocessingGroup" xmlns:mc="http://schemas.openxmlformats.org/markup-compatibility/2006" xmlns:wp14="http://schemas.microsoft.com/office/word/2010/wordprocessingDrawing" xmlns:w14="http://schemas.microsoft.com/office/word/2010/wordml" xmlns:w15="http://schemas.microsoft.com/office/word/2012/wordml" mc:Ignorable="w14 wp14 w15">
   <w:body>
     <w:p>
       <w:pPr>
@@ -9,7 +9,7 @@
       </w:pPr>
       <w:r>
         <w:rPr/>
-        <w:t>Drag &amp; Drop Todo webalkalmazás</w:t>
+        <w:t>Todo webalkalmazás</w:t>
       </w:r>
     </w:p>
     <w:p>
@@ -33,7 +33,7 @@
       </w:r>
       <w:r>
         <w:rPr/>
-        <w:t>4</w:t>
+        <w:t>0</w:t>
       </w:r>
       <w:r>
         <w:rPr/>
@@ -43,7 +43,7 @@
         <w:rPr>
           <w:rFonts w:cs="Times New Roman" w:ascii="Times New Roman" w:hAnsi="Times New Roman"/>
         </w:rPr>
-        <w:t>Drag &amp; Drop Todo webalkalmazás</w:t>
+        <w:t>Todo webalkalmazás</w:t>
       </w:r>
       <w:r>
         <w:rPr/>
@@ -65,7 +65,7 @@
       </w:tblPr>
       <w:tblGrid>
         <w:gridCol w:w="4535"/>
-        <w:gridCol w:w="4536"/>
+        <w:gridCol w:w="4537"/>
       </w:tblGrid>
       <w:tr>
         <w:trPr>
@@ -95,7 +95,7 @@
         </w:tc>
         <w:tc>
           <w:tcPr>
-            <w:tcW w:w="4536" w:type="dxa"/>
+            <w:tcW w:w="4537" w:type="dxa"/>
             <w:tcBorders>
               <w:top w:val="single" w:sz="4" w:space="0" w:color="000000"/>
               <w:left w:val="single" w:sz="4" w:space="0" w:color="000000"/>
@@ -112,7 +112,7 @@
             </w:pPr>
             <w:r>
               <w:rPr/>
-              <w:t>Drag &amp; Drop Todo webalkalmazás</w:t>
+              <w:t>Todo webalkalmazás</w:t>
             </w:r>
           </w:p>
         </w:tc>
@@ -142,7 +142,7 @@
         </w:tc>
         <w:tc>
           <w:tcPr>
-            <w:tcW w:w="4536" w:type="dxa"/>
+            <w:tcW w:w="4537" w:type="dxa"/>
             <w:tcBorders>
               <w:left w:val="single" w:sz="4" w:space="0" w:color="000000"/>
               <w:bottom w:val="single" w:sz="4" w:space="0" w:color="000000"/>
@@ -162,7 +162,7 @@
             </w:r>
             <w:r>
               <w:rPr/>
-              <w:t>4</w:t>
+              <w:t>5</w:t>
             </w:r>
           </w:p>
         </w:tc>
@@ -192,7 +192,7 @@
         </w:tc>
         <w:tc>
           <w:tcPr>
-            <w:tcW w:w="4536" w:type="dxa"/>
+            <w:tcW w:w="4537" w:type="dxa"/>
             <w:tcBorders>
               <w:left w:val="single" w:sz="4" w:space="0" w:color="000000"/>
               <w:bottom w:val="single" w:sz="4" w:space="0" w:color="000000"/>
@@ -208,11 +208,11 @@
             </w:pPr>
             <w:r>
               <w:rPr/>
-              <w:t xml:space="preserve">2026. </w:t>
-            </w:r>
-            <w:r>
-              <w:rPr/>
-              <w:t>október 05</w:t>
+              <w:t>2026. október 0</w:t>
+            </w:r>
+            <w:r>
+              <w:rPr/>
+              <w:t>6</w:t>
             </w:r>
           </w:p>
         </w:tc>
@@ -242,7 +242,7 @@
         </w:tc>
         <w:tc>
           <w:tcPr>
-            <w:tcW w:w="4536" w:type="dxa"/>
+            <w:tcW w:w="4537" w:type="dxa"/>
             <w:tcBorders>
               <w:left w:val="single" w:sz="4" w:space="0" w:color="000000"/>
               <w:bottom w:val="single" w:sz="4" w:space="0" w:color="000000"/>
@@ -280,7 +280,7 @@
       </w:pPr>
       <w:r>
         <w:rPr/>
-        <w:t>A dokumentum célja. A Drag &amp; Drop Todo webalkalmazás működésének, felépítésének és ellenőrizhető követelményeinek részletes, beadásra kész leírása.</w:t>
+        <w:t>A dokumentum célja. A Todo webalkalmazás működésének, felépítésének és ellenőrizhető követelményeinek részletes, beadásra kész leírása.</w:t>
       </w:r>
       <w:r>
         <w:br w:type="page"/>
@@ -312,7 +312,7 @@
       </w:pPr>
       <w:r>
         <w:rPr/>
-        <w:t>A Drag &amp; Drop Todo webalkalmazás egy reszponzív, webböngészőben futó tevékenységkezelő alkalmazás, amelynek célja, hogy a felhasználó egyetlen felületen hozhasson létre, rendezhessen és követhesse a feladatait.</w:t>
+        <w:t>A Todo webalkalmazás egy reszponzív, webböngészőben futó tevékenységkezelő alkalmazás, amelynek célja, hogy a felhasználó egyetlen felületen hozhasson létre, rendezhessen és követhesse a feladatait.</w:t>
       </w:r>
     </w:p>
     <w:p>
@@ -446,7 +446,7 @@
       </w:tblPr>
       <w:tblGrid>
         <w:gridCol w:w="4535"/>
-        <w:gridCol w:w="4536"/>
+        <w:gridCol w:w="4537"/>
       </w:tblGrid>
       <w:tr>
         <w:trPr>
@@ -476,7 +476,7 @@
         </w:tc>
         <w:tc>
           <w:tcPr>
-            <w:tcW w:w="4536" w:type="dxa"/>
+            <w:tcW w:w="4537" w:type="dxa"/>
             <w:tcBorders>
               <w:top w:val="single" w:sz="4" w:space="0" w:color="000000"/>
               <w:left w:val="single" w:sz="4" w:space="0" w:color="000000"/>
@@ -523,7 +523,7 @@
         </w:tc>
         <w:tc>
           <w:tcPr>
-            <w:tcW w:w="4536" w:type="dxa"/>
+            <w:tcW w:w="4537" w:type="dxa"/>
             <w:tcBorders>
               <w:left w:val="single" w:sz="4" w:space="0" w:color="000000"/>
               <w:bottom w:val="single" w:sz="4" w:space="0" w:color="000000"/>
@@ -569,7 +569,7 @@
         </w:tc>
         <w:tc>
           <w:tcPr>
-            <w:tcW w:w="4536" w:type="dxa"/>
+            <w:tcW w:w="4537" w:type="dxa"/>
             <w:tcBorders>
               <w:left w:val="single" w:sz="4" w:space="0" w:color="000000"/>
               <w:bottom w:val="single" w:sz="4" w:space="0" w:color="000000"/>
@@ -615,7 +615,7 @@
         </w:tc>
         <w:tc>
           <w:tcPr>
-            <w:tcW w:w="4536" w:type="dxa"/>
+            <w:tcW w:w="4537" w:type="dxa"/>
             <w:tcBorders>
               <w:left w:val="single" w:sz="4" w:space="0" w:color="000000"/>
               <w:bottom w:val="single" w:sz="4" w:space="0" w:color="000000"/>
@@ -661,7 +661,7 @@
         </w:tc>
         <w:tc>
           <w:tcPr>
-            <w:tcW w:w="4536" w:type="dxa"/>
+            <w:tcW w:w="4537" w:type="dxa"/>
             <w:tcBorders>
               <w:left w:val="single" w:sz="4" w:space="0" w:color="000000"/>
               <w:bottom w:val="single" w:sz="4" w:space="0" w:color="000000"/>
@@ -707,7 +707,7 @@
         </w:tc>
         <w:tc>
           <w:tcPr>
-            <w:tcW w:w="4536" w:type="dxa"/>
+            <w:tcW w:w="4537" w:type="dxa"/>
             <w:tcBorders>
               <w:left w:val="single" w:sz="4" w:space="0" w:color="000000"/>
               <w:bottom w:val="single" w:sz="4" w:space="0" w:color="000000"/>
@@ -753,7 +753,7 @@
         </w:tc>
         <w:tc>
           <w:tcPr>
-            <w:tcW w:w="4536" w:type="dxa"/>
+            <w:tcW w:w="4537" w:type="dxa"/>
             <w:tcBorders>
               <w:left w:val="single" w:sz="4" w:space="0" w:color="000000"/>
               <w:bottom w:val="single" w:sz="4" w:space="0" w:color="000000"/>
@@ -1174,11 +1174,7 @@
       </w:pPr>
       <w:r>
         <w:rPr/>
-        <w:t>Verziókezelés: Git</w:t>
-      </w:r>
-      <w:r>
-        <w:rPr/>
-        <w:t>Hub</w:t>
+        <w:t>Verziókezelés: GitHub</w:t>
       </w:r>
     </w:p>
     <w:p>
@@ -1223,7 +1219,7 @@
       </w:tblPr>
       <w:tblGrid>
         <w:gridCol w:w="4535"/>
-        <w:gridCol w:w="4536"/>
+        <w:gridCol w:w="4537"/>
       </w:tblGrid>
       <w:tr>
         <w:trPr>
@@ -1253,7 +1249,7 @@
         </w:tc>
         <w:tc>
           <w:tcPr>
-            <w:tcW w:w="4536" w:type="dxa"/>
+            <w:tcW w:w="4537" w:type="dxa"/>
             <w:tcBorders>
               <w:top w:val="single" w:sz="4" w:space="0" w:color="000000"/>
               <w:left w:val="single" w:sz="4" w:space="0" w:color="000000"/>
@@ -1300,7 +1296,7 @@
         </w:tc>
         <w:tc>
           <w:tcPr>
-            <w:tcW w:w="4536" w:type="dxa"/>
+            <w:tcW w:w="4537" w:type="dxa"/>
             <w:tcBorders>
               <w:left w:val="single" w:sz="4" w:space="0" w:color="000000"/>
               <w:bottom w:val="single" w:sz="4" w:space="0" w:color="000000"/>
@@ -1346,7 +1342,7 @@
         </w:tc>
         <w:tc>
           <w:tcPr>
-            <w:tcW w:w="4536" w:type="dxa"/>
+            <w:tcW w:w="4537" w:type="dxa"/>
             <w:tcBorders>
               <w:left w:val="single" w:sz="4" w:space="0" w:color="000000"/>
               <w:bottom w:val="single" w:sz="4" w:space="0" w:color="000000"/>
@@ -1392,7 +1388,7 @@
         </w:tc>
         <w:tc>
           <w:tcPr>
-            <w:tcW w:w="4536" w:type="dxa"/>
+            <w:tcW w:w="4537" w:type="dxa"/>
             <w:tcBorders>
               <w:left w:val="single" w:sz="4" w:space="0" w:color="000000"/>
               <w:bottom w:val="single" w:sz="4" w:space="0" w:color="000000"/>
@@ -1438,7 +1434,7 @@
         </w:tc>
         <w:tc>
           <w:tcPr>
-            <w:tcW w:w="4536" w:type="dxa"/>
+            <w:tcW w:w="4537" w:type="dxa"/>
             <w:tcBorders>
               <w:left w:val="single" w:sz="4" w:space="0" w:color="000000"/>
               <w:bottom w:val="single" w:sz="4" w:space="0" w:color="000000"/>
@@ -1484,7 +1480,7 @@
         </w:tc>
         <w:tc>
           <w:tcPr>
-            <w:tcW w:w="4536" w:type="dxa"/>
+            <w:tcW w:w="4537" w:type="dxa"/>
             <w:tcBorders>
               <w:left w:val="single" w:sz="4" w:space="0" w:color="000000"/>
               <w:bottom w:val="single" w:sz="4" w:space="0" w:color="000000"/>
@@ -1530,7 +1526,7 @@
         </w:tc>
         <w:tc>
           <w:tcPr>
-            <w:tcW w:w="4536" w:type="dxa"/>
+            <w:tcW w:w="4537" w:type="dxa"/>
             <w:tcBorders>
               <w:left w:val="single" w:sz="4" w:space="0" w:color="000000"/>
               <w:bottom w:val="single" w:sz="4" w:space="0" w:color="000000"/>
@@ -1582,7 +1578,7 @@
       </w:pPr>
       <w:r>
         <w:rPr/>
-        <w:t>A böngészőben megjelenő felület HTML/CSS/JavaScript segítségével épül fel. A felhasználói műveletek (űrlapküldés, drag &amp; drop, törlés) JavaScript eseményekként vagy űrlapbeküldésként jutnak el a PHP backendhez. A PHP feldolgozza a kérést, kapcsolódik a MySQL adatbázishoz, végrehajtja a szükséges SQL műveletet, majd visszaküldi az eredményt a felületnek. A drag &amp; drop sorrendváltozást JavaScript érzékeli, majd aszinkron kéréssel (fetch/AJAX) továbbítja a PHP-nak, amely frissíti a tasks tábla sorrend mezőjét.</w:t>
+        <w:t>A böngészőben megjelenő felület HTML/CSS/JavaScript segítségével épül fel. A felhasználói műveletek (űrlapküldés, törlés) JavaScript eseményekként vagy űrlapbeküldésként jutnak el a PHP backendhez. A PHP feldolgozza a kérést, kapcsolódik a MySQL adatbázishoz, végrehajtja a szükséges SQL műveletet, majd visszaküldi az eredményt a felületnek.</w:t>
       </w:r>
     </w:p>
     <w:p>
@@ -1616,7 +1612,7 @@
         <w:gridCol w:w="2267"/>
         <w:gridCol w:w="2268"/>
         <w:gridCol w:w="2268"/>
-        <w:gridCol w:w="2268"/>
+        <w:gridCol w:w="2269"/>
       </w:tblGrid>
       <w:tr>
         <w:trPr>
@@ -1690,7 +1686,7 @@
         </w:tc>
         <w:tc>
           <w:tcPr>
-            <w:tcW w:w="2268" w:type="dxa"/>
+            <w:tcW w:w="2269" w:type="dxa"/>
             <w:tcBorders>
               <w:top w:val="single" w:sz="4" w:space="0" w:color="000000"/>
               <w:left w:val="single" w:sz="4" w:space="0" w:color="000000"/>
@@ -1779,7 +1775,7 @@
         </w:tc>
         <w:tc>
           <w:tcPr>
-            <w:tcW w:w="2268" w:type="dxa"/>
+            <w:tcW w:w="2269" w:type="dxa"/>
             <w:tcBorders>
               <w:left w:val="single" w:sz="4" w:space="0" w:color="000000"/>
               <w:bottom w:val="single" w:sz="4" w:space="0" w:color="000000"/>
@@ -1867,7 +1863,7 @@
         </w:tc>
         <w:tc>
           <w:tcPr>
-            <w:tcW w:w="2268" w:type="dxa"/>
+            <w:tcW w:w="2269" w:type="dxa"/>
             <w:tcBorders>
               <w:left w:val="single" w:sz="4" w:space="0" w:color="000000"/>
               <w:bottom w:val="single" w:sz="4" w:space="0" w:color="000000"/>
@@ -1907,7 +1903,7 @@
             </w:pPr>
             <w:r>
               <w:rPr/>
-              <w:t>JavaScript</w:t>
+              <w:t>PHP</w:t>
             </w:r>
           </w:p>
         </w:tc>
@@ -1928,7 +1924,7 @@
             </w:pPr>
             <w:r>
               <w:rPr/>
-              <w:t>Frontend</w:t>
+              <w:t>Backend</w:t>
             </w:r>
           </w:p>
         </w:tc>
@@ -1949,13 +1945,13 @@
             </w:pPr>
             <w:r>
               <w:rPr/>
-              <w:t>Drag &amp; drop, interakció</w:t>
-            </w:r>
-          </w:p>
-        </w:tc>
-        <w:tc>
-          <w:tcPr>
-            <w:tcW w:w="2268" w:type="dxa"/>
+              <w:t>Szerveroldali logika</w:t>
+            </w:r>
+          </w:p>
+        </w:tc>
+        <w:tc>
+          <w:tcPr>
+            <w:tcW w:w="2269" w:type="dxa"/>
             <w:tcBorders>
               <w:left w:val="single" w:sz="4" w:space="0" w:color="000000"/>
               <w:bottom w:val="single" w:sz="4" w:space="0" w:color="000000"/>
@@ -1971,7 +1967,7 @@
             </w:pPr>
             <w:r>
               <w:rPr/>
-              <w:t>Natív böngészőtámogatás</w:t>
+              <w:t>Széles körben elérhető, egyszerű localhoston</w:t>
             </w:r>
           </w:p>
         </w:tc>
@@ -1995,7 +1991,7 @@
             </w:pPr>
             <w:r>
               <w:rPr/>
-              <w:t>PHP</w:t>
+              <w:t>MySQL</w:t>
             </w:r>
           </w:p>
         </w:tc>
@@ -2016,7 +2012,7 @@
             </w:pPr>
             <w:r>
               <w:rPr/>
-              <w:t>Backend</w:t>
+              <w:t>Adatréteg</w:t>
             </w:r>
           </w:p>
         </w:tc>
@@ -2037,13 +2033,13 @@
             </w:pPr>
             <w:r>
               <w:rPr/>
-              <w:t>Szerveroldali logika</w:t>
-            </w:r>
-          </w:p>
-        </w:tc>
-        <w:tc>
-          <w:tcPr>
-            <w:tcW w:w="2268" w:type="dxa"/>
+              <w:t>Adattárolás</w:t>
+            </w:r>
+          </w:p>
+        </w:tc>
+        <w:tc>
+          <w:tcPr>
+            <w:tcW w:w="2269" w:type="dxa"/>
             <w:tcBorders>
               <w:left w:val="single" w:sz="4" w:space="0" w:color="000000"/>
               <w:bottom w:val="single" w:sz="4" w:space="0" w:color="000000"/>
@@ -2059,7 +2055,7 @@
             </w:pPr>
             <w:r>
               <w:rPr/>
-              <w:t>Széles körben elérhető, egyszerű localhoston</w:t>
+              <w:t>Relációs modell, könnyen kezelhető</w:t>
             </w:r>
           </w:p>
         </w:tc>
@@ -2083,7 +2079,7 @@
             </w:pPr>
             <w:r>
               <w:rPr/>
-              <w:t>MySQL</w:t>
+              <w:t>VS Code</w:t>
             </w:r>
           </w:p>
         </w:tc>
@@ -2104,7 +2100,7 @@
             </w:pPr>
             <w:r>
               <w:rPr/>
-              <w:t>Adatréteg</w:t>
+              <w:t>Fejlesztés</w:t>
             </w:r>
           </w:p>
         </w:tc>
@@ -2125,101 +2121,13 @@
             </w:pPr>
             <w:r>
               <w:rPr/>
-              <w:t>Adattárolás</w:t>
-            </w:r>
-          </w:p>
-        </w:tc>
-        <w:tc>
-          <w:tcPr>
-            <w:tcW w:w="2268" w:type="dxa"/>
-            <w:tcBorders>
-              <w:left w:val="single" w:sz="4" w:space="0" w:color="000000"/>
-              <w:bottom w:val="single" w:sz="4" w:space="0" w:color="000000"/>
-              <w:right w:val="single" w:sz="4" w:space="0" w:color="000000"/>
-            </w:tcBorders>
-          </w:tcPr>
-          <w:p>
-            <w:pPr>
-              <w:pStyle w:val="TableContents"/>
-              <w:spacing w:before="0" w:after="160"/>
-              <w:jc w:val="left"/>
-              <w:rPr/>
-            </w:pPr>
-            <w:r>
-              <w:rPr/>
-              <w:t>Relációs modell, könnyen kezelhető</w:t>
-            </w:r>
-          </w:p>
-        </w:tc>
-      </w:tr>
-      <w:tr>
-        <w:trPr/>
-        <w:tc>
-          <w:tcPr>
-            <w:tcW w:w="2267" w:type="dxa"/>
-            <w:tcBorders>
-              <w:left w:val="single" w:sz="4" w:space="0" w:color="000000"/>
-              <w:bottom w:val="single" w:sz="4" w:space="0" w:color="000000"/>
-            </w:tcBorders>
-          </w:tcPr>
-          <w:p>
-            <w:pPr>
-              <w:pStyle w:val="TableContents"/>
-              <w:spacing w:before="0" w:after="160"/>
-              <w:jc w:val="left"/>
-              <w:rPr/>
-            </w:pPr>
-            <w:r>
-              <w:rPr/>
-              <w:t>VS Code</w:t>
-            </w:r>
-          </w:p>
-        </w:tc>
-        <w:tc>
-          <w:tcPr>
-            <w:tcW w:w="2268" w:type="dxa"/>
-            <w:tcBorders>
-              <w:left w:val="single" w:sz="4" w:space="0" w:color="000000"/>
-              <w:bottom w:val="single" w:sz="4" w:space="0" w:color="000000"/>
-            </w:tcBorders>
-          </w:tcPr>
-          <w:p>
-            <w:pPr>
-              <w:pStyle w:val="TableContents"/>
-              <w:spacing w:before="0" w:after="160"/>
-              <w:jc w:val="left"/>
-              <w:rPr/>
-            </w:pPr>
-            <w:r>
-              <w:rPr/>
-              <w:t>Fejlesztés</w:t>
-            </w:r>
-          </w:p>
-        </w:tc>
-        <w:tc>
-          <w:tcPr>
-            <w:tcW w:w="2268" w:type="dxa"/>
-            <w:tcBorders>
-              <w:left w:val="single" w:sz="4" w:space="0" w:color="000000"/>
-              <w:bottom w:val="single" w:sz="4" w:space="0" w:color="000000"/>
-            </w:tcBorders>
-          </w:tcPr>
-          <w:p>
-            <w:pPr>
-              <w:pStyle w:val="TableContents"/>
-              <w:spacing w:before="0" w:after="160"/>
-              <w:jc w:val="left"/>
-              <w:rPr/>
-            </w:pPr>
-            <w:r>
-              <w:rPr/>
               <w:t>Kódszerkesztés</w:t>
             </w:r>
           </w:p>
         </w:tc>
         <w:tc>
           <w:tcPr>
-            <w:tcW w:w="2268" w:type="dxa"/>
+            <w:tcW w:w="2269" w:type="dxa"/>
             <w:tcBorders>
               <w:left w:val="single" w:sz="4" w:space="0" w:color="000000"/>
               <w:bottom w:val="single" w:sz="4" w:space="0" w:color="000000"/>
@@ -2400,7 +2308,7 @@
       <w:r>
         <w:rPr/>
         <w:drawing>
-          <wp:anchor behindDoc="0" distT="0" distB="0" distL="0" distR="0" simplePos="0" locked="0" layoutInCell="0" allowOverlap="1" relativeHeight="2">
+          <wp:anchor distT="0" distB="0" distL="0" distR="0" simplePos="0" relativeHeight="2" behindDoc="0" locked="0" layoutInCell="0" allowOverlap="1">
             <wp:simplePos x="0" y="0"/>
             <wp:positionH relativeFrom="column">
               <wp:align>center</wp:align>
@@ -2411,7 +2319,7 @@
             <wp:extent cx="5760720" cy="3946525"/>
             <wp:effectExtent l="0" t="0" r="0" b="0"/>
             <wp:wrapSquare wrapText="largest"/>
-            <wp:docPr id="1" name="Image1" descr=""/>
+            <wp:docPr id="1" name="Image1"/>
             <wp:cNvGraphicFramePr>
               <a:graphicFrameLocks xmlns:a="http://schemas.openxmlformats.org/drawingml/2006/main" noChangeAspect="1"/>
             </wp:cNvGraphicFramePr>
@@ -2419,7 +2327,7 @@
               <a:graphicData uri="http://schemas.openxmlformats.org/drawingml/2006/picture">
                 <pic:pic xmlns:pic="http://schemas.openxmlformats.org/drawingml/2006/picture">
                   <pic:nvPicPr>
-                    <pic:cNvPr id="1" name="Image1" descr=""/>
+                    <pic:cNvPr id="1" name="Image1"/>
                     <pic:cNvPicPr>
                       <a:picLocks noChangeAspect="1" noChangeArrowheads="1"/>
                     </pic:cNvPicPr>
@@ -2438,6 +2346,7 @@
                     <a:prstGeom prst="rect">
                       <a:avLst/>
                     </a:prstGeom>
+                    <a:noFill/>
                   </pic:spPr>
                 </pic:pic>
               </a:graphicData>
@@ -2467,7 +2376,7 @@
       </w:pPr>
       <w:r>
         <w:rPr/>
-        <w:t xml:space="preserve">Az adatok MySQL adatbázisban tárolódnak, nem localStorage-ban. Minden módosítás azonnali SQL UPDATE / INSERT / DELETE műveletet eredményez. A drag &amp; drop sorrendváltozás a tasks.sort_order mező frissítésével jár. </w:t>
+        <w:t xml:space="preserve">Az adatok MySQL adatbázisban tárolódnak, nem localStorage-ban. Minden módosítás azonnali SQL UPDATE / INSERT / DELETE műveletet eredményez.  </w:t>
       </w:r>
       <w:r>
         <w:rPr>
@@ -3063,7 +2972,7 @@
               <w:rPr>
                 <w:color w:val="000000"/>
               </w:rPr>
-              <w:t>Drag &amp; drop, validáció</w:t>
+              <w:t>validáció</w:t>
             </w:r>
           </w:p>
         </w:tc>
@@ -3144,24 +3053,6 @@
           <w:color w:val="000000"/>
         </w:rPr>
         <w:t>A statisztikák (összes, kész, folyamatban) SQL COUNT lekérdezéssel vagy PHP számítással állnak elő.</w:t>
-      </w:r>
-    </w:p>
-    <w:p>
-      <w:pPr>
-        <w:pStyle w:val="Normal"/>
-        <w:numPr>
-          <w:ilvl w:val="0"/>
-          <w:numId w:val="6"/>
-        </w:numPr>
-        <w:rPr>
-          <w:color w:val="000000"/>
-        </w:rPr>
-      </w:pPr>
-      <w:r>
-        <w:rPr>
-          <w:color w:val="000000"/>
-        </w:rPr>
-        <w:t>A drag &amp; drop sorrend a sort_order mező alapján jelenik meg.</w:t>
       </w:r>
     </w:p>
     <w:p>
@@ -3896,6 +3787,7 @@
     <w:p>
       <w:pPr>
         <w:pStyle w:val="BodyText"/>
+        <w:spacing w:before="0" w:after="140"/>
         <w:rPr/>
       </w:pPr>
       <w:r>
@@ -3948,11 +3840,7 @@
       </w:pPr>
       <w:r>
         <w:rPr/>
-        <w:t>5.</w:t>
-      </w:r>
-      <w:r>
-        <w:rPr/>
-        <w:t>Nézetállapotok</w:t>
+        <w:t>5.Nézetállapotok</w:t>
       </w:r>
     </w:p>
     <w:p>
@@ -4464,7 +4352,11 @@
             </w:pPr>
             <w:r>
               <w:rPr/>
-              <w:t>Drag &amp; drop hibák</w:t>
+              <w:t>frontend</w:t>
+            </w:r>
+            <w:r>
+              <w:rPr/>
+              <w:t xml:space="preserve"> hibák</w:t>
             </w:r>
           </w:p>
         </w:tc>
@@ -4601,17 +4493,6 @@
       <w:r>
         <w:rPr/>
         <w:t>Admin szerepkör és felhasználókezelés</w:t>
-      </w:r>
-    </w:p>
-    <w:p>
-      <w:pPr>
-        <w:pStyle w:val="Normal"/>
-        <w:spacing w:before="0" w:after="160"/>
-        <w:rPr/>
-      </w:pPr>
-      <w:r>
-        <w:rPr/>
-        <w:t>Drag and Drop</w:t>
       </w:r>
     </w:p>
     <w:sectPr>
@@ -6761,125 +6642,6 @@
     </w:lvl>
   </w:abstractNum>
   <w:abstractNum w:abstractNumId="18">
-    <w:lvl w:ilvl="0">
-      <w:start w:val="1"/>
-      <w:numFmt w:val="decimal"/>
-      <w:lvlText w:val="%1."/>
-      <w:lvlJc w:val="left"/>
-      <w:pPr>
-        <w:tabs>
-          <w:tab w:val="num" w:pos="720"/>
-        </w:tabs>
-        <w:ind w:left="720" w:hanging="360"/>
-      </w:pPr>
-      <w:rPr/>
-    </w:lvl>
-    <w:lvl w:ilvl="1">
-      <w:start w:val="1"/>
-      <w:numFmt w:val="decimal"/>
-      <w:lvlText w:val="%2."/>
-      <w:lvlJc w:val="left"/>
-      <w:pPr>
-        <w:tabs>
-          <w:tab w:val="num" w:pos="1080"/>
-        </w:tabs>
-        <w:ind w:left="1080" w:hanging="360"/>
-      </w:pPr>
-      <w:rPr/>
-    </w:lvl>
-    <w:lvl w:ilvl="2">
-      <w:start w:val="1"/>
-      <w:numFmt w:val="decimal"/>
-      <w:lvlText w:val="%3."/>
-      <w:lvlJc w:val="left"/>
-      <w:pPr>
-        <w:tabs>
-          <w:tab w:val="num" w:pos="1440"/>
-        </w:tabs>
-        <w:ind w:left="1440" w:hanging="360"/>
-      </w:pPr>
-      <w:rPr/>
-    </w:lvl>
-    <w:lvl w:ilvl="3">
-      <w:start w:val="1"/>
-      <w:numFmt w:val="decimal"/>
-      <w:lvlText w:val="%4."/>
-      <w:lvlJc w:val="left"/>
-      <w:pPr>
-        <w:tabs>
-          <w:tab w:val="num" w:pos="1800"/>
-        </w:tabs>
-        <w:ind w:left="1800" w:hanging="360"/>
-      </w:pPr>
-      <w:rPr/>
-    </w:lvl>
-    <w:lvl w:ilvl="4">
-      <w:start w:val="1"/>
-      <w:numFmt w:val="decimal"/>
-      <w:lvlText w:val="%5."/>
-      <w:lvlJc w:val="left"/>
-      <w:pPr>
-        <w:tabs>
-          <w:tab w:val="num" w:pos="2160"/>
-        </w:tabs>
-        <w:ind w:left="2160" w:hanging="360"/>
-      </w:pPr>
-      <w:rPr/>
-    </w:lvl>
-    <w:lvl w:ilvl="5">
-      <w:start w:val="1"/>
-      <w:numFmt w:val="decimal"/>
-      <w:lvlText w:val="%6."/>
-      <w:lvlJc w:val="left"/>
-      <w:pPr>
-        <w:tabs>
-          <w:tab w:val="num" w:pos="2520"/>
-        </w:tabs>
-        <w:ind w:left="2520" w:hanging="360"/>
-      </w:pPr>
-      <w:rPr/>
-    </w:lvl>
-    <w:lvl w:ilvl="6">
-      <w:start w:val="1"/>
-      <w:numFmt w:val="decimal"/>
-      <w:lvlText w:val="%7."/>
-      <w:lvlJc w:val="left"/>
-      <w:pPr>
-        <w:tabs>
-          <w:tab w:val="num" w:pos="2880"/>
-        </w:tabs>
-        <w:ind w:left="2880" w:hanging="360"/>
-      </w:pPr>
-      <w:rPr/>
-    </w:lvl>
-    <w:lvl w:ilvl="7">
-      <w:start w:val="1"/>
-      <w:numFmt w:val="decimal"/>
-      <w:lvlText w:val="%8."/>
-      <w:lvlJc w:val="left"/>
-      <w:pPr>
-        <w:tabs>
-          <w:tab w:val="num" w:pos="3240"/>
-        </w:tabs>
-        <w:ind w:left="3240" w:hanging="360"/>
-      </w:pPr>
-      <w:rPr/>
-    </w:lvl>
-    <w:lvl w:ilvl="8">
-      <w:start w:val="1"/>
-      <w:numFmt w:val="decimal"/>
-      <w:lvlText w:val="%9."/>
-      <w:lvlJc w:val="left"/>
-      <w:pPr>
-        <w:tabs>
-          <w:tab w:val="num" w:pos="3600"/>
-        </w:tabs>
-        <w:ind w:left="3600" w:hanging="360"/>
-      </w:pPr>
-      <w:rPr/>
-    </w:lvl>
-  </w:abstractNum>
-  <w:abstractNum w:abstractNumId="19">
     <w:lvl w:ilvl="0">
       <w:start w:val="1"/>
       <w:numFmt w:val="none"/>
@@ -7051,9 +6813,6 @@
   </w:num>
   <w:num w:numId="18">
     <w:abstractNumId w:val="18"/>
-  </w:num>
-  <w:num w:numId="19">
-    <w:abstractNumId w:val="19"/>
   </w:num>
 </w:numbering>
 </file>
@@ -7476,7 +7235,7 @@
     </w:rPr>
   </w:style>
   <w:style w:type="paragraph" w:styleId="Heading1">
-    <w:name w:val="Heading 1"/>
+    <w:name w:val="heading 1"/>
     <w:basedOn w:val="Normal"/>
     <w:next w:val="Normal"/>
     <w:link w:val="Cmsor1Char"/>
@@ -7497,7 +7256,7 @@
     </w:rPr>
   </w:style>
   <w:style w:type="paragraph" w:styleId="Heading2">
-    <w:name w:val="Heading 2"/>
+    <w:name w:val="heading 2"/>
     <w:basedOn w:val="Normal"/>
     <w:next w:val="Normal"/>
     <w:link w:val="Cmsor2Char"/>
@@ -7520,7 +7279,7 @@
     </w:rPr>
   </w:style>
   <w:style w:type="paragraph" w:styleId="Heading3">
-    <w:name w:val="Heading 3"/>
+    <w:name w:val="heading 3"/>
     <w:basedOn w:val="Normal"/>
     <w:next w:val="Normal"/>
     <w:link w:val="Cmsor3Char"/>
@@ -7542,7 +7301,7 @@
     </w:rPr>
   </w:style>
   <w:style w:type="paragraph" w:styleId="Heading4">
-    <w:name w:val="Heading 4"/>
+    <w:name w:val="heading 4"/>
     <w:basedOn w:val="Normal"/>
     <w:next w:val="Normal"/>
     <w:link w:val="Cmsor4Char"/>
@@ -7565,7 +7324,7 @@
     </w:rPr>
   </w:style>
   <w:style w:type="paragraph" w:styleId="Heading5">
-    <w:name w:val="Heading 5"/>
+    <w:name w:val="heading 5"/>
     <w:basedOn w:val="Normal"/>
     <w:next w:val="Normal"/>
     <w:link w:val="Cmsor5Char"/>
@@ -7586,7 +7345,7 @@
     </w:rPr>
   </w:style>
   <w:style w:type="paragraph" w:styleId="Heading6">
-    <w:name w:val="Heading 6"/>
+    <w:name w:val="heading 6"/>
     <w:basedOn w:val="Normal"/>
     <w:next w:val="Normal"/>
     <w:link w:val="Cmsor6Char"/>
@@ -7609,7 +7368,7 @@
     </w:rPr>
   </w:style>
   <w:style w:type="paragraph" w:styleId="Heading7">
-    <w:name w:val="Heading 7"/>
+    <w:name w:val="heading 7"/>
     <w:basedOn w:val="Normal"/>
     <w:next w:val="Normal"/>
     <w:link w:val="Cmsor7Char"/>
@@ -7630,7 +7389,7 @@
     </w:rPr>
   </w:style>
   <w:style w:type="paragraph" w:styleId="Heading8">
-    <w:name w:val="Heading 8"/>
+    <w:name w:val="heading 8"/>
     <w:basedOn w:val="Normal"/>
     <w:next w:val="Normal"/>
     <w:link w:val="Cmsor8Char"/>
@@ -7653,7 +7412,7 @@
     </w:rPr>
   </w:style>
   <w:style w:type="paragraph" w:styleId="Heading9">
-    <w:name w:val="Heading 9"/>
+    <w:name w:val="heading 9"/>
     <w:basedOn w:val="Normal"/>
     <w:next w:val="Normal"/>
     <w:link w:val="Cmsor9Char"/>
@@ -7894,8 +7653,8 @@
     <w:qFormat/>
     <w:rPr/>
   </w:style>
-  <w:style w:type="character" w:styleId="Bullets">
-    <w:name w:val="Bullets"/>
+  <w:style w:type="character" w:styleId="Bulletsuser">
+    <w:name w:val="Bullets (user)"/>
     <w:qFormat/>
     <w:rPr>
       <w:rFonts w:ascii="OpenSymbol" w:hAnsi="OpenSymbol" w:eastAsia="OpenSymbol" w:cs="OpenSymbol"/>
@@ -7933,7 +7692,7 @@
     </w:rPr>
   </w:style>
   <w:style w:type="paragraph" w:styleId="Caption">
-    <w:name w:val="Caption"/>
+    <w:name w:val="caption"/>
     <w:basedOn w:val="Normal"/>
     <w:qFormat/>
     <w:pPr>
@@ -8105,37 +7864,37 @@
         <a:srgbClr val="000000"/>
       </a:dk1>
       <a:lt1>
-        <a:srgbClr val="ffffff"/>
+        <a:srgbClr val="FFFFFF"/>
       </a:lt1>
       <a:dk2>
-        <a:srgbClr val="0e2841"/>
+        <a:srgbClr val="0E2841"/>
       </a:dk2>
       <a:lt2>
-        <a:srgbClr val="e8e8e8"/>
+        <a:srgbClr val="E8E8E8"/>
       </a:lt2>
       <a:accent1>
         <a:srgbClr val="156082"/>
       </a:accent1>
       <a:accent2>
-        <a:srgbClr val="e97132"/>
+        <a:srgbClr val="E97132"/>
       </a:accent2>
       <a:accent3>
-        <a:srgbClr val="196b24"/>
+        <a:srgbClr val="196B24"/>
       </a:accent3>
       <a:accent4>
-        <a:srgbClr val="0f9ed5"/>
+        <a:srgbClr val="0F9ED5"/>
       </a:accent4>
       <a:accent5>
-        <a:srgbClr val="a02b93"/>
+        <a:srgbClr val="A02B93"/>
       </a:accent5>
       <a:accent6>
-        <a:srgbClr val="4ea72e"/>
+        <a:srgbClr val="4EA72E"/>
       </a:accent6>
       <a:hlink>
         <a:srgbClr val="467886"/>
       </a:hlink>
       <a:folHlink>
-        <a:srgbClr val="96607d"/>
+        <a:srgbClr val="96607D"/>
       </a:folHlink>
     </a:clrScheme>
     <a:fontScheme name="Office">

--- a/Documents/rendszerterv.docx
+++ b/Documents/rendszerterv.docx
@@ -29,15 +29,7 @@
       </w:pPr>
       <w:r>
         <w:rPr/>
-        <w:t>1</w:t>
-      </w:r>
-      <w:r>
-        <w:rPr/>
-        <w:t>0</w:t>
-      </w:r>
-      <w:r>
-        <w:rPr/>
-        <w:t xml:space="preserve"> oldalas műszaki terv a </w:t>
+        <w:t xml:space="preserve">10 oldalas műszaki terv a </w:t>
       </w:r>
       <w:r>
         <w:rPr>
@@ -162,7 +154,7 @@
             </w:r>
             <w:r>
               <w:rPr/>
-              <w:t>5</w:t>
+              <w:t>6</w:t>
             </w:r>
           </w:p>
         </w:tc>
@@ -208,11 +200,11 @@
             </w:pPr>
             <w:r>
               <w:rPr/>
-              <w:t>2026. október 0</w:t>
-            </w:r>
-            <w:r>
-              <w:rPr/>
-              <w:t>6</w:t>
+              <w:t xml:space="preserve">2026. október </w:t>
+            </w:r>
+            <w:r>
+              <w:rPr/>
+              <w:t>13.</w:t>
             </w:r>
           </w:p>
         </w:tc>
@@ -539,7 +531,7 @@
             </w:pPr>
             <w:r>
               <w:rPr/>
-              <w:t>-</w:t>
+              <w:t>Drag and Drop</w:t>
             </w:r>
           </w:p>
         </w:tc>
@@ -585,53 +577,7 @@
             </w:pPr>
             <w:r>
               <w:rPr/>
-              <w:t>-</w:t>
-            </w:r>
-          </w:p>
-        </w:tc>
-      </w:tr>
-      <w:tr>
-        <w:trPr/>
-        <w:tc>
-          <w:tcPr>
-            <w:tcW w:w="4535" w:type="dxa"/>
-            <w:tcBorders>
-              <w:left w:val="single" w:sz="4" w:space="0" w:color="000000"/>
-              <w:bottom w:val="single" w:sz="4" w:space="0" w:color="000000"/>
-            </w:tcBorders>
-          </w:tcPr>
-          <w:p>
-            <w:pPr>
-              <w:pStyle w:val="TableContents"/>
-              <w:spacing w:before="0" w:after="160"/>
-              <w:jc w:val="left"/>
-              <w:rPr/>
-            </w:pPr>
-            <w:r>
-              <w:rPr/>
-              <w:t>Drag and drop átrendezés</w:t>
-            </w:r>
-          </w:p>
-        </w:tc>
-        <w:tc>
-          <w:tcPr>
-            <w:tcW w:w="4537" w:type="dxa"/>
-            <w:tcBorders>
-              <w:left w:val="single" w:sz="4" w:space="0" w:color="000000"/>
-              <w:bottom w:val="single" w:sz="4" w:space="0" w:color="000000"/>
-              <w:right w:val="single" w:sz="4" w:space="0" w:color="000000"/>
-            </w:tcBorders>
-          </w:tcPr>
-          <w:p>
-            <w:pPr>
-              <w:pStyle w:val="TableContents"/>
-              <w:spacing w:before="0" w:after="160"/>
-              <w:jc w:val="left"/>
-              <w:rPr/>
-            </w:pPr>
-            <w:r>
-              <w:rPr/>
-              <w:t>-</w:t>
+              <w:t>Admin felület</w:t>
             </w:r>
           </w:p>
         </w:tc>
@@ -2316,7 +2262,7 @@
             <wp:positionV relativeFrom="paragraph">
               <wp:posOffset>635</wp:posOffset>
             </wp:positionV>
-            <wp:extent cx="5760720" cy="3946525"/>
+            <wp:extent cx="5760720" cy="2788920"/>
             <wp:effectExtent l="0" t="0" r="0" b="0"/>
             <wp:wrapSquare wrapText="largest"/>
             <wp:docPr id="1" name="Image1"/>
@@ -2341,7 +2287,7 @@
                   <pic:spPr bwMode="auto">
                     <a:xfrm>
                       <a:off x="0" y="0"/>
-                      <a:ext cx="5760720" cy="3946525"/>
+                      <a:ext cx="5760720" cy="2788920"/>
                     </a:xfrm>
                     <a:prstGeom prst="rect">
                       <a:avLst/>
@@ -2684,6 +2630,85 @@
               <w:rPr>
                 <w:color w:val="000000"/>
               </w:rPr>
+              <w:t>ChangePassword.php</w:t>
+            </w:r>
+          </w:p>
+        </w:tc>
+        <w:tc>
+          <w:tcPr>
+            <w:tcW w:w="3024" w:type="dxa"/>
+            <w:tcBorders>
+              <w:left w:val="single" w:sz="4" w:space="0" w:color="000000"/>
+              <w:bottom w:val="single" w:sz="4" w:space="0" w:color="000000"/>
+            </w:tcBorders>
+          </w:tcPr>
+          <w:p>
+            <w:pPr>
+              <w:pStyle w:val="TableContents"/>
+              <w:spacing w:before="0" w:after="160"/>
+              <w:jc w:val="left"/>
+              <w:rPr>
+                <w:color w:val="000000"/>
+              </w:rPr>
+            </w:pPr>
+            <w:r>
+              <w:rPr>
+                <w:color w:val="000000"/>
+              </w:rPr>
+              <w:t>Jelszó cserélése</w:t>
+            </w:r>
+          </w:p>
+        </w:tc>
+        <w:tc>
+          <w:tcPr>
+            <w:tcW w:w="3024" w:type="dxa"/>
+            <w:tcBorders>
+              <w:left w:val="single" w:sz="4" w:space="0" w:color="000000"/>
+              <w:bottom w:val="single" w:sz="4" w:space="0" w:color="000000"/>
+              <w:right w:val="single" w:sz="4" w:space="0" w:color="000000"/>
+            </w:tcBorders>
+          </w:tcPr>
+          <w:p>
+            <w:pPr>
+              <w:pStyle w:val="TableContents"/>
+              <w:spacing w:before="0" w:after="160"/>
+              <w:jc w:val="left"/>
+              <w:rPr>
+                <w:color w:val="000000"/>
+              </w:rPr>
+            </w:pPr>
+            <w:r>
+              <w:rPr>
+                <w:color w:val="000000"/>
+              </w:rPr>
+              <w:t>Űrlap, jelszó ellenörző szövegdobozok.</w:t>
+            </w:r>
+          </w:p>
+        </w:tc>
+      </w:tr>
+      <w:tr>
+        <w:trPr/>
+        <w:tc>
+          <w:tcPr>
+            <w:tcW w:w="3024" w:type="dxa"/>
+            <w:tcBorders>
+              <w:left w:val="single" w:sz="4" w:space="0" w:color="000000"/>
+              <w:bottom w:val="single" w:sz="4" w:space="0" w:color="000000"/>
+            </w:tcBorders>
+          </w:tcPr>
+          <w:p>
+            <w:pPr>
+              <w:pStyle w:val="TableContents"/>
+              <w:spacing w:before="0" w:after="160"/>
+              <w:jc w:val="left"/>
+              <w:rPr>
+                <w:color w:val="000000"/>
+              </w:rPr>
+            </w:pPr>
+            <w:r>
+              <w:rPr>
+                <w:color w:val="000000"/>
+              </w:rPr>
               <w:t>index.php (főoldal)</w:t>
             </w:r>
           </w:p>
@@ -4352,11 +4377,7 @@
             </w:pPr>
             <w:r>
               <w:rPr/>
-              <w:t>frontend</w:t>
-            </w:r>
-            <w:r>
-              <w:rPr/>
-              <w:t xml:space="preserve"> hibák</w:t>
+              <w:t>frontend hibák</w:t>
             </w:r>
           </w:p>
         </w:tc>
@@ -4492,7 +4513,7 @@
       </w:pPr>
       <w:r>
         <w:rPr/>
-        <w:t>Admin szerepkör és felhasználókezelés</w:t>
+        <w:t>Deadline</w:t>
       </w:r>
     </w:p>
     <w:sectPr>
@@ -7653,8 +7674,8 @@
     <w:qFormat/>
     <w:rPr/>
   </w:style>
-  <w:style w:type="character" w:styleId="Bulletsuser">
-    <w:name w:val="Bullets (user)"/>
+  <w:style w:type="character" w:styleId="Bullets">
+    <w:name w:val="Bullets"/>
     <w:qFormat/>
     <w:rPr>
       <w:rFonts w:ascii="OpenSymbol" w:hAnsi="OpenSymbol" w:eastAsia="OpenSymbol" w:cs="OpenSymbol"/>

--- a/Documents/rendszerterv.docx
+++ b/Documents/rendszerterv.docx
@@ -154,7 +154,7 @@
             </w:r>
             <w:r>
               <w:rPr/>
-              <w:t>6</w:t>
+              <w:t>7</w:t>
             </w:r>
           </w:p>
         </w:tc>
@@ -204,7 +204,11 @@
             </w:r>
             <w:r>
               <w:rPr/>
-              <w:t>13.</w:t>
+              <w:t>25</w:t>
+            </w:r>
+            <w:r>
+              <w:rPr/>
+              <w:t>.</w:t>
             </w:r>
           </w:p>
         </w:tc>
@@ -531,7 +535,7 @@
             </w:pPr>
             <w:r>
               <w:rPr/>
-              <w:t>Drag and Drop</w:t>
+              <w:t>-</w:t>
             </w:r>
           </w:p>
         </w:tc>
@@ -577,7 +581,7 @@
             </w:pPr>
             <w:r>
               <w:rPr/>
-              <w:t>Admin felület</w:t>
+              <w:t>-</w:t>
             </w:r>
           </w:p>
         </w:tc>
@@ -4513,7 +4517,40 @@
       </w:pPr>
       <w:r>
         <w:rPr/>
-        <w:t>Deadline</w:t>
+        <w:t>drag and drop.</w:t>
+      </w:r>
+    </w:p>
+    <w:p>
+      <w:pPr>
+        <w:pStyle w:val="Normal"/>
+        <w:spacing w:before="0" w:after="160"/>
+        <w:rPr/>
+      </w:pPr>
+      <w:r>
+        <w:rPr/>
+        <w:t>Frontend átdolgozás</w:t>
+      </w:r>
+    </w:p>
+    <w:p>
+      <w:pPr>
+        <w:pStyle w:val="Normal"/>
+        <w:spacing w:before="0" w:after="160"/>
+        <w:rPr/>
+      </w:pPr>
+      <w:r>
+        <w:rPr/>
+        <w:t>új aloldalak</w:t>
+      </w:r>
+    </w:p>
+    <w:p>
+      <w:pPr>
+        <w:pStyle w:val="Normal"/>
+        <w:spacing w:before="0" w:after="160"/>
+        <w:rPr/>
+      </w:pPr>
+      <w:r>
+        <w:rPr/>
+        <w:t>adminfelület</w:t>
       </w:r>
     </w:p>
     <w:sectPr>
@@ -7674,8 +7711,8 @@
     <w:qFormat/>
     <w:rPr/>
   </w:style>
-  <w:style w:type="character" w:styleId="Bullets">
-    <w:name w:val="Bullets"/>
+  <w:style w:type="character" w:styleId="Bulletsuser">
+    <w:name w:val="Bullets (user)"/>
     <w:qFormat/>
     <w:rPr>
       <w:rFonts w:ascii="OpenSymbol" w:hAnsi="OpenSymbol" w:eastAsia="OpenSymbol" w:cs="OpenSymbol"/>
